--- a/沈强_CV2025.3.docx
+++ b/沈强_CV2025.3.docx
@@ -25,8 +25,8 @@
           <w:rFonts w:eastAsia="SimSun"/>
           <w:b/>
           <w:color w:val="333333"/>
-          <w:sz w:val="36"/>
-          <w:szCs w:val="36"/>
+          <w:sz w:val="28"/>
+          <w:szCs w:val="28"/>
         </w:rPr>
       </w:pPr>
       <w:r>
@@ -34,8 +34,8 @@
           <w:rFonts w:eastAsia="SimSun"/>
           <w:b/>
           <w:color w:val="333333"/>
-          <w:sz w:val="36"/>
-          <w:szCs w:val="36"/>
+          <w:sz w:val="28"/>
+          <w:szCs w:val="28"/>
         </w:rPr>
         <w:t>沈强</w:t>
       </w:r>
@@ -44,8 +44,8 @@
           <w:rFonts w:eastAsia="SimSun"/>
           <w:b/>
           <w:color w:val="333333"/>
-          <w:sz w:val="36"/>
-          <w:szCs w:val="36"/>
+          <w:sz w:val="28"/>
+          <w:szCs w:val="28"/>
         </w:rPr>
         <w:t xml:space="preserve"> </w:t>
       </w:r>
@@ -426,68 +426,28 @@
           <w:sz w:val="28"/>
           <w:szCs w:val="28"/>
         </w:rPr>
-        <w:t xml:space="preserve"> Researcher ID</w:t>
-      </w:r>
-      <w:r>
-        <w:rPr>
-          <w:rFonts w:eastAsia="SimSun"/>
-          <w:bCs/>
-          <w:color w:val="000000" w:themeColor="text1"/>
-          <w:sz w:val="28"/>
-          <w:szCs w:val="28"/>
-        </w:rPr>
-        <w:t xml:space="preserve">: </w:t>
-      </w:r>
-      <w:r>
-        <w:rPr>
-          <w:rFonts w:eastAsia="SimSun"/>
-          <w:bCs/>
-          <w:color w:val="000000" w:themeColor="text1"/>
-          <w:sz w:val="28"/>
-          <w:szCs w:val="28"/>
-        </w:rPr>
-        <w:t>ABZ-1095-2022</w:t>
-      </w:r>
-    </w:p>
-    <w:p>
-      <w:pPr>
-        <w:rPr>
-          <w:rFonts w:eastAsia="SimSun"/>
-          <w:bCs/>
-          <w:color w:val="000000" w:themeColor="text1"/>
-          <w:sz w:val="28"/>
-          <w:szCs w:val="28"/>
-        </w:rPr>
-      </w:pPr>
-      <w:r>
-        <w:rPr>
-          <w:rFonts w:eastAsia="SimSun"/>
-          <w:bCs/>
-          <w:color w:val="000000" w:themeColor="text1"/>
-          <w:sz w:val="28"/>
-          <w:szCs w:val="28"/>
-        </w:rPr>
-        <w:t>Scopus ID</w:t>
-      </w:r>
-      <w:r>
-        <w:rPr>
-          <w:rFonts w:eastAsia="SimSun"/>
-          <w:bCs/>
-          <w:color w:val="000000" w:themeColor="text1"/>
-          <w:sz w:val="28"/>
-          <w:szCs w:val="28"/>
-        </w:rPr>
-        <w:t>:</w:t>
-      </w:r>
-      <w:r>
-        <w:rPr>
-          <w:rFonts w:eastAsia="SimSun"/>
-          <w:bCs/>
-          <w:color w:val="000000" w:themeColor="text1"/>
-          <w:sz w:val="28"/>
-          <w:szCs w:val="28"/>
-        </w:rPr>
-        <w:t xml:space="preserve"> 36618259000.</w:t>
+        <w:t xml:space="preserve"> Researcher ID: ABZ-1095-2022</w:t>
+      </w:r>
+    </w:p>
+    <w:p>
+      <w:pPr>
+        <w:rPr>
+          <w:rFonts w:eastAsia="SimSun"/>
+          <w:bCs/>
+          <w:color w:val="000000" w:themeColor="text1"/>
+          <w:sz w:val="28"/>
+          <w:szCs w:val="28"/>
+        </w:rPr>
+      </w:pPr>
+      <w:r>
+        <w:rPr>
+          <w:rFonts w:eastAsia="SimSun"/>
+          <w:bCs/>
+          <w:color w:val="000000" w:themeColor="text1"/>
+          <w:sz w:val="28"/>
+          <w:szCs w:val="28"/>
+        </w:rPr>
+        <w:t>Scopus ID: 36618259000.</w:t>
       </w:r>
     </w:p>
     <w:p>
@@ -2052,7 +2012,7 @@
           <w:szCs w:val="28"/>
           <w:lang w:val="en-CN"/>
         </w:rPr>
-        <w:t>上海市第十七届哲学社会科学优秀成果</w:t>
+        <w:t>上海市第十七届哲学社会科学优秀成果奖</w:t>
       </w:r>
       <w:r>
         <w:rPr>
@@ -2062,7 +2022,7 @@
           <w:szCs w:val="28"/>
           <w:lang w:val="en-CN"/>
         </w:rPr>
-        <w:t>奖</w:t>
+        <w:t>一等奖</w:t>
       </w:r>
       <w:r>
         <w:rPr>
@@ -2072,7 +2032,588 @@
           <w:szCs w:val="28"/>
           <w:lang w:val="en-CN"/>
         </w:rPr>
-        <w:t>一等奖</w:t>
+        <w:t>、</w:t>
+      </w:r>
+      <w:r>
+        <w:rPr>
+          <w:rFonts w:eastAsia="SimSun"/>
+          <w:bCs/>
+          <w:color w:val="000000" w:themeColor="text1"/>
+          <w:sz w:val="28"/>
+          <w:szCs w:val="28"/>
+        </w:rPr>
+        <w:t>全国博弈论与实验经济学研究会学术年会优秀论文奖</w:t>
+      </w:r>
+      <w:r>
+        <w:rPr>
+          <w:rFonts w:eastAsia="SimSun"/>
+          <w:bCs/>
+          <w:color w:val="000000" w:themeColor="text1"/>
+          <w:sz w:val="28"/>
+          <w:szCs w:val="28"/>
+        </w:rPr>
+        <w:t>、中国行为与实验经济学论坛优秀论文奖</w:t>
+      </w:r>
+      <w:r>
+        <w:rPr>
+          <w:rFonts w:eastAsia="SimSun"/>
+          <w:bCs/>
+          <w:color w:val="000000" w:themeColor="text1"/>
+          <w:sz w:val="28"/>
+          <w:szCs w:val="28"/>
+        </w:rPr>
+        <w:t>、</w:t>
+      </w:r>
+      <w:bookmarkStart w:id="2" w:name="OLE_LINK16"/>
+      <w:r>
+        <w:rPr>
+          <w:rFonts w:eastAsia="SimSun"/>
+          <w:bCs/>
+          <w:color w:val="000000" w:themeColor="text1"/>
+          <w:sz w:val="28"/>
+          <w:szCs w:val="28"/>
+        </w:rPr>
+        <w:t>中国信息经济学会创新成果</w:t>
+      </w:r>
+      <w:bookmarkEnd w:id="2"/>
+      <w:r>
+        <w:rPr>
+          <w:rFonts w:eastAsia="SimSun"/>
+          <w:bCs/>
+          <w:color w:val="000000" w:themeColor="text1"/>
+          <w:sz w:val="28"/>
+          <w:szCs w:val="28"/>
+        </w:rPr>
+        <w:t>等荣誉。</w:t>
+      </w:r>
+      <w:bookmarkEnd w:id="1"/>
+      <w:r>
+        <w:rPr>
+          <w:rFonts w:eastAsia="SimSun"/>
+          <w:bCs/>
+          <w:color w:val="000000" w:themeColor="text1"/>
+          <w:sz w:val="28"/>
+          <w:szCs w:val="28"/>
+        </w:rPr>
+        <w:t>国家自然科学基金委</w:t>
+      </w:r>
+      <w:r>
+        <w:rPr>
+          <w:rFonts w:eastAsia="SimSun"/>
+          <w:bCs/>
+          <w:color w:val="000000" w:themeColor="text1"/>
+          <w:sz w:val="28"/>
+          <w:szCs w:val="28"/>
+        </w:rPr>
+        <w:t>、</w:t>
+      </w:r>
+      <w:r>
+        <w:rPr>
+          <w:rFonts w:eastAsia="SimSun" w:hint="eastAsia"/>
+          <w:bCs/>
+          <w:color w:val="000000" w:themeColor="text1"/>
+          <w:sz w:val="28"/>
+          <w:szCs w:val="28"/>
+        </w:rPr>
+        <w:t>国家科技项目评审专家，</w:t>
+      </w:r>
+      <w:r>
+        <w:rPr>
+          <w:rFonts w:eastAsia="SimSun"/>
+          <w:bCs/>
+          <w:color w:val="000000" w:themeColor="text1"/>
+          <w:sz w:val="28"/>
+          <w:szCs w:val="28"/>
+        </w:rPr>
+        <w:t>广东省自然科学基金</w:t>
+      </w:r>
+      <w:r>
+        <w:rPr>
+          <w:rFonts w:eastAsia="SimSun"/>
+          <w:bCs/>
+          <w:color w:val="000000" w:themeColor="text1"/>
+          <w:sz w:val="28"/>
+          <w:szCs w:val="28"/>
+        </w:rPr>
+        <w:t>评审专家</w:t>
+      </w:r>
+      <w:r>
+        <w:rPr>
+          <w:rFonts w:eastAsia="SimSun" w:hint="eastAsia"/>
+          <w:bCs/>
+          <w:color w:val="000000" w:themeColor="text1"/>
+          <w:sz w:val="28"/>
+          <w:szCs w:val="28"/>
+        </w:rPr>
+        <w:t>、香港岭南大学商学院外审专家，</w:t>
+      </w:r>
+      <w:r>
+        <w:rPr>
+          <w:rFonts w:eastAsia="SimSun" w:hint="eastAsia"/>
+          <w:bCs/>
+          <w:color w:val="000000" w:themeColor="text1"/>
+          <w:sz w:val="28"/>
+          <w:szCs w:val="28"/>
+        </w:rPr>
+        <w:t>国际工商管理学院学术委员会委员，</w:t>
+      </w:r>
+      <w:r>
+        <w:rPr>
+          <w:rFonts w:eastAsia="SimSun"/>
+          <w:bCs/>
+          <w:color w:val="000000" w:themeColor="text1"/>
+          <w:sz w:val="28"/>
+          <w:szCs w:val="28"/>
+        </w:rPr>
+        <w:t>CMAU</w:t>
+      </w:r>
+      <w:r>
+        <w:rPr>
+          <w:rFonts w:eastAsia="SimSun" w:hint="eastAsia"/>
+          <w:bCs/>
+          <w:color w:val="000000" w:themeColor="text1"/>
+          <w:sz w:val="28"/>
+          <w:szCs w:val="28"/>
+        </w:rPr>
+        <w:t>市场营销策划大赛东部赛区组委会委员、</w:t>
+      </w:r>
+      <w:r>
+        <w:rPr>
+          <w:rFonts w:eastAsia="SimSun" w:hint="eastAsia"/>
+          <w:bCs/>
+          <w:color w:val="000000" w:themeColor="text1"/>
+          <w:sz w:val="28"/>
+          <w:szCs w:val="28"/>
+        </w:rPr>
+        <w:t>杭州市临安区第五人民医院兼职教授</w:t>
+      </w:r>
+      <w:r>
+        <w:rPr>
+          <w:rFonts w:eastAsia="SimSun" w:hint="eastAsia"/>
+          <w:bCs/>
+          <w:color w:val="000000" w:themeColor="text1"/>
+          <w:sz w:val="28"/>
+          <w:szCs w:val="28"/>
+        </w:rPr>
+        <w:t>、</w:t>
+      </w:r>
+      <w:r>
+        <w:rPr>
+          <w:rFonts w:eastAsia="SimSun" w:hint="eastAsia"/>
+          <w:bCs/>
+          <w:color w:val="000000" w:themeColor="text1"/>
+          <w:sz w:val="28"/>
+          <w:szCs w:val="28"/>
+        </w:rPr>
+        <w:t>神</w:t>
+      </w:r>
+      <w:r>
+        <w:rPr>
+          <w:rFonts w:eastAsia="SimSun"/>
+          <w:bCs/>
+          <w:color w:val="000000" w:themeColor="text1"/>
+          <w:sz w:val="28"/>
+          <w:szCs w:val="28"/>
+        </w:rPr>
+        <w:t>经经济管理研究系列丛书编委、</w:t>
+      </w:r>
+      <w:r>
+        <w:rPr>
+          <w:rFonts w:eastAsia="SimSun"/>
+          <w:bCs/>
+          <w:color w:val="000000" w:themeColor="text1"/>
+          <w:sz w:val="28"/>
+          <w:szCs w:val="28"/>
+        </w:rPr>
+        <w:t>教育部学位中心学位论文质量监测服务平台</w:t>
+      </w:r>
+      <w:r>
+        <w:rPr>
+          <w:rFonts w:eastAsia="SimSun"/>
+          <w:bCs/>
+          <w:color w:val="000000" w:themeColor="text1"/>
+          <w:sz w:val="28"/>
+          <w:szCs w:val="28"/>
+        </w:rPr>
+        <w:t>、上海市教育委员会</w:t>
+      </w:r>
+      <w:r>
+        <w:rPr>
+          <w:rFonts w:eastAsia="SimSun"/>
+          <w:bCs/>
+          <w:color w:val="000000" w:themeColor="text1"/>
+          <w:sz w:val="28"/>
+          <w:szCs w:val="28"/>
+        </w:rPr>
+        <w:t>评审专家。</w:t>
+      </w:r>
+      <w:r>
+        <w:rPr>
+          <w:rFonts w:eastAsia="SimSun"/>
+          <w:bCs/>
+          <w:color w:val="000000" w:themeColor="text1"/>
+          <w:sz w:val="28"/>
+          <w:szCs w:val="28"/>
+        </w:rPr>
+        <w:t>管理科学与工程学会神经管理与神经工程</w:t>
+      </w:r>
+      <w:r>
+        <w:rPr>
+          <w:rFonts w:eastAsia="SimSun"/>
+          <w:bCs/>
+          <w:color w:val="000000" w:themeColor="text1"/>
+          <w:sz w:val="28"/>
+          <w:szCs w:val="28"/>
+        </w:rPr>
+        <w:t>分</w:t>
+      </w:r>
+      <w:r>
+        <w:rPr>
+          <w:rFonts w:eastAsia="SimSun"/>
+          <w:bCs/>
+          <w:color w:val="000000" w:themeColor="text1"/>
+          <w:sz w:val="28"/>
+          <w:szCs w:val="28"/>
+        </w:rPr>
+        <w:t>会委员、中国技术经济学会神经管理与经济专业委员会副秘书长</w:t>
+      </w:r>
+      <w:r>
+        <w:rPr>
+          <w:rFonts w:eastAsia="SimSun"/>
+          <w:bCs/>
+          <w:color w:val="000000" w:themeColor="text1"/>
+          <w:sz w:val="28"/>
+          <w:szCs w:val="28"/>
+        </w:rPr>
+        <w:t>，</w:t>
+      </w:r>
+      <w:r>
+        <w:rPr>
+          <w:rFonts w:eastAsia="SimSun"/>
+          <w:bCs/>
+          <w:color w:val="000000" w:themeColor="text1"/>
+          <w:sz w:val="28"/>
+          <w:szCs w:val="28"/>
+        </w:rPr>
+        <w:t>计算决策神经科学</w:t>
+      </w:r>
+      <w:r>
+        <w:rPr>
+          <w:rFonts w:eastAsia="SimSun"/>
+          <w:bCs/>
+          <w:color w:val="000000" w:themeColor="text1"/>
+          <w:sz w:val="28"/>
+          <w:szCs w:val="28"/>
+        </w:rPr>
+        <w:t>（</w:t>
+      </w:r>
+      <w:r>
+        <w:rPr>
+          <w:rFonts w:eastAsia="SimSun"/>
+          <w:bCs/>
+          <w:color w:val="000000" w:themeColor="text1"/>
+          <w:sz w:val="28"/>
+          <w:szCs w:val="28"/>
+        </w:rPr>
+        <w:t>CDN</w:t>
+      </w:r>
+      <w:r>
+        <w:rPr>
+          <w:rFonts w:eastAsia="SimSun"/>
+          <w:bCs/>
+          <w:color w:val="000000" w:themeColor="text1"/>
+          <w:sz w:val="28"/>
+          <w:szCs w:val="28"/>
+        </w:rPr>
+        <w:t>）</w:t>
+      </w:r>
+      <w:r>
+        <w:rPr>
+          <w:rFonts w:eastAsia="SimSun"/>
+          <w:bCs/>
+          <w:color w:val="000000" w:themeColor="text1"/>
+          <w:sz w:val="28"/>
+          <w:szCs w:val="28"/>
+        </w:rPr>
+        <w:t>暑期学校暨决策神经科学研讨会发起人。</w:t>
+      </w:r>
+    </w:p>
+    <w:p>
+      <w:pPr>
+        <w:jc w:val="both"/>
+        <w:rPr>
+          <w:rFonts w:eastAsia="SimSun"/>
+          <w:bCs/>
+          <w:color w:val="000000" w:themeColor="text1"/>
+          <w:sz w:val="28"/>
+          <w:szCs w:val="28"/>
+        </w:rPr>
+      </w:pPr>
+    </w:p>
+    <w:p>
+      <w:pPr>
+        <w:jc w:val="both"/>
+        <w:rPr>
+          <w:rFonts w:eastAsia="SimSun"/>
+          <w:bCs/>
+          <w:color w:val="000000" w:themeColor="text1"/>
+          <w:sz w:val="28"/>
+          <w:szCs w:val="28"/>
+        </w:rPr>
+      </w:pPr>
+    </w:p>
+    <w:p>
+      <w:pPr>
+        <w:jc w:val="both"/>
+        <w:rPr>
+          <w:rFonts w:eastAsia="SimSun"/>
+          <w:bCs/>
+          <w:color w:val="000000" w:themeColor="text1"/>
+          <w:sz w:val="28"/>
+          <w:szCs w:val="28"/>
+        </w:rPr>
+      </w:pPr>
+      <w:r>
+        <w:rPr>
+          <w:rFonts w:eastAsia="SimSun" w:hint="eastAsia"/>
+          <w:bCs/>
+          <w:color w:val="000000" w:themeColor="text1"/>
+          <w:sz w:val="28"/>
+          <w:szCs w:val="28"/>
+        </w:rPr>
+        <w:t xml:space="preserve">       </w:t>
+      </w:r>
+      <w:r>
+        <w:rPr>
+          <w:rFonts w:eastAsia="SimSun" w:hint="eastAsia"/>
+          <w:bCs/>
+          <w:color w:val="000000" w:themeColor="text1"/>
+          <w:sz w:val="28"/>
+          <w:szCs w:val="28"/>
+        </w:rPr>
+        <w:t>主要研究行为决策、决策神经科学与消费者神经科学，及其在数字化商业与公共健康领域的跨学科应用。研究聚焦于将人工智能（深度学习、大语言模型）与认知神经科学工具深度融合，利用行为实验与计算建模手段，探讨消费与医疗等现实场景中个体的风险偏好、时间折现及亲社会行为背后的神经计算机制。研究特色为突破传统单一的行为学范式，采用“行为</w:t>
+      </w:r>
+      <w:r>
+        <w:rPr>
+          <w:rFonts w:eastAsia="SimSun"/>
+          <w:bCs/>
+          <w:color w:val="000000" w:themeColor="text1"/>
+          <w:sz w:val="28"/>
+          <w:szCs w:val="28"/>
+        </w:rPr>
+        <w:t>-</w:t>
+      </w:r>
+      <w:r>
+        <w:rPr>
+          <w:rFonts w:eastAsia="SimSun" w:hint="eastAsia"/>
+          <w:bCs/>
+          <w:color w:val="000000" w:themeColor="text1"/>
+          <w:sz w:val="28"/>
+          <w:szCs w:val="28"/>
+        </w:rPr>
+        <w:t>计算</w:t>
+      </w:r>
+      <w:r>
+        <w:rPr>
+          <w:rFonts w:eastAsia="SimSun"/>
+          <w:bCs/>
+          <w:color w:val="000000" w:themeColor="text1"/>
+          <w:sz w:val="28"/>
+          <w:szCs w:val="28"/>
+        </w:rPr>
+        <w:t>-</w:t>
+      </w:r>
+      <w:r>
+        <w:rPr>
+          <w:rFonts w:eastAsia="SimSun" w:hint="eastAsia"/>
+          <w:bCs/>
+          <w:color w:val="000000" w:themeColor="text1"/>
+          <w:sz w:val="28"/>
+          <w:szCs w:val="28"/>
+        </w:rPr>
+        <w:t>脑”的多模态视角，致力于构建可解释的决策模型，以探索认知神经科学在前沿社会科学问题中的应用价值。</w:t>
+      </w:r>
+    </w:p>
+    <w:p>
+      <w:pPr>
+        <w:jc w:val="both"/>
+        <w:rPr>
+          <w:rFonts w:eastAsia="SimSun"/>
+          <w:bCs/>
+          <w:color w:val="000000" w:themeColor="text1"/>
+          <w:sz w:val="28"/>
+          <w:szCs w:val="28"/>
+        </w:rPr>
+      </w:pPr>
+    </w:p>
+    <w:p>
+      <w:pPr>
+        <w:jc w:val="both"/>
+        <w:rPr>
+          <w:rFonts w:eastAsia="SimSun"/>
+          <w:bCs/>
+          <w:color w:val="000000" w:themeColor="text1"/>
+          <w:sz w:val="28"/>
+          <w:szCs w:val="28"/>
+        </w:rPr>
+      </w:pPr>
+      <w:r>
+        <w:rPr>
+          <w:sz w:val="28"/>
+          <w:szCs w:val="28"/>
+        </w:rPr>
+        <w:t xml:space="preserve">Professor Qiang Shen is currently </w:t>
+      </w:r>
+      <w:r>
+        <w:rPr>
+          <w:sz w:val="28"/>
+          <w:szCs w:val="28"/>
+        </w:rPr>
+        <w:t xml:space="preserve">affiliated to </w:t>
+      </w:r>
+      <w:r>
+        <w:rPr>
+          <w:sz w:val="28"/>
+          <w:szCs w:val="28"/>
+        </w:rPr>
+        <w:t>School of Business and Management, Shanghai International Studies University (SISU). He obtained his PhD degree of Management from Zhejiang University and worked as a Research Fellow in the Department of Economics, National University of Singapore before moving back to mainland China in 2014. He is currently also affiliated with the Key Laboratory of Brain-Machine Intelligence for Information Behavior (Ministry of Education and Shanghai) at SISU, which is equipped with state-of-the-art facilities including a research-dedicated 3T Siemens MRI scanner. Auxiliary equipment includes EEG, TMS/</w:t>
+      </w:r>
+      <w:proofErr w:type="spellStart"/>
+      <w:r>
+        <w:rPr>
+          <w:sz w:val="28"/>
+          <w:szCs w:val="28"/>
+        </w:rPr>
+        <w:t>tDCS</w:t>
+      </w:r>
+      <w:proofErr w:type="spellEnd"/>
+      <w:r>
+        <w:rPr>
+          <w:sz w:val="28"/>
+          <w:szCs w:val="28"/>
+        </w:rPr>
+        <w:t>, eye tracking, inter alia. His current empirical research interests are focused on behavioral science (with a strong focus on marketing e.g. consumer behavior) through the lens of artificial intelligence (machine learning), computational modeling and the neuroscience toolkit.</w:t>
+      </w:r>
+    </w:p>
+    <w:p>
+      <w:pPr>
+        <w:jc w:val="both"/>
+        <w:rPr>
+          <w:rFonts w:eastAsia="SimSun"/>
+          <w:bCs/>
+          <w:color w:val="000000" w:themeColor="text1"/>
+          <w:sz w:val="28"/>
+          <w:szCs w:val="28"/>
+        </w:rPr>
+      </w:pPr>
+    </w:p>
+    <w:p>
+      <w:pPr>
+        <w:rPr>
+          <w:rFonts w:eastAsia="SimSun"/>
+          <w:b/>
+          <w:sz w:val="28"/>
+          <w:szCs w:val="28"/>
+        </w:rPr>
+      </w:pPr>
+      <w:r>
+        <w:rPr>
+          <w:rFonts w:eastAsia="SimSun"/>
+          <w:b/>
+          <w:sz w:val="28"/>
+          <w:szCs w:val="28"/>
+        </w:rPr>
+        <w:t>工作</w:t>
+      </w:r>
+      <w:r>
+        <w:rPr>
+          <w:rFonts w:eastAsia="SimSun"/>
+          <w:b/>
+          <w:sz w:val="28"/>
+          <w:szCs w:val="28"/>
+        </w:rPr>
+        <w:t>经历</w:t>
+      </w:r>
+      <w:r>
+        <w:rPr>
+          <w:rFonts w:eastAsia="SimSun"/>
+          <w:b/>
+          <w:sz w:val="28"/>
+          <w:szCs w:val="28"/>
+        </w:rPr>
+        <w:t>：</w:t>
+      </w:r>
+    </w:p>
+    <w:p>
+      <w:pPr>
+        <w:rPr>
+          <w:rFonts w:eastAsia="SimSun"/>
+          <w:color w:val="333333"/>
+          <w:sz w:val="28"/>
+          <w:szCs w:val="28"/>
+        </w:rPr>
+      </w:pPr>
+      <w:r>
+        <w:rPr>
+          <w:rFonts w:eastAsia="SimSun"/>
+          <w:bCs/>
+          <w:smallCaps/>
+          <w:color w:val="333333"/>
+          <w:sz w:val="28"/>
+          <w:szCs w:val="28"/>
+        </w:rPr>
+        <w:t>2022</w:t>
+      </w:r>
+      <w:r>
+        <w:rPr>
+          <w:rFonts w:eastAsia="SimSun"/>
+          <w:bCs/>
+          <w:smallCaps/>
+          <w:color w:val="333333"/>
+          <w:sz w:val="28"/>
+          <w:szCs w:val="28"/>
+        </w:rPr>
+        <w:t>年</w:t>
+      </w:r>
+      <w:r>
+        <w:rPr>
+          <w:rFonts w:eastAsia="SimSun"/>
+          <w:bCs/>
+          <w:smallCaps/>
+          <w:color w:val="333333"/>
+          <w:sz w:val="28"/>
+          <w:szCs w:val="28"/>
+        </w:rPr>
+        <w:t>10</w:t>
+      </w:r>
+      <w:r>
+        <w:rPr>
+          <w:rFonts w:eastAsia="SimSun"/>
+          <w:bCs/>
+          <w:smallCaps/>
+          <w:color w:val="333333"/>
+          <w:sz w:val="28"/>
+          <w:szCs w:val="28"/>
+        </w:rPr>
+        <w:t>月</w:t>
+      </w:r>
+      <w:r>
+        <w:rPr>
+          <w:rFonts w:eastAsia="SimSun"/>
+          <w:color w:val="333333"/>
+          <w:sz w:val="28"/>
+          <w:szCs w:val="28"/>
+        </w:rPr>
+        <w:t xml:space="preserve">—  </w:t>
+      </w:r>
+      <w:r>
+        <w:rPr>
+          <w:rFonts w:eastAsia="SimSun"/>
+          <w:color w:val="333333"/>
+          <w:sz w:val="28"/>
+          <w:szCs w:val="28"/>
+        </w:rPr>
+        <w:t>上海外国语大学国际工商管理学院</w:t>
       </w:r>
       <w:r>
         <w:rPr>
@@ -2080,540 +2621,39 @@
           <w:color w:val="333333"/>
           <w:sz w:val="28"/>
           <w:szCs w:val="28"/>
-          <w:lang w:val="en-CN"/>
-        </w:rPr>
-        <w:t>、</w:t>
-      </w:r>
-      <w:r>
-        <w:rPr>
-          <w:rFonts w:eastAsia="SimSun"/>
-          <w:bCs/>
-          <w:color w:val="000000" w:themeColor="text1"/>
-          <w:sz w:val="28"/>
-          <w:szCs w:val="28"/>
-        </w:rPr>
-        <w:t>全国博弈论与实验经济学研究会学术年会优秀论文奖</w:t>
-      </w:r>
-      <w:r>
-        <w:rPr>
-          <w:rFonts w:eastAsia="SimSun"/>
-          <w:bCs/>
-          <w:color w:val="000000" w:themeColor="text1"/>
-          <w:sz w:val="28"/>
-          <w:szCs w:val="28"/>
-        </w:rPr>
-        <w:t>、中国行为与实验经济学论坛优秀论文奖</w:t>
-      </w:r>
-      <w:r>
-        <w:rPr>
-          <w:rFonts w:eastAsia="SimSun"/>
-          <w:bCs/>
-          <w:color w:val="000000" w:themeColor="text1"/>
-          <w:sz w:val="28"/>
-          <w:szCs w:val="28"/>
-        </w:rPr>
-        <w:t>、</w:t>
-      </w:r>
-      <w:bookmarkStart w:id="2" w:name="OLE_LINK16"/>
-      <w:r>
-        <w:rPr>
-          <w:rFonts w:eastAsia="SimSun"/>
-          <w:bCs/>
-          <w:color w:val="000000" w:themeColor="text1"/>
-          <w:sz w:val="28"/>
-          <w:szCs w:val="28"/>
-        </w:rPr>
-        <w:t>中国信息经济学会创新成果</w:t>
-      </w:r>
-      <w:bookmarkEnd w:id="2"/>
-      <w:r>
-        <w:rPr>
-          <w:rFonts w:eastAsia="SimSun"/>
-          <w:bCs/>
-          <w:color w:val="000000" w:themeColor="text1"/>
-          <w:sz w:val="28"/>
-          <w:szCs w:val="28"/>
-        </w:rPr>
-        <w:t>等荣誉。</w:t>
-      </w:r>
-      <w:bookmarkEnd w:id="1"/>
-      <w:r>
-        <w:rPr>
-          <w:rFonts w:eastAsia="SimSun"/>
-          <w:bCs/>
-          <w:color w:val="000000" w:themeColor="text1"/>
-          <w:sz w:val="28"/>
-          <w:szCs w:val="28"/>
-        </w:rPr>
-        <w:t>国家自然科学基金委</w:t>
-      </w:r>
-      <w:r>
-        <w:rPr>
-          <w:rFonts w:eastAsia="SimSun"/>
-          <w:bCs/>
-          <w:color w:val="000000" w:themeColor="text1"/>
-          <w:sz w:val="28"/>
-          <w:szCs w:val="28"/>
-        </w:rPr>
-        <w:t>、</w:t>
-      </w:r>
-      <w:r>
-        <w:rPr>
-          <w:rFonts w:eastAsia="SimSun" w:hint="eastAsia"/>
-          <w:bCs/>
-          <w:color w:val="000000" w:themeColor="text1"/>
-          <w:sz w:val="28"/>
-          <w:szCs w:val="28"/>
-        </w:rPr>
-        <w:t>国家科技项目评审</w:t>
-      </w:r>
-      <w:r>
-        <w:rPr>
-          <w:rFonts w:eastAsia="SimSun" w:hint="eastAsia"/>
-          <w:bCs/>
-          <w:color w:val="000000" w:themeColor="text1"/>
-          <w:sz w:val="28"/>
-          <w:szCs w:val="28"/>
-        </w:rPr>
-        <w:t>专家，</w:t>
-      </w:r>
-      <w:r>
-        <w:rPr>
-          <w:rFonts w:eastAsia="SimSun"/>
-          <w:bCs/>
-          <w:color w:val="000000" w:themeColor="text1"/>
-          <w:sz w:val="28"/>
-          <w:szCs w:val="28"/>
-        </w:rPr>
-        <w:t>广东省自然科学基金</w:t>
-      </w:r>
-      <w:r>
-        <w:rPr>
-          <w:rFonts w:eastAsia="SimSun"/>
-          <w:bCs/>
-          <w:color w:val="000000" w:themeColor="text1"/>
-          <w:sz w:val="28"/>
-          <w:szCs w:val="28"/>
-        </w:rPr>
-        <w:t>评审专家</w:t>
-      </w:r>
-      <w:r>
-        <w:rPr>
-          <w:rFonts w:eastAsia="SimSun" w:hint="eastAsia"/>
-          <w:bCs/>
-          <w:color w:val="000000" w:themeColor="text1"/>
-          <w:sz w:val="28"/>
-          <w:szCs w:val="28"/>
-        </w:rPr>
-        <w:t>、香港岭南大学商学院外审专家，</w:t>
-      </w:r>
-      <w:r>
-        <w:rPr>
-          <w:rFonts w:eastAsia="SimSun" w:hint="eastAsia"/>
-          <w:bCs/>
-          <w:color w:val="000000" w:themeColor="text1"/>
-          <w:sz w:val="28"/>
-          <w:szCs w:val="28"/>
-        </w:rPr>
-        <w:t>国际工商管理学院学术委员会委员，</w:t>
-      </w:r>
-      <w:r>
-        <w:rPr>
-          <w:rFonts w:eastAsia="SimSun"/>
-          <w:bCs/>
-          <w:color w:val="000000" w:themeColor="text1"/>
-          <w:sz w:val="28"/>
-          <w:szCs w:val="28"/>
-        </w:rPr>
-        <w:t>CMAU</w:t>
-      </w:r>
-      <w:r>
-        <w:rPr>
-          <w:rFonts w:eastAsia="SimSun" w:hint="eastAsia"/>
-          <w:bCs/>
-          <w:color w:val="000000" w:themeColor="text1"/>
-          <w:sz w:val="28"/>
-          <w:szCs w:val="28"/>
-        </w:rPr>
-        <w:t>市场营销策划</w:t>
-      </w:r>
-      <w:r>
-        <w:rPr>
-          <w:rFonts w:eastAsia="SimSun" w:hint="eastAsia"/>
-          <w:bCs/>
-          <w:color w:val="000000" w:themeColor="text1"/>
-          <w:sz w:val="28"/>
-          <w:szCs w:val="28"/>
-        </w:rPr>
-        <w:t>大赛东部赛区组委会</w:t>
-      </w:r>
-      <w:r>
-        <w:rPr>
-          <w:rFonts w:eastAsia="SimSun" w:hint="eastAsia"/>
-          <w:bCs/>
-          <w:color w:val="000000" w:themeColor="text1"/>
-          <w:sz w:val="28"/>
-          <w:szCs w:val="28"/>
-        </w:rPr>
-        <w:t>委员、</w:t>
-      </w:r>
-      <w:r>
-        <w:rPr>
-          <w:rFonts w:eastAsia="SimSun" w:hint="eastAsia"/>
-          <w:bCs/>
-          <w:color w:val="000000" w:themeColor="text1"/>
-          <w:sz w:val="28"/>
-          <w:szCs w:val="28"/>
-        </w:rPr>
-        <w:t>杭州市临安区第五人民医院兼职教授</w:t>
-      </w:r>
-      <w:r>
-        <w:rPr>
-          <w:rFonts w:eastAsia="SimSun" w:hint="eastAsia"/>
-          <w:bCs/>
-          <w:color w:val="000000" w:themeColor="text1"/>
-          <w:sz w:val="28"/>
-          <w:szCs w:val="28"/>
-        </w:rPr>
-        <w:t>、</w:t>
-      </w:r>
-      <w:r>
-        <w:rPr>
-          <w:rFonts w:eastAsia="SimSun" w:hint="eastAsia"/>
-          <w:bCs/>
-          <w:color w:val="000000" w:themeColor="text1"/>
-          <w:sz w:val="28"/>
-          <w:szCs w:val="28"/>
-        </w:rPr>
-        <w:t>神</w:t>
-      </w:r>
-      <w:r>
-        <w:rPr>
-          <w:rFonts w:eastAsia="SimSun"/>
-          <w:bCs/>
-          <w:color w:val="000000" w:themeColor="text1"/>
-          <w:sz w:val="28"/>
-          <w:szCs w:val="28"/>
-        </w:rPr>
-        <w:t>经经济管理研究系列丛书编委、</w:t>
-      </w:r>
-      <w:r>
-        <w:rPr>
-          <w:rFonts w:eastAsia="SimSun"/>
-          <w:bCs/>
-          <w:color w:val="000000" w:themeColor="text1"/>
-          <w:sz w:val="28"/>
-          <w:szCs w:val="28"/>
-        </w:rPr>
-        <w:t>教育部学位中心学位论文质量监测服务平台</w:t>
-      </w:r>
-      <w:r>
-        <w:rPr>
-          <w:rFonts w:eastAsia="SimSun"/>
-          <w:bCs/>
-          <w:color w:val="000000" w:themeColor="text1"/>
-          <w:sz w:val="28"/>
-          <w:szCs w:val="28"/>
-        </w:rPr>
-        <w:t>、上海市教育委员会</w:t>
-      </w:r>
-      <w:r>
-        <w:rPr>
-          <w:rFonts w:eastAsia="SimSun"/>
-          <w:bCs/>
-          <w:color w:val="000000" w:themeColor="text1"/>
-          <w:sz w:val="28"/>
-          <w:szCs w:val="28"/>
-        </w:rPr>
-        <w:t>评审专家。</w:t>
-      </w:r>
-      <w:r>
-        <w:rPr>
-          <w:rFonts w:eastAsia="SimSun"/>
-          <w:bCs/>
-          <w:color w:val="000000" w:themeColor="text1"/>
-          <w:sz w:val="28"/>
-          <w:szCs w:val="28"/>
-        </w:rPr>
-        <w:t>管理科学与工程学会神经管理与神经工程</w:t>
-      </w:r>
-      <w:r>
-        <w:rPr>
-          <w:rFonts w:eastAsia="SimSun"/>
-          <w:bCs/>
-          <w:color w:val="000000" w:themeColor="text1"/>
-          <w:sz w:val="28"/>
-          <w:szCs w:val="28"/>
-        </w:rPr>
-        <w:t>分</w:t>
-      </w:r>
-      <w:r>
-        <w:rPr>
-          <w:rFonts w:eastAsia="SimSun"/>
-          <w:bCs/>
-          <w:color w:val="000000" w:themeColor="text1"/>
-          <w:sz w:val="28"/>
-          <w:szCs w:val="28"/>
-        </w:rPr>
-        <w:t>会委员、中国技术经济学会神经管理与经济专业委员会副秘书长</w:t>
-      </w:r>
-      <w:r>
-        <w:rPr>
-          <w:rFonts w:eastAsia="SimSun"/>
-          <w:bCs/>
-          <w:color w:val="000000" w:themeColor="text1"/>
-          <w:sz w:val="28"/>
-          <w:szCs w:val="28"/>
-        </w:rPr>
-        <w:t>，</w:t>
-      </w:r>
-      <w:r>
-        <w:rPr>
-          <w:rFonts w:eastAsia="SimSun"/>
-          <w:bCs/>
-          <w:color w:val="000000" w:themeColor="text1"/>
-          <w:sz w:val="28"/>
-          <w:szCs w:val="28"/>
-        </w:rPr>
-        <w:t>计算决策神经科学</w:t>
-      </w:r>
-      <w:r>
-        <w:rPr>
-          <w:rFonts w:eastAsia="SimSun"/>
-          <w:bCs/>
-          <w:color w:val="000000" w:themeColor="text1"/>
-          <w:sz w:val="28"/>
-          <w:szCs w:val="28"/>
-        </w:rPr>
-        <w:t>（</w:t>
-      </w:r>
-      <w:r>
-        <w:rPr>
-          <w:rFonts w:eastAsia="SimSun"/>
-          <w:bCs/>
-          <w:color w:val="000000" w:themeColor="text1"/>
-          <w:sz w:val="28"/>
-          <w:szCs w:val="28"/>
-        </w:rPr>
-        <w:t>CDN</w:t>
-      </w:r>
-      <w:r>
-        <w:rPr>
-          <w:rFonts w:eastAsia="SimSun"/>
-          <w:bCs/>
-          <w:color w:val="000000" w:themeColor="text1"/>
-          <w:sz w:val="28"/>
-          <w:szCs w:val="28"/>
-        </w:rPr>
-        <w:t>）</w:t>
-      </w:r>
-      <w:r>
-        <w:rPr>
-          <w:rFonts w:eastAsia="SimSun"/>
-          <w:bCs/>
-          <w:color w:val="000000" w:themeColor="text1"/>
-          <w:sz w:val="28"/>
-          <w:szCs w:val="28"/>
-        </w:rPr>
-        <w:t>暑期学校暨决策神经科学研讨会发起人。</w:t>
-      </w:r>
-    </w:p>
-    <w:p>
-      <w:pPr>
-        <w:jc w:val="both"/>
-        <w:rPr>
-          <w:rFonts w:eastAsia="SimSun"/>
-          <w:bCs/>
-          <w:color w:val="000000" w:themeColor="text1"/>
-          <w:sz w:val="28"/>
-          <w:szCs w:val="28"/>
-        </w:rPr>
-      </w:pPr>
-    </w:p>
-    <w:p>
-      <w:pPr>
-        <w:jc w:val="both"/>
-        <w:rPr>
-          <w:rFonts w:eastAsia="SimSun"/>
-          <w:bCs/>
-          <w:color w:val="000000" w:themeColor="text1"/>
-          <w:sz w:val="28"/>
-          <w:szCs w:val="28"/>
-        </w:rPr>
-      </w:pPr>
-    </w:p>
-    <w:p>
-      <w:pPr>
-        <w:jc w:val="both"/>
-        <w:rPr>
-          <w:rFonts w:eastAsia="SimSun"/>
-          <w:bCs/>
-          <w:color w:val="000000" w:themeColor="text1"/>
-          <w:sz w:val="28"/>
-          <w:szCs w:val="28"/>
-        </w:rPr>
-      </w:pPr>
-      <w:r>
-        <w:rPr>
-          <w:rFonts w:eastAsia="SimSun" w:hint="eastAsia"/>
-          <w:bCs/>
-          <w:color w:val="000000" w:themeColor="text1"/>
-          <w:sz w:val="28"/>
-          <w:szCs w:val="28"/>
-        </w:rPr>
-        <w:t xml:space="preserve">       </w:t>
-      </w:r>
-      <w:r>
-        <w:rPr>
-          <w:rFonts w:eastAsia="SimSun" w:hint="eastAsia"/>
-          <w:bCs/>
-          <w:color w:val="000000" w:themeColor="text1"/>
-          <w:sz w:val="28"/>
-          <w:szCs w:val="28"/>
-        </w:rPr>
-        <w:t>主要研究行为决策、决策神经科学与消费者神经科学，及其在数字化商业与公共健康领域的跨学科应用。研究聚焦于将人工智能（深度学习、大语言模型）与认知神经科学工具深度融合，利用行为实验与计算建模手段，探讨消费与医疗等现实场景中个体的风险偏好、时间折现及亲社会行为背后的神经计算机制。研究特色为突破传统单一的行为学范式，采用“行为</w:t>
-      </w:r>
-      <w:r>
-        <w:rPr>
-          <w:rFonts w:eastAsia="SimSun"/>
-          <w:bCs/>
-          <w:color w:val="000000" w:themeColor="text1"/>
-          <w:sz w:val="28"/>
-          <w:szCs w:val="28"/>
-        </w:rPr>
-        <w:t>-</w:t>
-      </w:r>
-      <w:r>
-        <w:rPr>
-          <w:rFonts w:eastAsia="SimSun" w:hint="eastAsia"/>
-          <w:bCs/>
-          <w:color w:val="000000" w:themeColor="text1"/>
-          <w:sz w:val="28"/>
-          <w:szCs w:val="28"/>
-        </w:rPr>
-        <w:t>计算</w:t>
-      </w:r>
-      <w:r>
-        <w:rPr>
-          <w:rFonts w:eastAsia="SimSun"/>
-          <w:bCs/>
-          <w:color w:val="000000" w:themeColor="text1"/>
-          <w:sz w:val="28"/>
-          <w:szCs w:val="28"/>
-        </w:rPr>
-        <w:t>-</w:t>
-      </w:r>
-      <w:r>
-        <w:rPr>
-          <w:rFonts w:eastAsia="SimSun" w:hint="eastAsia"/>
-          <w:bCs/>
-          <w:color w:val="000000" w:themeColor="text1"/>
-          <w:sz w:val="28"/>
-          <w:szCs w:val="28"/>
-        </w:rPr>
-        <w:t>脑”的多模态视角，致力于构建可解释的决策模型，以探索认知神经科学在前沿社会科学问题中的应用价值。</w:t>
-      </w:r>
-    </w:p>
-    <w:p>
-      <w:pPr>
-        <w:jc w:val="both"/>
-        <w:rPr>
-          <w:rFonts w:eastAsia="SimSun"/>
-          <w:bCs/>
-          <w:color w:val="000000" w:themeColor="text1"/>
-          <w:sz w:val="28"/>
-          <w:szCs w:val="28"/>
-        </w:rPr>
-      </w:pPr>
-    </w:p>
-    <w:p>
-      <w:pPr>
-        <w:jc w:val="both"/>
-        <w:rPr>
-          <w:rFonts w:eastAsia="SimSun"/>
-          <w:bCs/>
-          <w:color w:val="000000" w:themeColor="text1"/>
-          <w:sz w:val="28"/>
-          <w:szCs w:val="28"/>
-        </w:rPr>
-      </w:pPr>
-      <w:r>
-        <w:t xml:space="preserve">Professor Qiang Shen is currently </w:t>
-      </w:r>
-      <w:r>
-        <w:t xml:space="preserve">affiliated to </w:t>
-      </w:r>
-      <w:r>
-        <w:t>School of Business and Management, Shanghai International Studies University (SISU). He obtained his PhD degree of Management from Zhejiang University and worked as a Research Fellow in the Department of Economics, National University of Singapore before moving back to mainland China in 2014. He is currently also affiliated with the Key Laboratory of Brain-Machine Intelligence for Information Behavior (Ministry of Education and Shanghai) at SISU, which is equipped with state-of-the-art facilities including a research-dedicated 3T Siemens MRI scanner. Auxiliary equipment includes EEG, TMS/</w:t>
-      </w:r>
-      <w:proofErr w:type="spellStart"/>
-      <w:r>
-        <w:t>tDCS</w:t>
-      </w:r>
-      <w:proofErr w:type="spellEnd"/>
-      <w:r>
-        <w:t>, eye tracking, inter alia. His current empirical research interests are focused on behavioral science (with a strong focus on marketing e.g. consumer behavior) through the lens of artificial intelligence (machine learning), computational modeling and the neuroscience toolkit.</w:t>
-      </w:r>
-    </w:p>
-    <w:p>
-      <w:pPr>
-        <w:jc w:val="both"/>
-        <w:rPr>
-          <w:rFonts w:eastAsia="SimSun"/>
-          <w:bCs/>
-          <w:color w:val="000000" w:themeColor="text1"/>
-          <w:sz w:val="28"/>
-          <w:szCs w:val="28"/>
-        </w:rPr>
-      </w:pPr>
-    </w:p>
-    <w:p>
-      <w:pPr>
-        <w:rPr>
-          <w:rFonts w:eastAsia="SimSun"/>
-          <w:b/>
-          <w:sz w:val="28"/>
-          <w:szCs w:val="28"/>
-        </w:rPr>
-      </w:pPr>
-      <w:r>
-        <w:rPr>
-          <w:rFonts w:eastAsia="SimSun"/>
-          <w:b/>
-          <w:sz w:val="28"/>
-          <w:szCs w:val="28"/>
-        </w:rPr>
-        <w:t>工作</w:t>
-      </w:r>
-      <w:r>
-        <w:rPr>
-          <w:rFonts w:eastAsia="SimSun"/>
-          <w:b/>
-          <w:sz w:val="28"/>
-          <w:szCs w:val="28"/>
-        </w:rPr>
-        <w:t>经历</w:t>
-      </w:r>
-      <w:r>
-        <w:rPr>
-          <w:rFonts w:eastAsia="SimSun"/>
-          <w:b/>
-          <w:sz w:val="28"/>
-          <w:szCs w:val="28"/>
-        </w:rPr>
-        <w:t>：</w:t>
-      </w:r>
-    </w:p>
-    <w:p>
-      <w:pPr>
+        </w:rPr>
+        <w:t>管理组织</w:t>
+      </w:r>
+      <w:r>
         <w:rPr>
           <w:rFonts w:eastAsia="SimSun"/>
           <w:color w:val="333333"/>
           <w:sz w:val="28"/>
           <w:szCs w:val="28"/>
         </w:rPr>
-      </w:pPr>
-      <w:r>
+        <w:t>系</w:t>
+      </w:r>
+      <w:r>
+        <w:rPr>
+          <w:rFonts w:eastAsia="SimSun"/>
+          <w:color w:val="333333"/>
+          <w:sz w:val="28"/>
+          <w:szCs w:val="28"/>
+        </w:rPr>
+        <w:t xml:space="preserve"> </w:t>
+      </w:r>
+      <w:r>
+        <w:rPr>
+          <w:rFonts w:eastAsia="SimSun"/>
+          <w:color w:val="333333"/>
+          <w:sz w:val="28"/>
+          <w:szCs w:val="28"/>
+        </w:rPr>
+        <w:t>教授</w:t>
+      </w:r>
+    </w:p>
+    <w:p>
+      <w:pPr>
         <w:rPr>
           <w:rFonts w:eastAsia="SimSun"/>
           <w:bCs/>
@@ -2622,8 +2662,7 @@
           <w:sz w:val="28"/>
           <w:szCs w:val="28"/>
         </w:rPr>
-        <w:t>2022</w:t>
-      </w:r>
+      </w:pPr>
       <w:r>
         <w:rPr>
           <w:rFonts w:eastAsia="SimSun"/>
@@ -2633,7 +2672,7 @@
           <w:sz w:val="28"/>
           <w:szCs w:val="28"/>
         </w:rPr>
-        <w:t>年</w:t>
+        <w:t>2016</w:t>
       </w:r>
       <w:r>
         <w:rPr>
@@ -2644,7 +2683,7 @@
           <w:sz w:val="28"/>
           <w:szCs w:val="28"/>
         </w:rPr>
-        <w:t>10</w:t>
+        <w:t>年</w:t>
       </w:r>
       <w:r>
         <w:rPr>
@@ -2655,65 +2694,9 @@
           <w:sz w:val="28"/>
           <w:szCs w:val="28"/>
         </w:rPr>
-        <w:t>月</w:t>
-      </w:r>
-      <w:r>
-        <w:rPr>
-          <w:rFonts w:eastAsia="SimSun"/>
-          <w:color w:val="333333"/>
-          <w:sz w:val="28"/>
-          <w:szCs w:val="28"/>
-        </w:rPr>
-        <w:t xml:space="preserve">—  </w:t>
-      </w:r>
-      <w:r>
-        <w:rPr>
-          <w:rFonts w:eastAsia="SimSun"/>
-          <w:color w:val="333333"/>
-          <w:sz w:val="28"/>
-          <w:szCs w:val="28"/>
-        </w:rPr>
-        <w:t>上海外国语大学国际工商管理学院</w:t>
-      </w:r>
-      <w:r>
-        <w:rPr>
-          <w:rFonts w:eastAsia="SimSun" w:hint="eastAsia"/>
-          <w:color w:val="333333"/>
-          <w:sz w:val="28"/>
-          <w:szCs w:val="28"/>
-        </w:rPr>
-        <w:t>管理组织</w:t>
-      </w:r>
-      <w:r>
-        <w:rPr>
-          <w:rFonts w:eastAsia="SimSun"/>
-          <w:color w:val="333333"/>
-          <w:sz w:val="28"/>
-          <w:szCs w:val="28"/>
-        </w:rPr>
-        <w:t>系</w:t>
-      </w:r>
-      <w:r>
-        <w:rPr>
-          <w:rFonts w:eastAsia="SimSun"/>
-          <w:color w:val="333333"/>
-          <w:sz w:val="28"/>
-          <w:szCs w:val="28"/>
-        </w:rPr>
-        <w:t xml:space="preserve"> </w:t>
-      </w:r>
-      <w:r>
-        <w:rPr>
-          <w:rFonts w:eastAsia="SimSun"/>
-          <w:color w:val="333333"/>
-          <w:sz w:val="28"/>
-          <w:szCs w:val="28"/>
-        </w:rPr>
-        <w:t>教授</w:t>
-      </w:r>
-    </w:p>
-    <w:p>
-      <w:pPr>
+        <w:t>7</w:t>
+      </w:r>
+      <w:r>
         <w:rPr>
           <w:rFonts w:eastAsia="SimSun"/>
           <w:bCs/>
@@ -2722,7 +2705,17 @@
           <w:sz w:val="28"/>
           <w:szCs w:val="28"/>
         </w:rPr>
-      </w:pPr>
+        <w:t>月</w:t>
+      </w:r>
+      <w:r>
+        <w:rPr>
+          <w:rFonts w:eastAsia="SimSun"/>
+          <w:color w:val="333333"/>
+          <w:sz w:val="28"/>
+          <w:szCs w:val="28"/>
+        </w:rPr>
+        <w:t>—</w:t>
+      </w:r>
       <w:r>
         <w:rPr>
           <w:rFonts w:eastAsia="SimSun"/>
@@ -2732,7 +2725,7 @@
           <w:sz w:val="28"/>
           <w:szCs w:val="28"/>
         </w:rPr>
-        <w:t>2016</w:t>
+        <w:t>2022</w:t>
       </w:r>
       <w:r>
         <w:rPr>
@@ -2754,7 +2747,7 @@
           <w:sz w:val="28"/>
           <w:szCs w:val="28"/>
         </w:rPr>
-        <w:t>7</w:t>
+        <w:t>9</w:t>
       </w:r>
       <w:r>
         <w:rPr>
@@ -2770,22 +2763,13 @@
       <w:r>
         <w:rPr>
           <w:rFonts w:eastAsia="SimSun"/>
-          <w:color w:val="333333"/>
-          <w:sz w:val="28"/>
-          <w:szCs w:val="28"/>
-        </w:rPr>
-        <w:t>—</w:t>
-      </w:r>
-      <w:r>
-        <w:rPr>
-          <w:rFonts w:eastAsia="SimSun"/>
           <w:bCs/>
           <w:smallCaps/>
           <w:color w:val="333333"/>
           <w:sz w:val="28"/>
           <w:szCs w:val="28"/>
         </w:rPr>
-        <w:t>2022</w:t>
+        <w:t xml:space="preserve"> </w:t>
       </w:r>
       <w:r>
         <w:rPr>
@@ -2796,7 +2780,7 @@
           <w:sz w:val="28"/>
           <w:szCs w:val="28"/>
         </w:rPr>
-        <w:t>年</w:t>
+        <w:t>浙江工业大学管理学院</w:t>
       </w:r>
       <w:r>
         <w:rPr>
@@ -2807,7 +2791,7 @@
           <w:sz w:val="28"/>
           <w:szCs w:val="28"/>
         </w:rPr>
-        <w:t>9</w:t>
+        <w:t xml:space="preserve"> </w:t>
       </w:r>
       <w:r>
         <w:rPr>
@@ -2818,7 +2802,7 @@
           <w:sz w:val="28"/>
           <w:szCs w:val="28"/>
         </w:rPr>
-        <w:t>月</w:t>
+        <w:t>工商管理系</w:t>
       </w:r>
       <w:r>
         <w:rPr>
@@ -2840,7 +2824,7 @@
           <w:sz w:val="28"/>
           <w:szCs w:val="28"/>
         </w:rPr>
-        <w:t>浙江工业大学管理学院</w:t>
+        <w:t>教授</w:t>
       </w:r>
       <w:r>
         <w:rPr>
@@ -2851,8 +2835,18 @@
           <w:sz w:val="28"/>
           <w:szCs w:val="28"/>
         </w:rPr>
-        <w:t xml:space="preserve"> </w:t>
-      </w:r>
+        <w:t xml:space="preserve">  </w:t>
+      </w:r>
+    </w:p>
+    <w:p>
+      <w:pPr>
+        <w:rPr>
+          <w:rFonts w:eastAsia="SimSun"/>
+          <w:color w:val="333333"/>
+          <w:sz w:val="28"/>
+          <w:szCs w:val="28"/>
+        </w:rPr>
+      </w:pPr>
       <w:r>
         <w:rPr>
           <w:rFonts w:eastAsia="SimSun"/>
@@ -2862,7 +2856,7 @@
           <w:sz w:val="28"/>
           <w:szCs w:val="28"/>
         </w:rPr>
-        <w:t>工商管理系</w:t>
+        <w:t>2015</w:t>
       </w:r>
       <w:r>
         <w:rPr>
@@ -2873,7 +2867,7 @@
           <w:sz w:val="28"/>
           <w:szCs w:val="28"/>
         </w:rPr>
-        <w:t xml:space="preserve"> </w:t>
+        <w:t>年</w:t>
       </w:r>
       <w:r>
         <w:rPr>
@@ -2884,7 +2878,7 @@
           <w:sz w:val="28"/>
           <w:szCs w:val="28"/>
         </w:rPr>
-        <w:t>教授</w:t>
+        <w:t>12</w:t>
       </w:r>
       <w:r>
         <w:rPr>
@@ -2895,18 +2889,44 @@
           <w:sz w:val="28"/>
           <w:szCs w:val="28"/>
         </w:rPr>
-        <w:t xml:space="preserve">  </w:t>
-      </w:r>
-    </w:p>
-    <w:p>
-      <w:pPr>
+        <w:t>月</w:t>
+      </w:r>
+      <w:r>
         <w:rPr>
           <w:rFonts w:eastAsia="SimSun"/>
           <w:color w:val="333333"/>
           <w:sz w:val="28"/>
           <w:szCs w:val="28"/>
         </w:rPr>
-      </w:pPr>
+        <w:t>—2016</w:t>
+      </w:r>
+      <w:r>
+        <w:rPr>
+          <w:rFonts w:eastAsia="SimSun"/>
+          <w:color w:val="333333"/>
+          <w:sz w:val="28"/>
+          <w:szCs w:val="28"/>
+        </w:rPr>
+        <w:t>年</w:t>
+      </w:r>
+      <w:r>
+        <w:rPr>
+          <w:rFonts w:eastAsia="SimSun"/>
+          <w:color w:val="333333"/>
+          <w:sz w:val="28"/>
+          <w:szCs w:val="28"/>
+        </w:rPr>
+        <w:t>6</w:t>
+      </w:r>
+      <w:r>
+        <w:rPr>
+          <w:rFonts w:eastAsia="SimSun"/>
+          <w:color w:val="333333"/>
+          <w:sz w:val="28"/>
+          <w:szCs w:val="28"/>
+        </w:rPr>
+        <w:t>月</w:t>
+      </w:r>
       <w:r>
         <w:rPr>
           <w:rFonts w:eastAsia="SimSun"/>
@@ -2916,7 +2936,43 @@
           <w:sz w:val="28"/>
           <w:szCs w:val="28"/>
         </w:rPr>
-        <w:t>2015</w:t>
+        <w:t xml:space="preserve">   </w:t>
+      </w:r>
+      <w:r>
+        <w:rPr>
+          <w:rFonts w:eastAsia="SimSun"/>
+          <w:color w:val="333333"/>
+          <w:sz w:val="28"/>
+          <w:szCs w:val="28"/>
+        </w:rPr>
+        <w:t>浙江大学管理学院</w:t>
+      </w:r>
+      <w:r>
+        <w:rPr>
+          <w:rFonts w:eastAsia="SimSun"/>
+          <w:color w:val="333333"/>
+          <w:sz w:val="28"/>
+          <w:szCs w:val="28"/>
+        </w:rPr>
+        <w:t> </w:t>
+      </w:r>
+      <w:r>
+        <w:rPr>
+          <w:rFonts w:eastAsia="SimSun"/>
+          <w:color w:val="333333"/>
+          <w:sz w:val="28"/>
+          <w:szCs w:val="28"/>
+        </w:rPr>
+        <w:t>管理科学工程系</w:t>
+      </w:r>
+      <w:r>
+        <w:rPr>
+          <w:rFonts w:eastAsia="SimSun"/>
+          <w:color w:val="333333"/>
+          <w:sz w:val="28"/>
+          <w:szCs w:val="28"/>
+        </w:rPr>
+        <w:t xml:space="preserve"> </w:t>
       </w:r>
       <w:r>
         <w:rPr>
@@ -2927,7 +2983,7 @@
           <w:sz w:val="28"/>
           <w:szCs w:val="28"/>
         </w:rPr>
-        <w:t>年</w:t>
+        <w:t>副研究员</w:t>
       </w:r>
       <w:r>
         <w:rPr>
@@ -2938,122 +2994,6 @@
           <w:sz w:val="28"/>
           <w:szCs w:val="28"/>
         </w:rPr>
-        <w:t>12</w:t>
-      </w:r>
-      <w:r>
-        <w:rPr>
-          <w:rFonts w:eastAsia="SimSun"/>
-          <w:bCs/>
-          <w:smallCaps/>
-          <w:color w:val="333333"/>
-          <w:sz w:val="28"/>
-          <w:szCs w:val="28"/>
-        </w:rPr>
-        <w:t>月</w:t>
-      </w:r>
-      <w:r>
-        <w:rPr>
-          <w:rFonts w:eastAsia="SimSun"/>
-          <w:color w:val="333333"/>
-          <w:sz w:val="28"/>
-          <w:szCs w:val="28"/>
-        </w:rPr>
-        <w:t>—2016</w:t>
-      </w:r>
-      <w:r>
-        <w:rPr>
-          <w:rFonts w:eastAsia="SimSun"/>
-          <w:color w:val="333333"/>
-          <w:sz w:val="28"/>
-          <w:szCs w:val="28"/>
-        </w:rPr>
-        <w:t>年</w:t>
-      </w:r>
-      <w:r>
-        <w:rPr>
-          <w:rFonts w:eastAsia="SimSun"/>
-          <w:color w:val="333333"/>
-          <w:sz w:val="28"/>
-          <w:szCs w:val="28"/>
-        </w:rPr>
-        <w:t>6</w:t>
-      </w:r>
-      <w:r>
-        <w:rPr>
-          <w:rFonts w:eastAsia="SimSun"/>
-          <w:color w:val="333333"/>
-          <w:sz w:val="28"/>
-          <w:szCs w:val="28"/>
-        </w:rPr>
-        <w:t>月</w:t>
-      </w:r>
-      <w:r>
-        <w:rPr>
-          <w:rFonts w:eastAsia="SimSun"/>
-          <w:bCs/>
-          <w:smallCaps/>
-          <w:color w:val="333333"/>
-          <w:sz w:val="28"/>
-          <w:szCs w:val="28"/>
-        </w:rPr>
-        <w:t xml:space="preserve">   </w:t>
-      </w:r>
-      <w:r>
-        <w:rPr>
-          <w:rFonts w:eastAsia="SimSun"/>
-          <w:color w:val="333333"/>
-          <w:sz w:val="28"/>
-          <w:szCs w:val="28"/>
-        </w:rPr>
-        <w:t>浙江大学管理学院</w:t>
-      </w:r>
-      <w:r>
-        <w:rPr>
-          <w:rFonts w:eastAsia="SimSun"/>
-          <w:color w:val="333333"/>
-          <w:sz w:val="28"/>
-          <w:szCs w:val="28"/>
-        </w:rPr>
-        <w:t> </w:t>
-      </w:r>
-      <w:r>
-        <w:rPr>
-          <w:rFonts w:eastAsia="SimSun"/>
-          <w:color w:val="333333"/>
-          <w:sz w:val="28"/>
-          <w:szCs w:val="28"/>
-        </w:rPr>
-        <w:t>管理科学工程系</w:t>
-      </w:r>
-      <w:r>
-        <w:rPr>
-          <w:rFonts w:eastAsia="SimSun"/>
-          <w:color w:val="333333"/>
-          <w:sz w:val="28"/>
-          <w:szCs w:val="28"/>
-        </w:rPr>
-        <w:t xml:space="preserve"> </w:t>
-      </w:r>
-      <w:r>
-        <w:rPr>
-          <w:rFonts w:eastAsia="SimSun"/>
-          <w:bCs/>
-          <w:smallCaps/>
-          <w:color w:val="333333"/>
-          <w:sz w:val="28"/>
-          <w:szCs w:val="28"/>
-        </w:rPr>
-        <w:t>副研究员</w:t>
-      </w:r>
-      <w:r>
-        <w:rPr>
-          <w:rFonts w:eastAsia="SimSun"/>
-          <w:bCs/>
-          <w:smallCaps/>
-          <w:color w:val="333333"/>
-          <w:sz w:val="28"/>
-          <w:szCs w:val="28"/>
-        </w:rPr>
         <w:t xml:space="preserve">   </w:t>
       </w:r>
     </w:p>
@@ -3491,39 +3431,151 @@
           <w:szCs w:val="28"/>
           <w:lang w:val="en-CN"/>
         </w:rPr>
-        <w:t>二</w:t>
+        <w:t>二等奖</w:t>
+      </w:r>
+    </w:p>
+    <w:p>
+      <w:pPr>
+        <w:rPr>
+          <w:rFonts w:eastAsia="SimSun"/>
+          <w:bCs/>
+          <w:color w:val="000000" w:themeColor="text1"/>
+          <w:sz w:val="28"/>
+          <w:szCs w:val="28"/>
+        </w:rPr>
+      </w:pPr>
+      <w:r>
+        <w:rPr>
+          <w:rFonts w:eastAsia="SimSun"/>
+          <w:bCs/>
+          <w:color w:val="000000" w:themeColor="text1"/>
+          <w:sz w:val="28"/>
+          <w:szCs w:val="28"/>
+        </w:rPr>
+        <w:t>2026</w:t>
       </w:r>
       <w:r>
         <w:rPr>
           <w:rFonts w:eastAsia="SimSun" w:hint="eastAsia"/>
           <w:bCs/>
+          <w:color w:val="000000" w:themeColor="text1"/>
+          <w:sz w:val="28"/>
+          <w:szCs w:val="28"/>
+        </w:rPr>
+        <w:t>年</w:t>
+      </w:r>
+      <w:r>
+        <w:rPr>
+          <w:rFonts w:eastAsia="SimSun" w:hint="eastAsia"/>
+          <w:bCs/>
+          <w:color w:val="000000" w:themeColor="text1"/>
+          <w:sz w:val="28"/>
+          <w:szCs w:val="28"/>
+        </w:rPr>
+        <w:t xml:space="preserve"> </w:t>
+      </w:r>
+      <w:r>
+        <w:rPr>
+          <w:rFonts w:eastAsia="SimSun" w:hint="eastAsia"/>
+          <w:bCs/>
+          <w:color w:val="000000" w:themeColor="text1"/>
+          <w:sz w:val="28"/>
+          <w:szCs w:val="28"/>
+        </w:rPr>
+        <w:t>神经管理学</w:t>
+      </w:r>
+      <w:r>
+        <w:rPr>
+          <w:rFonts w:eastAsia="SimSun" w:hint="eastAsia"/>
+          <w:bCs/>
+          <w:color w:val="000000" w:themeColor="text1"/>
+          <w:sz w:val="28"/>
+          <w:szCs w:val="28"/>
+        </w:rPr>
+        <w:t>2</w:t>
+      </w:r>
+      <w:r>
+        <w:rPr>
+          <w:rFonts w:eastAsia="SimSun"/>
+          <w:bCs/>
+          <w:color w:val="000000" w:themeColor="text1"/>
+          <w:sz w:val="28"/>
+          <w:szCs w:val="28"/>
+        </w:rPr>
+        <w:t>0</w:t>
+      </w:r>
+      <w:r>
+        <w:rPr>
+          <w:rFonts w:eastAsia="SimSun" w:hint="eastAsia"/>
+          <w:bCs/>
+          <w:color w:val="000000" w:themeColor="text1"/>
+          <w:sz w:val="28"/>
+          <w:szCs w:val="28"/>
+        </w:rPr>
+        <w:t>周年高端论坛高质量会议论文</w:t>
+      </w:r>
+    </w:p>
+    <w:p>
+      <w:pPr>
+        <w:rPr>
+          <w:rFonts w:eastAsia="SimSun"/>
+          <w:bCs/>
+          <w:color w:val="000000" w:themeColor="text1"/>
+          <w:sz w:val="28"/>
+          <w:szCs w:val="28"/>
+        </w:rPr>
+      </w:pPr>
+      <w:r>
+        <w:rPr>
+          <w:rFonts w:eastAsia="SimSun"/>
+          <w:bCs/>
+          <w:color w:val="000000" w:themeColor="text1"/>
+          <w:sz w:val="28"/>
+          <w:szCs w:val="28"/>
+        </w:rPr>
+        <w:lastRenderedPageBreak/>
+        <w:t>202</w:t>
+      </w:r>
+      <w:r>
+        <w:rPr>
+          <w:rFonts w:eastAsia="SimSun" w:hint="eastAsia"/>
+          <w:bCs/>
+          <w:color w:val="000000" w:themeColor="text1"/>
+          <w:sz w:val="28"/>
+          <w:szCs w:val="28"/>
+        </w:rPr>
+        <w:t>6</w:t>
+      </w:r>
+      <w:r>
+        <w:rPr>
+          <w:rFonts w:eastAsia="SimSun"/>
+          <w:bCs/>
+          <w:color w:val="000000" w:themeColor="text1"/>
+          <w:sz w:val="28"/>
+          <w:szCs w:val="28"/>
+        </w:rPr>
+        <w:t>年</w:t>
+      </w:r>
+      <w:r>
+        <w:rPr>
+          <w:rFonts w:eastAsia="SimSun" w:hint="eastAsia"/>
+          <w:bCs/>
+          <w:color w:val="000000" w:themeColor="text1"/>
+          <w:sz w:val="28"/>
+          <w:szCs w:val="28"/>
+        </w:rPr>
+        <w:t xml:space="preserve">  </w:t>
+      </w:r>
+      <w:r>
+        <w:rPr>
+          <w:rFonts w:eastAsia="SimSun" w:hint="eastAsia"/>
+          <w:bCs/>
           <w:color w:val="333333"/>
           <w:sz w:val="28"/>
           <w:szCs w:val="28"/>
           <w:lang w:val="en-CN"/>
         </w:rPr>
-        <w:t>等奖</w:t>
-      </w:r>
-    </w:p>
-    <w:p>
-      <w:pPr>
-        <w:rPr>
-          <w:rFonts w:eastAsia="SimSun"/>
-          <w:bCs/>
-          <w:color w:val="000000" w:themeColor="text1"/>
-          <w:sz w:val="28"/>
-          <w:szCs w:val="28"/>
-        </w:rPr>
-      </w:pPr>
-      <w:r>
-        <w:rPr>
-          <w:rFonts w:eastAsia="SimSun"/>
-          <w:bCs/>
-          <w:color w:val="000000" w:themeColor="text1"/>
-          <w:sz w:val="28"/>
-          <w:szCs w:val="28"/>
-        </w:rPr>
-        <w:t>2026</w:t>
+        <w:t>中国学龄儿童脑智发育队列研究项目</w:t>
       </w:r>
       <w:r>
         <w:rPr>
@@ -3533,6 +3585,47 @@
           <w:sz w:val="28"/>
           <w:szCs w:val="28"/>
         </w:rPr>
+        <w:t>优秀被试招募专员</w:t>
+      </w:r>
+    </w:p>
+    <w:p>
+      <w:pPr>
+        <w:rPr>
+          <w:rFonts w:eastAsia="SimSun"/>
+          <w:bCs/>
+          <w:color w:val="000000" w:themeColor="text1"/>
+          <w:sz w:val="28"/>
+          <w:szCs w:val="28"/>
+        </w:rPr>
+      </w:pPr>
+      <w:r>
+        <w:rPr>
+          <w:rFonts w:eastAsia="SimSun"/>
+          <w:bCs/>
+          <w:color w:val="000000" w:themeColor="text1"/>
+          <w:sz w:val="28"/>
+          <w:szCs w:val="28"/>
+        </w:rPr>
+        <w:t>202</w:t>
+      </w:r>
+      <w:r>
+        <w:rPr>
+          <w:rFonts w:eastAsia="SimSun" w:hint="eastAsia"/>
+          <w:bCs/>
+          <w:color w:val="000000" w:themeColor="text1"/>
+          <w:sz w:val="28"/>
+          <w:szCs w:val="28"/>
+        </w:rPr>
+        <w:t>5</w:t>
+      </w:r>
+      <w:r>
+        <w:rPr>
+          <w:rFonts w:eastAsia="SimSun"/>
+          <w:bCs/>
+          <w:color w:val="000000" w:themeColor="text1"/>
+          <w:sz w:val="28"/>
+          <w:szCs w:val="28"/>
+        </w:rPr>
         <w:t>年</w:t>
       </w:r>
       <w:r>
@@ -3549,21 +3642,228 @@
         <w:rPr>
           <w:rFonts w:eastAsia="SimSun" w:hint="eastAsia"/>
           <w:bCs/>
-          <w:color w:val="000000" w:themeColor="text1"/>
-          <w:sz w:val="28"/>
-          <w:szCs w:val="28"/>
-        </w:rPr>
-        <w:t>神经管理学</w:t>
+          <w:color w:val="333333"/>
+          <w:sz w:val="28"/>
+          <w:szCs w:val="28"/>
+          <w:lang w:val="en-CN"/>
+        </w:rPr>
+        <w:t>上海外国语大学管理学科创办</w:t>
       </w:r>
       <w:r>
         <w:rPr>
           <w:rFonts w:eastAsia="SimSun" w:hint="eastAsia"/>
           <w:bCs/>
-          <w:color w:val="000000" w:themeColor="text1"/>
-          <w:sz w:val="28"/>
-          <w:szCs w:val="28"/>
-        </w:rPr>
-        <w:t>2</w:t>
+          <w:color w:val="333333"/>
+          <w:sz w:val="28"/>
+          <w:szCs w:val="28"/>
+          <w:lang w:val="en-CN"/>
+        </w:rPr>
+        <w:t>40</w:t>
+      </w:r>
+      <w:r>
+        <w:rPr>
+          <w:rFonts w:eastAsia="SimSun" w:hint="eastAsia"/>
+          <w:bCs/>
+          <w:color w:val="333333"/>
+          <w:sz w:val="28"/>
+          <w:szCs w:val="28"/>
+          <w:lang w:val="en-CN"/>
+        </w:rPr>
+        <w:t>周年标志性成果</w:t>
+      </w:r>
+    </w:p>
+    <w:p>
+      <w:pPr>
+        <w:rPr>
+          <w:rFonts w:eastAsia="SimSun"/>
+          <w:bCs/>
+          <w:color w:val="000000" w:themeColor="text1"/>
+          <w:sz w:val="28"/>
+          <w:szCs w:val="28"/>
+        </w:rPr>
+      </w:pPr>
+      <w:r>
+        <w:rPr>
+          <w:rFonts w:eastAsia="SimSun"/>
+          <w:bCs/>
+          <w:color w:val="000000" w:themeColor="text1"/>
+          <w:sz w:val="28"/>
+          <w:szCs w:val="28"/>
+        </w:rPr>
+        <w:t>202</w:t>
+      </w:r>
+      <w:r>
+        <w:rPr>
+          <w:rFonts w:eastAsia="SimSun" w:hint="eastAsia"/>
+          <w:bCs/>
+          <w:color w:val="000000" w:themeColor="text1"/>
+          <w:sz w:val="28"/>
+          <w:szCs w:val="28"/>
+        </w:rPr>
+        <w:t>5</w:t>
+      </w:r>
+      <w:r>
+        <w:rPr>
+          <w:rFonts w:eastAsia="SimSun"/>
+          <w:bCs/>
+          <w:color w:val="000000" w:themeColor="text1"/>
+          <w:sz w:val="28"/>
+          <w:szCs w:val="28"/>
+        </w:rPr>
+        <w:t>年</w:t>
+      </w:r>
+      <w:r>
+        <w:rPr>
+          <w:rFonts w:eastAsia="SimSun" w:hint="eastAsia"/>
+          <w:bCs/>
+          <w:color w:val="000000" w:themeColor="text1"/>
+          <w:sz w:val="28"/>
+          <w:szCs w:val="28"/>
+        </w:rPr>
+        <w:t xml:space="preserve"> </w:t>
+      </w:r>
+      <w:r>
+        <w:rPr>
+          <w:rFonts w:eastAsia="SimSun" w:hint="eastAsia"/>
+          <w:bCs/>
+          <w:color w:val="333333"/>
+          <w:sz w:val="28"/>
+          <w:szCs w:val="28"/>
+          <w:lang w:val="en-CN"/>
+        </w:rPr>
+        <w:t>上海市第十七届哲学社会科学优秀成果一等奖</w:t>
+      </w:r>
+    </w:p>
+    <w:p>
+      <w:pPr>
+        <w:rPr>
+          <w:rFonts w:eastAsia="SimSun"/>
+          <w:bCs/>
+          <w:color w:val="000000" w:themeColor="text1"/>
+          <w:sz w:val="28"/>
+          <w:szCs w:val="28"/>
+        </w:rPr>
+      </w:pPr>
+      <w:r>
+        <w:rPr>
+          <w:rFonts w:eastAsia="SimSun"/>
+          <w:bCs/>
+          <w:color w:val="000000" w:themeColor="text1"/>
+          <w:sz w:val="28"/>
+          <w:szCs w:val="28"/>
+        </w:rPr>
+        <w:t>2024</w:t>
+      </w:r>
+      <w:r>
+        <w:rPr>
+          <w:rFonts w:eastAsia="SimSun"/>
+          <w:bCs/>
+          <w:color w:val="000000" w:themeColor="text1"/>
+          <w:sz w:val="28"/>
+          <w:szCs w:val="28"/>
+        </w:rPr>
+        <w:t>年</w:t>
+      </w:r>
+      <w:r>
+        <w:rPr>
+          <w:rFonts w:eastAsia="SimSun"/>
+          <w:bCs/>
+          <w:color w:val="000000" w:themeColor="text1"/>
+          <w:sz w:val="28"/>
+          <w:szCs w:val="28"/>
+        </w:rPr>
+        <w:t xml:space="preserve"> </w:t>
+      </w:r>
+      <w:r>
+        <w:rPr>
+          <w:rFonts w:eastAsia="SimSun"/>
+          <w:bCs/>
+          <w:color w:val="000000" w:themeColor="text1"/>
+          <w:sz w:val="28"/>
+          <w:szCs w:val="28"/>
+        </w:rPr>
+        <w:t>上海外国语大学国际工商管理学院科研工作优秀个人</w:t>
+      </w:r>
+    </w:p>
+    <w:p>
+      <w:pPr>
+        <w:rPr>
+          <w:rFonts w:eastAsia="SimSun"/>
+          <w:bCs/>
+          <w:color w:val="000000" w:themeColor="text1"/>
+          <w:sz w:val="28"/>
+          <w:szCs w:val="28"/>
+        </w:rPr>
+      </w:pPr>
+      <w:r>
+        <w:rPr>
+          <w:rFonts w:eastAsia="SimSun"/>
+          <w:bCs/>
+          <w:color w:val="000000" w:themeColor="text1"/>
+          <w:sz w:val="28"/>
+          <w:szCs w:val="28"/>
+        </w:rPr>
+        <w:t>2024</w:t>
+      </w:r>
+      <w:r>
+        <w:rPr>
+          <w:rFonts w:eastAsia="SimSun"/>
+          <w:bCs/>
+          <w:color w:val="000000" w:themeColor="text1"/>
+          <w:sz w:val="28"/>
+          <w:szCs w:val="28"/>
+        </w:rPr>
+        <w:t>年</w:t>
+      </w:r>
+      <w:r>
+        <w:rPr>
+          <w:rFonts w:eastAsia="SimSun"/>
+          <w:bCs/>
+          <w:color w:val="000000" w:themeColor="text1"/>
+          <w:sz w:val="28"/>
+          <w:szCs w:val="28"/>
+        </w:rPr>
+        <w:t xml:space="preserve"> </w:t>
+      </w:r>
+      <w:r>
+        <w:rPr>
+          <w:rFonts w:eastAsia="SimSun"/>
+          <w:bCs/>
+          <w:color w:val="000000" w:themeColor="text1"/>
+          <w:sz w:val="28"/>
+          <w:szCs w:val="28"/>
+        </w:rPr>
+        <w:t>上海外国语大学</w:t>
+      </w:r>
+      <w:r>
+        <w:rPr>
+          <w:rFonts w:eastAsia="SimSun"/>
+          <w:bCs/>
+          <w:color w:val="000000" w:themeColor="text1"/>
+          <w:sz w:val="28"/>
+          <w:szCs w:val="28"/>
+        </w:rPr>
+        <w:t>2021-2023</w:t>
+      </w:r>
+      <w:r>
+        <w:rPr>
+          <w:rFonts w:eastAsia="SimSun"/>
+          <w:bCs/>
+          <w:color w:val="000000" w:themeColor="text1"/>
+          <w:sz w:val="28"/>
+          <w:szCs w:val="28"/>
+        </w:rPr>
+        <w:t>年度校级教学成果二等奖</w:t>
+      </w:r>
+      <w:r>
+        <w:rPr>
+          <w:rFonts w:eastAsia="SimSun"/>
+          <w:bCs/>
+          <w:color w:val="000000" w:themeColor="text1"/>
+          <w:sz w:val="28"/>
+          <w:szCs w:val="28"/>
+        </w:rPr>
+        <w:t xml:space="preserve"> 10/1</w:t>
       </w:r>
       <w:r>
         <w:rPr>
@@ -3575,7 +3875,427 @@
         </w:rPr>
         <w:t>0</w:t>
       </w:r>
-      <w:r>
+    </w:p>
+    <w:p>
+      <w:pPr>
+        <w:rPr>
+          <w:rFonts w:eastAsia="SimSun"/>
+          <w:b/>
+          <w:color w:val="000000" w:themeColor="text1"/>
+          <w:sz w:val="28"/>
+          <w:szCs w:val="28"/>
+        </w:rPr>
+      </w:pPr>
+      <w:r>
+        <w:rPr>
+          <w:rFonts w:eastAsia="SimSun"/>
+          <w:bCs/>
+          <w:color w:val="000000" w:themeColor="text1"/>
+          <w:sz w:val="28"/>
+          <w:szCs w:val="28"/>
+        </w:rPr>
+        <w:t>2024</w:t>
+      </w:r>
+      <w:r>
+        <w:rPr>
+          <w:rFonts w:eastAsia="SimSun"/>
+          <w:bCs/>
+          <w:color w:val="000000" w:themeColor="text1"/>
+          <w:sz w:val="28"/>
+          <w:szCs w:val="28"/>
+        </w:rPr>
+        <w:t>年</w:t>
+      </w:r>
+      <w:r>
+        <w:rPr>
+          <w:rFonts w:eastAsia="SimSun"/>
+          <w:bCs/>
+          <w:color w:val="000000" w:themeColor="text1"/>
+          <w:sz w:val="28"/>
+          <w:szCs w:val="28"/>
+        </w:rPr>
+        <w:t xml:space="preserve"> </w:t>
+      </w:r>
+      <w:r>
+        <w:rPr>
+          <w:rFonts w:eastAsia="SimSun"/>
+          <w:bCs/>
+          <w:color w:val="000000" w:themeColor="text1"/>
+          <w:sz w:val="28"/>
+          <w:szCs w:val="28"/>
+        </w:rPr>
+        <w:t>中国信息经济学会创新成果</w:t>
+      </w:r>
+    </w:p>
+    <w:p>
+      <w:pPr>
+        <w:rPr>
+          <w:rFonts w:eastAsia="SimSun"/>
+          <w:bCs/>
+          <w:color w:val="000000" w:themeColor="text1"/>
+          <w:sz w:val="28"/>
+          <w:szCs w:val="28"/>
+        </w:rPr>
+      </w:pPr>
+      <w:r>
+        <w:rPr>
+          <w:rFonts w:eastAsia="SimSun"/>
+          <w:bCs/>
+          <w:color w:val="000000" w:themeColor="text1"/>
+          <w:sz w:val="28"/>
+          <w:szCs w:val="28"/>
+        </w:rPr>
+        <w:t>2024</w:t>
+      </w:r>
+      <w:r>
+        <w:rPr>
+          <w:rFonts w:eastAsia="SimSun"/>
+          <w:bCs/>
+          <w:color w:val="000000" w:themeColor="text1"/>
+          <w:sz w:val="28"/>
+          <w:szCs w:val="28"/>
+        </w:rPr>
+        <w:t>年</w:t>
+      </w:r>
+      <w:r>
+        <w:rPr>
+          <w:rFonts w:eastAsia="SimSun"/>
+          <w:bCs/>
+          <w:color w:val="000000" w:themeColor="text1"/>
+          <w:sz w:val="28"/>
+          <w:szCs w:val="28"/>
+        </w:rPr>
+        <w:t xml:space="preserve"> </w:t>
+      </w:r>
+      <w:r>
+        <w:rPr>
+          <w:rFonts w:eastAsia="SimSun"/>
+          <w:bCs/>
+          <w:color w:val="000000" w:themeColor="text1"/>
+          <w:sz w:val="28"/>
+          <w:szCs w:val="28"/>
+        </w:rPr>
+        <w:t>中国行为与实验经济学论坛优秀论文奖</w:t>
+      </w:r>
+    </w:p>
+    <w:p>
+      <w:pPr>
+        <w:rPr>
+          <w:rFonts w:eastAsia="SimSun"/>
+          <w:bCs/>
+          <w:color w:val="000000" w:themeColor="text1"/>
+          <w:sz w:val="28"/>
+          <w:szCs w:val="28"/>
+        </w:rPr>
+      </w:pPr>
+      <w:r>
+        <w:rPr>
+          <w:rFonts w:eastAsia="SimSun"/>
+          <w:bCs/>
+          <w:color w:val="000000" w:themeColor="text1"/>
+          <w:sz w:val="28"/>
+          <w:szCs w:val="28"/>
+        </w:rPr>
+        <w:t>2023</w:t>
+      </w:r>
+      <w:r>
+        <w:rPr>
+          <w:rFonts w:eastAsia="SimSun"/>
+          <w:bCs/>
+          <w:color w:val="000000" w:themeColor="text1"/>
+          <w:sz w:val="28"/>
+          <w:szCs w:val="28"/>
+        </w:rPr>
+        <w:t>年</w:t>
+      </w:r>
+      <w:r>
+        <w:rPr>
+          <w:rFonts w:eastAsia="SimSun"/>
+          <w:bCs/>
+          <w:color w:val="000000" w:themeColor="text1"/>
+          <w:sz w:val="28"/>
+          <w:szCs w:val="28"/>
+        </w:rPr>
+        <w:t xml:space="preserve"> </w:t>
+      </w:r>
+      <w:r>
+        <w:rPr>
+          <w:rFonts w:eastAsia="SimSun"/>
+          <w:bCs/>
+          <w:color w:val="000000" w:themeColor="text1"/>
+          <w:sz w:val="28"/>
+          <w:szCs w:val="28"/>
+        </w:rPr>
+        <w:t>上海市东方英才计划青年项目</w:t>
+      </w:r>
+    </w:p>
+    <w:p>
+      <w:pPr>
+        <w:rPr>
+          <w:rFonts w:eastAsia="SimSun"/>
+          <w:bCs/>
+          <w:color w:val="000000" w:themeColor="text1"/>
+          <w:sz w:val="28"/>
+          <w:szCs w:val="28"/>
+        </w:rPr>
+      </w:pPr>
+      <w:r>
+        <w:rPr>
+          <w:rFonts w:eastAsia="SimSun"/>
+          <w:bCs/>
+          <w:color w:val="000000" w:themeColor="text1"/>
+          <w:sz w:val="28"/>
+          <w:szCs w:val="28"/>
+        </w:rPr>
+        <w:t>2023</w:t>
+      </w:r>
+      <w:r>
+        <w:rPr>
+          <w:rFonts w:eastAsia="SimSun"/>
+          <w:bCs/>
+          <w:color w:val="000000" w:themeColor="text1"/>
+          <w:sz w:val="28"/>
+          <w:szCs w:val="28"/>
+        </w:rPr>
+        <w:t>年</w:t>
+      </w:r>
+      <w:r>
+        <w:rPr>
+          <w:rFonts w:eastAsia="SimSun"/>
+          <w:bCs/>
+          <w:color w:val="000000" w:themeColor="text1"/>
+          <w:sz w:val="28"/>
+          <w:szCs w:val="28"/>
+        </w:rPr>
+        <w:t xml:space="preserve"> </w:t>
+      </w:r>
+      <w:r>
+        <w:rPr>
+          <w:rFonts w:eastAsia="SimSun"/>
+          <w:bCs/>
+          <w:color w:val="000000" w:themeColor="text1"/>
+          <w:sz w:val="28"/>
+          <w:szCs w:val="28"/>
+        </w:rPr>
+        <w:t>上海外国语大学校级优秀教师</w:t>
+      </w:r>
+    </w:p>
+    <w:p>
+      <w:pPr>
+        <w:rPr>
+          <w:rFonts w:eastAsia="SimSun"/>
+          <w:bCs/>
+          <w:color w:val="000000" w:themeColor="text1"/>
+          <w:sz w:val="28"/>
+          <w:szCs w:val="28"/>
+        </w:rPr>
+      </w:pPr>
+      <w:r>
+        <w:rPr>
+          <w:rFonts w:eastAsia="SimSun"/>
+          <w:bCs/>
+          <w:color w:val="000000" w:themeColor="text1"/>
+          <w:sz w:val="28"/>
+          <w:szCs w:val="28"/>
+        </w:rPr>
+        <w:t>2023</w:t>
+      </w:r>
+      <w:r>
+        <w:rPr>
+          <w:rFonts w:eastAsia="SimSun"/>
+          <w:bCs/>
+          <w:color w:val="000000" w:themeColor="text1"/>
+          <w:sz w:val="28"/>
+          <w:szCs w:val="28"/>
+        </w:rPr>
+        <w:t>年</w:t>
+      </w:r>
+      <w:r>
+        <w:rPr>
+          <w:rFonts w:eastAsia="SimSun"/>
+          <w:bCs/>
+          <w:color w:val="000000" w:themeColor="text1"/>
+          <w:sz w:val="28"/>
+          <w:szCs w:val="28"/>
+        </w:rPr>
+        <w:t xml:space="preserve"> </w:t>
+      </w:r>
+      <w:r>
+        <w:rPr>
+          <w:rFonts w:eastAsia="SimSun"/>
+          <w:bCs/>
+          <w:color w:val="000000" w:themeColor="text1"/>
+          <w:sz w:val="28"/>
+          <w:szCs w:val="28"/>
+        </w:rPr>
+        <w:t>上海外国语大学</w:t>
+      </w:r>
+      <w:r>
+        <w:rPr>
+          <w:rFonts w:eastAsia="SimSun"/>
+          <w:bCs/>
+          <w:color w:val="000000" w:themeColor="text1"/>
+          <w:sz w:val="28"/>
+          <w:szCs w:val="28"/>
+        </w:rPr>
+        <w:t>国际工商管理学院科研工作优秀个人</w:t>
+      </w:r>
+    </w:p>
+    <w:p>
+      <w:pPr>
+        <w:rPr>
+          <w:rFonts w:eastAsia="SimSun"/>
+          <w:bCs/>
+          <w:color w:val="000000" w:themeColor="text1"/>
+          <w:sz w:val="28"/>
+          <w:szCs w:val="28"/>
+        </w:rPr>
+      </w:pPr>
+      <w:r>
+        <w:rPr>
+          <w:rFonts w:eastAsia="SimSun"/>
+          <w:bCs/>
+          <w:color w:val="000000" w:themeColor="text1"/>
+          <w:sz w:val="28"/>
+          <w:szCs w:val="28"/>
+        </w:rPr>
+        <w:t>2018</w:t>
+      </w:r>
+      <w:r>
+        <w:rPr>
+          <w:rFonts w:eastAsia="SimSun"/>
+          <w:bCs/>
+          <w:color w:val="000000" w:themeColor="text1"/>
+          <w:sz w:val="28"/>
+          <w:szCs w:val="28"/>
+        </w:rPr>
+        <w:t>年</w:t>
+      </w:r>
+      <w:r>
+        <w:rPr>
+          <w:rFonts w:eastAsia="SimSun"/>
+          <w:bCs/>
+          <w:color w:val="000000" w:themeColor="text1"/>
+          <w:sz w:val="28"/>
+          <w:szCs w:val="28"/>
+        </w:rPr>
+        <w:t xml:space="preserve"> </w:t>
+      </w:r>
+      <w:r>
+        <w:rPr>
+          <w:rFonts w:eastAsia="SimSun"/>
+          <w:bCs/>
+          <w:color w:val="000000" w:themeColor="text1"/>
+          <w:sz w:val="28"/>
+          <w:szCs w:val="28"/>
+        </w:rPr>
+        <w:t>全国博弈论与实验经济学研究会学术年会优秀论文奖</w:t>
+      </w:r>
+    </w:p>
+    <w:p>
+      <w:pPr>
+        <w:rPr>
+          <w:rFonts w:eastAsia="SimSun"/>
+          <w:bCs/>
+          <w:color w:val="000000" w:themeColor="text1"/>
+          <w:sz w:val="28"/>
+          <w:szCs w:val="28"/>
+        </w:rPr>
+      </w:pPr>
+      <w:r>
+        <w:rPr>
+          <w:rFonts w:eastAsia="SimSun"/>
+          <w:bCs/>
+          <w:color w:val="000000" w:themeColor="text1"/>
+          <w:sz w:val="28"/>
+          <w:szCs w:val="28"/>
+        </w:rPr>
+        <w:t>2017</w:t>
+      </w:r>
+      <w:r>
+        <w:rPr>
+          <w:rFonts w:eastAsia="SimSun"/>
+          <w:bCs/>
+          <w:color w:val="000000" w:themeColor="text1"/>
+          <w:sz w:val="28"/>
+          <w:szCs w:val="28"/>
+        </w:rPr>
+        <w:t>年</w:t>
+      </w:r>
+      <w:r>
+        <w:rPr>
+          <w:rFonts w:eastAsia="SimSun"/>
+          <w:bCs/>
+          <w:color w:val="000000" w:themeColor="text1"/>
+          <w:sz w:val="28"/>
+          <w:szCs w:val="28"/>
+        </w:rPr>
+        <w:t xml:space="preserve"> </w:t>
+      </w:r>
+      <w:r>
+        <w:rPr>
+          <w:rFonts w:eastAsia="SimSun"/>
+          <w:bCs/>
+          <w:color w:val="000000" w:themeColor="text1"/>
+          <w:sz w:val="28"/>
+          <w:szCs w:val="28"/>
+        </w:rPr>
+        <w:t>校级优秀班主任</w:t>
+      </w:r>
+    </w:p>
+    <w:p>
+      <w:pPr>
+        <w:rPr>
+          <w:rFonts w:eastAsia="SimSun"/>
+          <w:bCs/>
+          <w:color w:val="000000" w:themeColor="text1"/>
+          <w:sz w:val="28"/>
+          <w:szCs w:val="28"/>
+        </w:rPr>
+      </w:pPr>
+      <w:r>
+        <w:rPr>
+          <w:rFonts w:eastAsia="SimSun"/>
+          <w:bCs/>
+          <w:color w:val="000000" w:themeColor="text1"/>
+          <w:sz w:val="28"/>
+          <w:szCs w:val="28"/>
+        </w:rPr>
+        <w:t>2015</w:t>
+      </w:r>
+      <w:r>
+        <w:rPr>
+          <w:rFonts w:eastAsia="SimSun"/>
+          <w:bCs/>
+          <w:color w:val="000000" w:themeColor="text1"/>
+          <w:sz w:val="28"/>
+          <w:szCs w:val="28"/>
+        </w:rPr>
+        <w:t>年</w:t>
+      </w:r>
+      <w:r>
+        <w:rPr>
+          <w:rFonts w:eastAsia="SimSun"/>
+          <w:bCs/>
+          <w:color w:val="000000" w:themeColor="text1"/>
+          <w:sz w:val="28"/>
+          <w:szCs w:val="28"/>
+        </w:rPr>
+        <w:t xml:space="preserve"> </w:t>
+      </w:r>
+      <w:r>
+        <w:rPr>
+          <w:rFonts w:eastAsia="SimSun"/>
+          <w:bCs/>
+          <w:color w:val="000000" w:themeColor="text1"/>
+          <w:sz w:val="28"/>
+          <w:szCs w:val="28"/>
+        </w:rPr>
+        <w:t>教育部第七届高等学校科学研究优秀成果三等奖</w:t>
+      </w:r>
+    </w:p>
+    <w:p>
+      <w:pPr>
         <w:rPr>
           <w:rFonts w:eastAsia="SimSun" w:hint="eastAsia"/>
           <w:bCs/>
@@ -3583,787 +4303,7 @@
           <w:sz w:val="28"/>
           <w:szCs w:val="28"/>
         </w:rPr>
-        <w:t>周年高端论坛高质量会议论文</w:t>
-      </w:r>
-    </w:p>
-    <w:p>
-      <w:pPr>
-        <w:rPr>
-          <w:rFonts w:eastAsia="SimSun"/>
-          <w:bCs/>
-          <w:color w:val="000000" w:themeColor="text1"/>
-          <w:sz w:val="28"/>
-          <w:szCs w:val="28"/>
-        </w:rPr>
-      </w:pPr>
-      <w:r>
-        <w:rPr>
-          <w:rFonts w:eastAsia="SimSun"/>
-          <w:bCs/>
-          <w:color w:val="000000" w:themeColor="text1"/>
-          <w:sz w:val="28"/>
-          <w:szCs w:val="28"/>
-        </w:rPr>
-        <w:t>202</w:t>
-      </w:r>
-      <w:r>
-        <w:rPr>
-          <w:rFonts w:eastAsia="SimSun" w:hint="eastAsia"/>
-          <w:bCs/>
-          <w:color w:val="000000" w:themeColor="text1"/>
-          <w:sz w:val="28"/>
-          <w:szCs w:val="28"/>
-        </w:rPr>
-        <w:t>6</w:t>
-      </w:r>
-      <w:r>
-        <w:rPr>
-          <w:rFonts w:eastAsia="SimSun"/>
-          <w:bCs/>
-          <w:color w:val="000000" w:themeColor="text1"/>
-          <w:sz w:val="28"/>
-          <w:szCs w:val="28"/>
-        </w:rPr>
-        <w:t>年</w:t>
-      </w:r>
-      <w:r>
-        <w:rPr>
-          <w:rFonts w:eastAsia="SimSun" w:hint="eastAsia"/>
-          <w:bCs/>
-          <w:color w:val="000000" w:themeColor="text1"/>
-          <w:sz w:val="28"/>
-          <w:szCs w:val="28"/>
-        </w:rPr>
-        <w:t xml:space="preserve">  </w:t>
-      </w:r>
-      <w:r>
-        <w:rPr>
-          <w:rFonts w:eastAsia="SimSun" w:hint="eastAsia"/>
-          <w:bCs/>
-          <w:color w:val="333333"/>
-          <w:sz w:val="28"/>
-          <w:szCs w:val="28"/>
-          <w:lang w:val="en-CN"/>
-        </w:rPr>
-        <w:t>中国学龄儿童脑智发育队列研究项目</w:t>
-      </w:r>
-      <w:r>
-        <w:rPr>
-          <w:rFonts w:eastAsia="SimSun" w:hint="eastAsia"/>
-          <w:bCs/>
-          <w:color w:val="000000" w:themeColor="text1"/>
-          <w:sz w:val="28"/>
-          <w:szCs w:val="28"/>
-        </w:rPr>
-        <w:t>优秀被试招募专员</w:t>
-      </w:r>
-    </w:p>
-    <w:p>
-      <w:pPr>
-        <w:rPr>
-          <w:rFonts w:eastAsia="SimSun"/>
-          <w:bCs/>
-          <w:color w:val="000000" w:themeColor="text1"/>
-          <w:sz w:val="28"/>
-          <w:szCs w:val="28"/>
-        </w:rPr>
-      </w:pPr>
-      <w:r>
-        <w:rPr>
-          <w:rFonts w:eastAsia="SimSun"/>
-          <w:bCs/>
-          <w:color w:val="000000" w:themeColor="text1"/>
-          <w:sz w:val="28"/>
-          <w:szCs w:val="28"/>
-        </w:rPr>
-        <w:t>202</w:t>
-      </w:r>
-      <w:r>
-        <w:rPr>
-          <w:rFonts w:eastAsia="SimSun" w:hint="eastAsia"/>
-          <w:bCs/>
-          <w:color w:val="000000" w:themeColor="text1"/>
-          <w:sz w:val="28"/>
-          <w:szCs w:val="28"/>
-        </w:rPr>
-        <w:t>5</w:t>
-      </w:r>
-      <w:r>
-        <w:rPr>
-          <w:rFonts w:eastAsia="SimSun"/>
-          <w:bCs/>
-          <w:color w:val="000000" w:themeColor="text1"/>
-          <w:sz w:val="28"/>
-          <w:szCs w:val="28"/>
-        </w:rPr>
-        <w:t>年</w:t>
-      </w:r>
-      <w:r>
-        <w:rPr>
-          <w:rFonts w:eastAsia="SimSun" w:hint="eastAsia"/>
-          <w:bCs/>
-          <w:color w:val="000000" w:themeColor="text1"/>
-          <w:sz w:val="28"/>
-          <w:szCs w:val="28"/>
-        </w:rPr>
-        <w:t xml:space="preserve"> </w:t>
-      </w:r>
-      <w:r>
-        <w:rPr>
-          <w:rFonts w:eastAsia="SimSun" w:hint="eastAsia"/>
-          <w:bCs/>
-          <w:color w:val="333333"/>
-          <w:sz w:val="28"/>
-          <w:szCs w:val="28"/>
-          <w:lang w:val="en-CN"/>
-        </w:rPr>
-        <w:t>上海外国语大学管理学科创办</w:t>
-      </w:r>
-      <w:r>
-        <w:rPr>
-          <w:rFonts w:eastAsia="SimSun" w:hint="eastAsia"/>
-          <w:bCs/>
-          <w:color w:val="333333"/>
-          <w:sz w:val="28"/>
-          <w:szCs w:val="28"/>
-          <w:lang w:val="en-CN"/>
-        </w:rPr>
-        <w:t>40</w:t>
-      </w:r>
-      <w:r>
-        <w:rPr>
-          <w:rFonts w:eastAsia="SimSun" w:hint="eastAsia"/>
-          <w:bCs/>
-          <w:color w:val="333333"/>
-          <w:sz w:val="28"/>
-          <w:szCs w:val="28"/>
-          <w:lang w:val="en-CN"/>
-        </w:rPr>
-        <w:t>周年标志性成果</w:t>
-      </w:r>
-    </w:p>
-    <w:p>
-      <w:pPr>
-        <w:rPr>
-          <w:rFonts w:eastAsia="SimSun"/>
-          <w:bCs/>
-          <w:color w:val="000000" w:themeColor="text1"/>
-          <w:sz w:val="28"/>
-          <w:szCs w:val="28"/>
-        </w:rPr>
-      </w:pPr>
-      <w:r>
-        <w:rPr>
-          <w:rFonts w:eastAsia="SimSun"/>
-          <w:bCs/>
-          <w:color w:val="000000" w:themeColor="text1"/>
-          <w:sz w:val="28"/>
-          <w:szCs w:val="28"/>
-        </w:rPr>
-        <w:t>202</w:t>
-      </w:r>
-      <w:r>
-        <w:rPr>
-          <w:rFonts w:eastAsia="SimSun" w:hint="eastAsia"/>
-          <w:bCs/>
-          <w:color w:val="000000" w:themeColor="text1"/>
-          <w:sz w:val="28"/>
-          <w:szCs w:val="28"/>
-        </w:rPr>
-        <w:t>5</w:t>
-      </w:r>
-      <w:r>
-        <w:rPr>
-          <w:rFonts w:eastAsia="SimSun"/>
-          <w:bCs/>
-          <w:color w:val="000000" w:themeColor="text1"/>
-          <w:sz w:val="28"/>
-          <w:szCs w:val="28"/>
-        </w:rPr>
-        <w:t>年</w:t>
-      </w:r>
-      <w:r>
-        <w:rPr>
-          <w:rFonts w:eastAsia="SimSun" w:hint="eastAsia"/>
-          <w:bCs/>
-          <w:color w:val="000000" w:themeColor="text1"/>
-          <w:sz w:val="28"/>
-          <w:szCs w:val="28"/>
-        </w:rPr>
-        <w:t xml:space="preserve"> </w:t>
-      </w:r>
-      <w:r>
-        <w:rPr>
-          <w:rFonts w:eastAsia="SimSun" w:hint="eastAsia"/>
-          <w:bCs/>
-          <w:color w:val="333333"/>
-          <w:sz w:val="28"/>
-          <w:szCs w:val="28"/>
-          <w:lang w:val="en-CN"/>
-        </w:rPr>
-        <w:t>上海市第十七届哲学社会科学优秀成果一等奖</w:t>
-      </w:r>
-    </w:p>
-    <w:p>
-      <w:pPr>
-        <w:rPr>
-          <w:rFonts w:eastAsia="SimSun"/>
-          <w:bCs/>
-          <w:color w:val="000000" w:themeColor="text1"/>
-          <w:sz w:val="28"/>
-          <w:szCs w:val="28"/>
-        </w:rPr>
-      </w:pPr>
-      <w:r>
-        <w:rPr>
-          <w:rFonts w:eastAsia="SimSun"/>
-          <w:bCs/>
-          <w:color w:val="000000" w:themeColor="text1"/>
-          <w:sz w:val="28"/>
-          <w:szCs w:val="28"/>
-        </w:rPr>
-        <w:lastRenderedPageBreak/>
-        <w:t>2024</w:t>
-      </w:r>
-      <w:r>
-        <w:rPr>
-          <w:rFonts w:eastAsia="SimSun"/>
-          <w:bCs/>
-          <w:color w:val="000000" w:themeColor="text1"/>
-          <w:sz w:val="28"/>
-          <w:szCs w:val="28"/>
-        </w:rPr>
-        <w:t>年</w:t>
-      </w:r>
-      <w:r>
-        <w:rPr>
-          <w:rFonts w:eastAsia="SimSun"/>
-          <w:bCs/>
-          <w:color w:val="000000" w:themeColor="text1"/>
-          <w:sz w:val="28"/>
-          <w:szCs w:val="28"/>
-        </w:rPr>
-        <w:t xml:space="preserve"> </w:t>
-      </w:r>
-      <w:r>
-        <w:rPr>
-          <w:rFonts w:eastAsia="SimSun"/>
-          <w:bCs/>
-          <w:color w:val="000000" w:themeColor="text1"/>
-          <w:sz w:val="28"/>
-          <w:szCs w:val="28"/>
-        </w:rPr>
-        <w:t>上海外国语大学国际工商管理学院科研工作优秀个人</w:t>
-      </w:r>
-    </w:p>
-    <w:p>
-      <w:pPr>
-        <w:rPr>
-          <w:rFonts w:eastAsia="SimSun"/>
-          <w:bCs/>
-          <w:color w:val="000000" w:themeColor="text1"/>
-          <w:sz w:val="28"/>
-          <w:szCs w:val="28"/>
-        </w:rPr>
-      </w:pPr>
-      <w:r>
-        <w:rPr>
-          <w:rFonts w:eastAsia="SimSun"/>
-          <w:bCs/>
-          <w:color w:val="000000" w:themeColor="text1"/>
-          <w:sz w:val="28"/>
-          <w:szCs w:val="28"/>
-        </w:rPr>
-        <w:t>2024</w:t>
-      </w:r>
-      <w:r>
-        <w:rPr>
-          <w:rFonts w:eastAsia="SimSun"/>
-          <w:bCs/>
-          <w:color w:val="000000" w:themeColor="text1"/>
-          <w:sz w:val="28"/>
-          <w:szCs w:val="28"/>
-        </w:rPr>
-        <w:t>年</w:t>
-      </w:r>
-      <w:r>
-        <w:rPr>
-          <w:rFonts w:eastAsia="SimSun"/>
-          <w:bCs/>
-          <w:color w:val="000000" w:themeColor="text1"/>
-          <w:sz w:val="28"/>
-          <w:szCs w:val="28"/>
-        </w:rPr>
-        <w:t xml:space="preserve"> </w:t>
-      </w:r>
-      <w:r>
-        <w:rPr>
-          <w:rFonts w:eastAsia="SimSun"/>
-          <w:bCs/>
-          <w:color w:val="000000" w:themeColor="text1"/>
-          <w:sz w:val="28"/>
-          <w:szCs w:val="28"/>
-        </w:rPr>
-        <w:t>上海外国语大学</w:t>
-      </w:r>
-      <w:r>
-        <w:rPr>
-          <w:rFonts w:eastAsia="SimSun"/>
-          <w:bCs/>
-          <w:color w:val="000000" w:themeColor="text1"/>
-          <w:sz w:val="28"/>
-          <w:szCs w:val="28"/>
-        </w:rPr>
-        <w:t>2021-2023</w:t>
-      </w:r>
-      <w:r>
-        <w:rPr>
-          <w:rFonts w:eastAsia="SimSun"/>
-          <w:bCs/>
-          <w:color w:val="000000" w:themeColor="text1"/>
-          <w:sz w:val="28"/>
-          <w:szCs w:val="28"/>
-        </w:rPr>
-        <w:t>年度校级教学成果二等奖</w:t>
-      </w:r>
-      <w:r>
-        <w:rPr>
-          <w:rFonts w:eastAsia="SimSun"/>
-          <w:bCs/>
-          <w:color w:val="000000" w:themeColor="text1"/>
-          <w:sz w:val="28"/>
-          <w:szCs w:val="28"/>
-        </w:rPr>
-        <w:t xml:space="preserve"> 10/1</w:t>
-      </w:r>
-      <w:r>
-        <w:rPr>
-          <w:rFonts w:eastAsia="SimSun"/>
-          <w:bCs/>
-          <w:color w:val="000000" w:themeColor="text1"/>
-          <w:sz w:val="28"/>
-          <w:szCs w:val="28"/>
-        </w:rPr>
-        <w:t>0</w:t>
-      </w:r>
-    </w:p>
-    <w:p>
-      <w:pPr>
-        <w:rPr>
-          <w:rFonts w:eastAsia="SimSun"/>
-          <w:b/>
-          <w:color w:val="000000" w:themeColor="text1"/>
-          <w:sz w:val="28"/>
-          <w:szCs w:val="28"/>
-        </w:rPr>
-      </w:pPr>
-      <w:r>
-        <w:rPr>
-          <w:rFonts w:eastAsia="SimSun"/>
-          <w:bCs/>
-          <w:color w:val="000000" w:themeColor="text1"/>
-          <w:sz w:val="28"/>
-          <w:szCs w:val="28"/>
-        </w:rPr>
-        <w:t>2024</w:t>
-      </w:r>
-      <w:r>
-        <w:rPr>
-          <w:rFonts w:eastAsia="SimSun"/>
-          <w:bCs/>
-          <w:color w:val="000000" w:themeColor="text1"/>
-          <w:sz w:val="28"/>
-          <w:szCs w:val="28"/>
-        </w:rPr>
-        <w:t>年</w:t>
-      </w:r>
-      <w:r>
-        <w:rPr>
-          <w:rFonts w:eastAsia="SimSun"/>
-          <w:bCs/>
-          <w:color w:val="000000" w:themeColor="text1"/>
-          <w:sz w:val="28"/>
-          <w:szCs w:val="28"/>
-        </w:rPr>
-        <w:t xml:space="preserve"> </w:t>
-      </w:r>
-      <w:r>
-        <w:rPr>
-          <w:rFonts w:eastAsia="SimSun"/>
-          <w:bCs/>
-          <w:color w:val="000000" w:themeColor="text1"/>
-          <w:sz w:val="28"/>
-          <w:szCs w:val="28"/>
-        </w:rPr>
-        <w:t>中国信息经济学会创新成果</w:t>
-      </w:r>
-    </w:p>
-    <w:p>
-      <w:pPr>
-        <w:rPr>
-          <w:rFonts w:eastAsia="SimSun"/>
-          <w:bCs/>
-          <w:color w:val="000000" w:themeColor="text1"/>
-          <w:sz w:val="28"/>
-          <w:szCs w:val="28"/>
-        </w:rPr>
-      </w:pPr>
-      <w:r>
-        <w:rPr>
-          <w:rFonts w:eastAsia="SimSun"/>
-          <w:bCs/>
-          <w:color w:val="000000" w:themeColor="text1"/>
-          <w:sz w:val="28"/>
-          <w:szCs w:val="28"/>
-        </w:rPr>
-        <w:t>2024</w:t>
-      </w:r>
-      <w:r>
-        <w:rPr>
-          <w:rFonts w:eastAsia="SimSun"/>
-          <w:bCs/>
-          <w:color w:val="000000" w:themeColor="text1"/>
-          <w:sz w:val="28"/>
-          <w:szCs w:val="28"/>
-        </w:rPr>
-        <w:t>年</w:t>
-      </w:r>
-      <w:r>
-        <w:rPr>
-          <w:rFonts w:eastAsia="SimSun"/>
-          <w:bCs/>
-          <w:color w:val="000000" w:themeColor="text1"/>
-          <w:sz w:val="28"/>
-          <w:szCs w:val="28"/>
-        </w:rPr>
-        <w:t xml:space="preserve"> </w:t>
-      </w:r>
-      <w:r>
-        <w:rPr>
-          <w:rFonts w:eastAsia="SimSun"/>
-          <w:bCs/>
-          <w:color w:val="000000" w:themeColor="text1"/>
-          <w:sz w:val="28"/>
-          <w:szCs w:val="28"/>
-        </w:rPr>
-        <w:t>中国行为与实验经济学论坛优秀论文奖</w:t>
-      </w:r>
-    </w:p>
-    <w:p>
-      <w:pPr>
-        <w:rPr>
-          <w:rFonts w:eastAsia="SimSun"/>
-          <w:bCs/>
-          <w:color w:val="000000" w:themeColor="text1"/>
-          <w:sz w:val="28"/>
-          <w:szCs w:val="28"/>
-        </w:rPr>
-      </w:pPr>
-      <w:r>
-        <w:rPr>
-          <w:rFonts w:eastAsia="SimSun"/>
-          <w:bCs/>
-          <w:color w:val="000000" w:themeColor="text1"/>
-          <w:sz w:val="28"/>
-          <w:szCs w:val="28"/>
-        </w:rPr>
-        <w:t>2023</w:t>
-      </w:r>
-      <w:r>
-        <w:rPr>
-          <w:rFonts w:eastAsia="SimSun"/>
-          <w:bCs/>
-          <w:color w:val="000000" w:themeColor="text1"/>
-          <w:sz w:val="28"/>
-          <w:szCs w:val="28"/>
-        </w:rPr>
-        <w:t>年</w:t>
-      </w:r>
-      <w:r>
-        <w:rPr>
-          <w:rFonts w:eastAsia="SimSun"/>
-          <w:bCs/>
-          <w:color w:val="000000" w:themeColor="text1"/>
-          <w:sz w:val="28"/>
-          <w:szCs w:val="28"/>
-        </w:rPr>
-        <w:t xml:space="preserve"> </w:t>
-      </w:r>
-      <w:r>
-        <w:rPr>
-          <w:rFonts w:eastAsia="SimSun"/>
-          <w:bCs/>
-          <w:color w:val="000000" w:themeColor="text1"/>
-          <w:sz w:val="28"/>
-          <w:szCs w:val="28"/>
-        </w:rPr>
-        <w:t>上海市东方英才计划青年项目</w:t>
-      </w:r>
-    </w:p>
-    <w:p>
-      <w:pPr>
-        <w:rPr>
-          <w:rFonts w:eastAsia="SimSun"/>
-          <w:bCs/>
-          <w:color w:val="000000" w:themeColor="text1"/>
-          <w:sz w:val="28"/>
-          <w:szCs w:val="28"/>
-        </w:rPr>
-      </w:pPr>
-      <w:r>
-        <w:rPr>
-          <w:rFonts w:eastAsia="SimSun"/>
-          <w:bCs/>
-          <w:color w:val="000000" w:themeColor="text1"/>
-          <w:sz w:val="28"/>
-          <w:szCs w:val="28"/>
-        </w:rPr>
-        <w:t>2023</w:t>
-      </w:r>
-      <w:r>
-        <w:rPr>
-          <w:rFonts w:eastAsia="SimSun"/>
-          <w:bCs/>
-          <w:color w:val="000000" w:themeColor="text1"/>
-          <w:sz w:val="28"/>
-          <w:szCs w:val="28"/>
-        </w:rPr>
-        <w:t>年</w:t>
-      </w:r>
-      <w:r>
-        <w:rPr>
-          <w:rFonts w:eastAsia="SimSun"/>
-          <w:bCs/>
-          <w:color w:val="000000" w:themeColor="text1"/>
-          <w:sz w:val="28"/>
-          <w:szCs w:val="28"/>
-        </w:rPr>
-        <w:t xml:space="preserve"> </w:t>
-      </w:r>
-      <w:r>
-        <w:rPr>
-          <w:rFonts w:eastAsia="SimSun"/>
-          <w:bCs/>
-          <w:color w:val="000000" w:themeColor="text1"/>
-          <w:sz w:val="28"/>
-          <w:szCs w:val="28"/>
-        </w:rPr>
-        <w:t>上海外国语大学校级优秀教师</w:t>
-      </w:r>
-    </w:p>
-    <w:p>
-      <w:pPr>
-        <w:rPr>
-          <w:rFonts w:eastAsia="SimSun"/>
-          <w:bCs/>
-          <w:color w:val="000000" w:themeColor="text1"/>
-          <w:sz w:val="28"/>
-          <w:szCs w:val="28"/>
-        </w:rPr>
-      </w:pPr>
-      <w:r>
-        <w:rPr>
-          <w:rFonts w:eastAsia="SimSun"/>
-          <w:bCs/>
-          <w:color w:val="000000" w:themeColor="text1"/>
-          <w:sz w:val="28"/>
-          <w:szCs w:val="28"/>
-        </w:rPr>
-        <w:t>2023</w:t>
-      </w:r>
-      <w:r>
-        <w:rPr>
-          <w:rFonts w:eastAsia="SimSun"/>
-          <w:bCs/>
-          <w:color w:val="000000" w:themeColor="text1"/>
-          <w:sz w:val="28"/>
-          <w:szCs w:val="28"/>
-        </w:rPr>
-        <w:t>年</w:t>
-      </w:r>
-      <w:r>
-        <w:rPr>
-          <w:rFonts w:eastAsia="SimSun"/>
-          <w:bCs/>
-          <w:color w:val="000000" w:themeColor="text1"/>
-          <w:sz w:val="28"/>
-          <w:szCs w:val="28"/>
-        </w:rPr>
-        <w:t xml:space="preserve"> </w:t>
-      </w:r>
-      <w:r>
-        <w:rPr>
-          <w:rFonts w:eastAsia="SimSun"/>
-          <w:bCs/>
-          <w:color w:val="000000" w:themeColor="text1"/>
-          <w:sz w:val="28"/>
-          <w:szCs w:val="28"/>
-        </w:rPr>
-        <w:t>上海外国语大学</w:t>
-      </w:r>
-      <w:r>
-        <w:rPr>
-          <w:rFonts w:eastAsia="SimSun"/>
-          <w:bCs/>
-          <w:color w:val="000000" w:themeColor="text1"/>
-          <w:sz w:val="28"/>
-          <w:szCs w:val="28"/>
-        </w:rPr>
-        <w:t>国际工商管理学院科研工作优秀个人</w:t>
-      </w:r>
-    </w:p>
-    <w:p>
-      <w:pPr>
-        <w:rPr>
-          <w:rFonts w:eastAsia="SimSun"/>
-          <w:bCs/>
-          <w:color w:val="000000" w:themeColor="text1"/>
-          <w:sz w:val="28"/>
-          <w:szCs w:val="28"/>
-        </w:rPr>
-      </w:pPr>
-      <w:r>
-        <w:rPr>
-          <w:rFonts w:eastAsia="SimSun"/>
-          <w:bCs/>
-          <w:color w:val="000000" w:themeColor="text1"/>
-          <w:sz w:val="28"/>
-          <w:szCs w:val="28"/>
-        </w:rPr>
-        <w:t>2018</w:t>
-      </w:r>
-      <w:r>
-        <w:rPr>
-          <w:rFonts w:eastAsia="SimSun"/>
-          <w:bCs/>
-          <w:color w:val="000000" w:themeColor="text1"/>
-          <w:sz w:val="28"/>
-          <w:szCs w:val="28"/>
-        </w:rPr>
-        <w:t>年</w:t>
-      </w:r>
-      <w:r>
-        <w:rPr>
-          <w:rFonts w:eastAsia="SimSun"/>
-          <w:bCs/>
-          <w:color w:val="000000" w:themeColor="text1"/>
-          <w:sz w:val="28"/>
-          <w:szCs w:val="28"/>
-        </w:rPr>
-        <w:t xml:space="preserve"> </w:t>
-      </w:r>
-      <w:r>
-        <w:rPr>
-          <w:rFonts w:eastAsia="SimSun"/>
-          <w:bCs/>
-          <w:color w:val="000000" w:themeColor="text1"/>
-          <w:sz w:val="28"/>
-          <w:szCs w:val="28"/>
-        </w:rPr>
-        <w:t>全国博弈论与实验经济学研究会学术年会优秀论文奖</w:t>
-      </w:r>
-    </w:p>
-    <w:p>
-      <w:pPr>
-        <w:rPr>
-          <w:rFonts w:eastAsia="SimSun"/>
-          <w:bCs/>
-          <w:color w:val="000000" w:themeColor="text1"/>
-          <w:sz w:val="28"/>
-          <w:szCs w:val="28"/>
-        </w:rPr>
-      </w:pPr>
-      <w:r>
-        <w:rPr>
-          <w:rFonts w:eastAsia="SimSun"/>
-          <w:bCs/>
-          <w:color w:val="000000" w:themeColor="text1"/>
-          <w:sz w:val="28"/>
-          <w:szCs w:val="28"/>
-        </w:rPr>
-        <w:t>2017</w:t>
-      </w:r>
-      <w:r>
-        <w:rPr>
-          <w:rFonts w:eastAsia="SimSun"/>
-          <w:bCs/>
-          <w:color w:val="000000" w:themeColor="text1"/>
-          <w:sz w:val="28"/>
-          <w:szCs w:val="28"/>
-        </w:rPr>
-        <w:t>年</w:t>
-      </w:r>
-      <w:r>
-        <w:rPr>
-          <w:rFonts w:eastAsia="SimSun"/>
-          <w:bCs/>
-          <w:color w:val="000000" w:themeColor="text1"/>
-          <w:sz w:val="28"/>
-          <w:szCs w:val="28"/>
-        </w:rPr>
-        <w:t xml:space="preserve"> </w:t>
-      </w:r>
-      <w:r>
-        <w:rPr>
-          <w:rFonts w:eastAsia="SimSun"/>
-          <w:bCs/>
-          <w:color w:val="000000" w:themeColor="text1"/>
-          <w:sz w:val="28"/>
-          <w:szCs w:val="28"/>
-        </w:rPr>
-        <w:t>校级优秀班主任</w:t>
-      </w:r>
-    </w:p>
-    <w:p>
-      <w:pPr>
-        <w:rPr>
-          <w:rFonts w:eastAsia="SimSun"/>
-          <w:bCs/>
-          <w:color w:val="000000" w:themeColor="text1"/>
-          <w:sz w:val="28"/>
-          <w:szCs w:val="28"/>
-        </w:rPr>
-      </w:pPr>
-      <w:r>
-        <w:rPr>
-          <w:rFonts w:eastAsia="SimSun"/>
-          <w:bCs/>
-          <w:color w:val="000000" w:themeColor="text1"/>
-          <w:sz w:val="28"/>
-          <w:szCs w:val="28"/>
-        </w:rPr>
-        <w:t>2015</w:t>
-      </w:r>
-      <w:r>
-        <w:rPr>
-          <w:rFonts w:eastAsia="SimSun"/>
-          <w:bCs/>
-          <w:color w:val="000000" w:themeColor="text1"/>
-          <w:sz w:val="28"/>
-          <w:szCs w:val="28"/>
-        </w:rPr>
-        <w:t>年</w:t>
-      </w:r>
-      <w:r>
-        <w:rPr>
-          <w:rFonts w:eastAsia="SimSun"/>
-          <w:bCs/>
-          <w:color w:val="000000" w:themeColor="text1"/>
-          <w:sz w:val="28"/>
-          <w:szCs w:val="28"/>
-        </w:rPr>
-        <w:t xml:space="preserve"> </w:t>
-      </w:r>
-      <w:r>
-        <w:rPr>
-          <w:rFonts w:eastAsia="SimSun"/>
-          <w:bCs/>
-          <w:color w:val="000000" w:themeColor="text1"/>
-          <w:sz w:val="28"/>
-          <w:szCs w:val="28"/>
-        </w:rPr>
-        <w:t>教育部第七届高等学校科学研究优秀成果三等奖</w:t>
-      </w:r>
+      </w:pPr>
     </w:p>
     <w:p>
       <w:pPr>
@@ -5341,6 +5281,7 @@
           <w:szCs w:val="28"/>
           <w:lang w:eastAsia="zh-CN"/>
         </w:rPr>
+        <w:lastRenderedPageBreak/>
         <w:t>享乐主义还是实用主义？情感与消费决策权衡</w:t>
       </w:r>
       <w:r>
@@ -5447,7 +5388,6 @@
           <w:szCs w:val="28"/>
           <w:lang w:eastAsia="zh-CN"/>
         </w:rPr>
-        <w:lastRenderedPageBreak/>
         <w:t>决策为己还是决策为他人？自我</w:t>
       </w:r>
       <w:r>
@@ -5807,6 +5747,8 @@
       <w:pPr>
         <w:rPr>
           <w:rFonts w:eastAsiaTheme="minorEastAsia"/>
+          <w:sz w:val="28"/>
+          <w:szCs w:val="28"/>
           <w:lang w:eastAsia="en-US"/>
         </w:rPr>
       </w:pPr>
@@ -5822,12 +5764,16 @@
         <w:jc w:val="both"/>
         <w:rPr>
           <w:rFonts w:ascii="Times New Roman" w:hAnsi="Times New Roman" w:cs="Times New Roman"/>
+          <w:sz w:val="28"/>
+          <w:szCs w:val="28"/>
         </w:rPr>
       </w:pPr>
       <w:bookmarkStart w:id="3" w:name="OLE_LINK15"/>
       <w:r>
         <w:rPr>
           <w:rFonts w:ascii="Times New Roman" w:hAnsi="Times New Roman" w:cs="Times New Roman"/>
+          <w:sz w:val="28"/>
+          <w:szCs w:val="28"/>
         </w:rPr>
         <w:t xml:space="preserve">Jun Feng, Jia Jin, Sasa Zhao, Edmund </w:t>
       </w:r>
@@ -5835,6 +5781,8 @@
       <w:r>
         <w:rPr>
           <w:rFonts w:ascii="Times New Roman" w:hAnsi="Times New Roman" w:cs="Times New Roman"/>
+          <w:sz w:val="28"/>
+          <w:szCs w:val="28"/>
         </w:rPr>
         <w:t>Derrington</w:t>
       </w:r>
@@ -5842,6 +5790,8 @@
       <w:r>
         <w:rPr>
           <w:rFonts w:ascii="Times New Roman" w:hAnsi="Times New Roman" w:cs="Times New Roman"/>
+          <w:sz w:val="28"/>
+          <w:szCs w:val="28"/>
         </w:rPr>
         <w:t xml:space="preserve">, </w:t>
       </w:r>
@@ -5849,6 +5799,8 @@
       <w:r>
         <w:rPr>
           <w:rFonts w:ascii="Times New Roman" w:hAnsi="Times New Roman" w:cs="Times New Roman"/>
+          <w:sz w:val="28"/>
+          <w:szCs w:val="28"/>
         </w:rPr>
         <w:t>Xiangdong</w:t>
       </w:r>
@@ -5856,6 +5808,8 @@
       <w:r>
         <w:rPr>
           <w:rFonts w:ascii="Times New Roman" w:hAnsi="Times New Roman" w:cs="Times New Roman"/>
+          <w:sz w:val="28"/>
+          <w:szCs w:val="28"/>
         </w:rPr>
         <w:t xml:space="preserve"> Qin, </w:t>
       </w:r>
@@ -5863,6 +5817,8 @@
       <w:r>
         <w:rPr>
           <w:rFonts w:ascii="Times New Roman" w:hAnsi="Times New Roman" w:cs="Times New Roman"/>
+          <w:sz w:val="28"/>
+          <w:szCs w:val="28"/>
         </w:rPr>
         <w:t>Shiguang</w:t>
       </w:r>
@@ -5870,12 +5826,16 @@
       <w:r>
         <w:rPr>
           <w:rFonts w:ascii="Times New Roman" w:hAnsi="Times New Roman" w:cs="Times New Roman"/>
+          <w:sz w:val="28"/>
+          <w:szCs w:val="28"/>
         </w:rPr>
         <w:t xml:space="preserve"> Fu</w:t>
       </w:r>
       <w:r>
         <w:rPr>
           <w:rFonts w:ascii="Times New Roman" w:hAnsi="Times New Roman" w:cs="Times New Roman" w:hint="eastAsia"/>
+          <w:sz w:val="28"/>
+          <w:szCs w:val="28"/>
           <w:lang w:eastAsia="zh-CN"/>
         </w:rPr>
         <w:t>*</w:t>
@@ -5883,6 +5843,8 @@
       <w:r>
         <w:rPr>
           <w:rFonts w:ascii="Times New Roman" w:hAnsi="Times New Roman" w:cs="Times New Roman"/>
+          <w:sz w:val="28"/>
+          <w:szCs w:val="28"/>
         </w:rPr>
         <w:t xml:space="preserve">, </w:t>
       </w:r>
@@ -5891,12 +5853,16 @@
           <w:rFonts w:ascii="Times New Roman" w:hAnsi="Times New Roman" w:cs="Times New Roman"/>
           <w:b/>
           <w:bCs/>
+          <w:sz w:val="28"/>
+          <w:szCs w:val="28"/>
         </w:rPr>
         <w:t>Qiang Shen</w:t>
       </w:r>
       <w:r>
         <w:rPr>
           <w:rFonts w:ascii="Times New Roman" w:hAnsi="Times New Roman" w:cs="Times New Roman" w:hint="eastAsia"/>
+          <w:sz w:val="28"/>
+          <w:szCs w:val="28"/>
           <w:lang w:eastAsia="zh-CN"/>
         </w:rPr>
         <w:t>*</w:t>
@@ -5904,6 +5870,8 @@
       <w:r>
         <w:rPr>
           <w:rFonts w:ascii="Times New Roman" w:hAnsi="Times New Roman" w:cs="Times New Roman"/>
+          <w:sz w:val="28"/>
+          <w:szCs w:val="28"/>
         </w:rPr>
         <w:t xml:space="preserve">, Jean-Claude Dreher. Neural correlates of interactions between adaptive learning and hierarchical reasoning in repeated strategic games. </w:t>
       </w:r>
@@ -5912,18 +5880,24 @@
           <w:rFonts w:ascii="Times New Roman" w:hAnsi="Times New Roman" w:cs="Times New Roman"/>
           <w:i/>
           <w:iCs/>
+          <w:sz w:val="28"/>
+          <w:szCs w:val="28"/>
         </w:rPr>
         <w:t>Games and Economic Behavior</w:t>
       </w:r>
       <w:r>
         <w:rPr>
           <w:rFonts w:ascii="Times New Roman" w:hAnsi="Times New Roman" w:cs="Times New Roman"/>
+          <w:sz w:val="28"/>
+          <w:szCs w:val="28"/>
         </w:rPr>
         <w:t>,</w:t>
       </w:r>
       <w:r>
         <w:rPr>
           <w:rFonts w:ascii="Times New Roman" w:hAnsi="Times New Roman" w:cs="Times New Roman" w:hint="eastAsia"/>
+          <w:sz w:val="28"/>
+          <w:szCs w:val="28"/>
           <w:lang w:eastAsia="zh-CN"/>
         </w:rPr>
         <w:t xml:space="preserve"> </w:t>
@@ -5931,6 +5905,8 @@
       <w:r>
         <w:rPr>
           <w:rFonts w:ascii="Times New Roman" w:hAnsi="Times New Roman" w:cs="Times New Roman" w:hint="eastAsia"/>
+          <w:sz w:val="28"/>
+          <w:szCs w:val="28"/>
           <w:lang w:eastAsia="zh-CN"/>
         </w:rPr>
         <w:t>158</w:t>
@@ -5938,20 +5914,17 @@
       <w:r>
         <w:rPr>
           <w:rFonts w:ascii="Times New Roman" w:hAnsi="Times New Roman" w:cs="Times New Roman"/>
-          <w:lang w:eastAsia="zh-CN"/>
-        </w:rPr>
-        <w:t xml:space="preserve">, </w:t>
-      </w:r>
-      <w:r>
-        <w:rPr>
-          <w:rFonts w:ascii="Times New Roman" w:hAnsi="Times New Roman" w:cs="Times New Roman"/>
-          <w:lang w:eastAsia="zh-CN"/>
-        </w:rPr>
-        <w:t>167-190</w:t>
+          <w:sz w:val="28"/>
+          <w:szCs w:val="28"/>
+          <w:lang w:eastAsia="zh-CN"/>
+        </w:rPr>
+        <w:t>, 167-190</w:t>
       </w:r>
       <w:r>
         <w:rPr>
           <w:rFonts w:ascii="Times New Roman" w:hAnsi="Times New Roman" w:cs="Times New Roman" w:hint="eastAsia"/>
+          <w:sz w:val="28"/>
+          <w:szCs w:val="28"/>
           <w:lang w:eastAsia="zh-CN"/>
         </w:rPr>
         <w:t>.</w:t>
@@ -5959,6 +5932,8 @@
       <w:r>
         <w:rPr>
           <w:rFonts w:ascii="Times New Roman" w:hAnsi="Times New Roman" w:cs="Times New Roman" w:hint="eastAsia"/>
+          <w:sz w:val="28"/>
+          <w:szCs w:val="28"/>
           <w:lang w:eastAsia="zh-CN"/>
         </w:rPr>
         <w:t xml:space="preserve"> </w:t>
@@ -5975,23 +5950,31 @@
         <w:jc w:val="both"/>
         <w:rPr>
           <w:rFonts w:ascii="Times New Roman" w:hAnsi="Times New Roman" w:cs="Times New Roman"/>
+          <w:sz w:val="28"/>
+          <w:szCs w:val="28"/>
         </w:rPr>
       </w:pPr>
       <w:r>
         <w:rPr>
           <w:rFonts w:ascii="Times New Roman" w:hAnsi="Times New Roman" w:cs="Times New Roman" w:hint="eastAsia"/>
+          <w:sz w:val="28"/>
+          <w:szCs w:val="28"/>
         </w:rPr>
         <w:t>Dou</w:t>
       </w:r>
       <w:r>
         <w:rPr>
           <w:rFonts w:ascii="Times New Roman" w:hAnsi="Times New Roman" w:cs="Times New Roman"/>
+          <w:sz w:val="28"/>
+          <w:szCs w:val="28"/>
         </w:rPr>
         <w:t>dou Lin,</w:t>
       </w:r>
       <w:r>
         <w:rPr>
           <w:rFonts w:ascii="Times New Roman" w:hAnsi="Times New Roman" w:cs="Times New Roman" w:hint="eastAsia"/>
+          <w:sz w:val="28"/>
+          <w:szCs w:val="28"/>
         </w:rPr>
         <w:t xml:space="preserve"> </w:t>
       </w:r>
@@ -5999,6 +5982,8 @@
       <w:r>
         <w:rPr>
           <w:rFonts w:ascii="Times New Roman" w:hAnsi="Times New Roman" w:cs="Times New Roman"/>
+          <w:sz w:val="28"/>
+          <w:szCs w:val="28"/>
         </w:rPr>
         <w:t>Haoye</w:t>
       </w:r>
@@ -6006,10 +5991,16 @@
       <w:r>
         <w:rPr>
           <w:rFonts w:ascii="Times New Roman" w:hAnsi="Times New Roman" w:cs="Times New Roman"/>
+          <w:sz w:val="28"/>
+          <w:szCs w:val="28"/>
         </w:rPr>
         <w:t xml:space="preserve"> Sun,</w:t>
       </w:r>
       <w:r>
+        <w:rPr>
+          <w:sz w:val="28"/>
+          <w:szCs w:val="28"/>
+        </w:rPr>
         <w:t xml:space="preserve"> </w:t>
       </w:r>
       <w:r>
@@ -6017,6 +6008,8 @@
           <w:rFonts w:ascii="Times New Roman" w:hAnsi="Times New Roman" w:cs="Times New Roman" w:hint="eastAsia"/>
           <w:b/>
           <w:bCs/>
+          <w:sz w:val="28"/>
+          <w:szCs w:val="28"/>
         </w:rPr>
         <w:t>Qiang</w:t>
       </w:r>
@@ -6025,6 +6018,8 @@
           <w:rFonts w:ascii="Times New Roman" w:hAnsi="Times New Roman" w:cs="Times New Roman"/>
           <w:b/>
           <w:bCs/>
+          <w:sz w:val="28"/>
+          <w:szCs w:val="28"/>
         </w:rPr>
         <w:t xml:space="preserve"> </w:t>
       </w:r>
@@ -6033,12 +6028,16 @@
           <w:rFonts w:ascii="Times New Roman" w:hAnsi="Times New Roman" w:cs="Times New Roman" w:hint="eastAsia"/>
           <w:b/>
           <w:bCs/>
+          <w:sz w:val="28"/>
+          <w:szCs w:val="28"/>
         </w:rPr>
         <w:t>Shen</w:t>
       </w:r>
       <w:r>
         <w:rPr>
           <w:rFonts w:ascii="Times New Roman" w:hAnsi="Times New Roman" w:cs="Times New Roman"/>
+          <w:sz w:val="28"/>
+          <w:szCs w:val="28"/>
         </w:rPr>
         <w:t xml:space="preserve">*, </w:t>
       </w:r>
@@ -6046,6 +6045,8 @@
       <w:r>
         <w:rPr>
           <w:rFonts w:ascii="Times New Roman" w:hAnsi="Times New Roman" w:cs="Times New Roman" w:hint="eastAsia"/>
+          <w:sz w:val="28"/>
+          <w:szCs w:val="28"/>
         </w:rPr>
         <w:t>Xiaoyu</w:t>
       </w:r>
@@ -6053,6 +6054,8 @@
       <w:r>
         <w:rPr>
           <w:rFonts w:ascii="Times New Roman" w:hAnsi="Times New Roman" w:cs="Times New Roman"/>
+          <w:sz w:val="28"/>
+          <w:szCs w:val="28"/>
         </w:rPr>
         <w:t xml:space="preserve"> Jiang, </w:t>
       </w:r>
@@ -6060,6 +6063,8 @@
       <w:r>
         <w:rPr>
           <w:rFonts w:ascii="Times New Roman" w:hAnsi="Times New Roman" w:cs="Times New Roman"/>
+          <w:sz w:val="28"/>
+          <w:szCs w:val="28"/>
         </w:rPr>
         <w:t>Shiguang</w:t>
       </w:r>
@@ -6067,6 +6072,8 @@
       <w:r>
         <w:rPr>
           <w:rFonts w:ascii="Times New Roman" w:hAnsi="Times New Roman" w:cs="Times New Roman"/>
+          <w:sz w:val="28"/>
+          <w:szCs w:val="28"/>
         </w:rPr>
         <w:t xml:space="preserve"> Fu, </w:t>
       </w:r>
@@ -6074,6 +6081,8 @@
       <w:r>
         <w:rPr>
           <w:rFonts w:ascii="Times New Roman" w:hAnsi="Times New Roman" w:cs="Times New Roman" w:hint="eastAsia"/>
+          <w:sz w:val="28"/>
+          <w:szCs w:val="28"/>
         </w:rPr>
         <w:t>Qingyan</w:t>
       </w:r>
@@ -6081,18 +6090,24 @@
       <w:r>
         <w:rPr>
           <w:rFonts w:ascii="Times New Roman" w:hAnsi="Times New Roman" w:cs="Times New Roman"/>
+          <w:sz w:val="28"/>
+          <w:szCs w:val="28"/>
         </w:rPr>
         <w:t xml:space="preserve"> </w:t>
       </w:r>
       <w:r>
         <w:rPr>
           <w:rFonts w:ascii="Times New Roman" w:hAnsi="Times New Roman" w:cs="Times New Roman" w:hint="eastAsia"/>
+          <w:sz w:val="28"/>
+          <w:szCs w:val="28"/>
         </w:rPr>
         <w:t>Xiao</w:t>
       </w:r>
       <w:r>
         <w:rPr>
           <w:rFonts w:ascii="Times New Roman" w:hAnsi="Times New Roman" w:cs="Times New Roman"/>
+          <w:sz w:val="28"/>
+          <w:szCs w:val="28"/>
         </w:rPr>
         <w:t>, Sisi Wu</w:t>
       </w:r>
@@ -6100,6 +6115,8 @@
         <w:rPr>
           <w:rFonts w:ascii="Times New Roman" w:hAnsi="Times New Roman" w:cs="Times New Roman"/>
           <w:color w:val="000000" w:themeColor="text1"/>
+          <w:sz w:val="28"/>
+          <w:szCs w:val="28"/>
         </w:rPr>
         <w:t xml:space="preserve">, Vasily </w:t>
       </w:r>
@@ -6108,6 +6125,8 @@
         <w:rPr>
           <w:rFonts w:ascii="Times New Roman" w:hAnsi="Times New Roman" w:cs="Times New Roman"/>
           <w:color w:val="000000" w:themeColor="text1"/>
+          <w:sz w:val="28"/>
+          <w:szCs w:val="28"/>
         </w:rPr>
         <w:t>Klucharev</w:t>
       </w:r>
@@ -6116,6 +6135,8 @@
         <w:rPr>
           <w:rFonts w:ascii="Times New Roman" w:hAnsi="Times New Roman" w:cs="Times New Roman"/>
           <w:color w:val="000000" w:themeColor="text1"/>
+          <w:sz w:val="28"/>
+          <w:szCs w:val="28"/>
         </w:rPr>
         <w:t xml:space="preserve">, </w:t>
       </w:r>
@@ -6123,6 +6144,8 @@
         <w:rPr>
           <w:rFonts w:ascii="Times New Roman" w:hAnsi="Times New Roman" w:cs="Times New Roman" w:hint="eastAsia"/>
           <w:color w:val="000000" w:themeColor="text1"/>
+          <w:sz w:val="28"/>
+          <w:szCs w:val="28"/>
         </w:rPr>
         <w:t>An</w:t>
       </w:r>
@@ -6130,6 +6153,8 @@
         <w:rPr>
           <w:rFonts w:ascii="Times New Roman" w:hAnsi="Times New Roman" w:cs="Times New Roman"/>
           <w:color w:val="000000" w:themeColor="text1"/>
+          <w:sz w:val="28"/>
+          <w:szCs w:val="28"/>
         </w:rPr>
         <w:t>na</w:t>
       </w:r>
@@ -6137,6 +6162,8 @@
         <w:rPr>
           <w:rFonts w:ascii="Times New Roman" w:hAnsi="Times New Roman" w:cs="Times New Roman" w:hint="eastAsia"/>
           <w:color w:val="000000" w:themeColor="text1"/>
+          <w:sz w:val="28"/>
+          <w:szCs w:val="28"/>
         </w:rPr>
         <w:t xml:space="preserve"> </w:t>
       </w:r>
@@ -6144,6 +6171,8 @@
         <w:rPr>
           <w:rFonts w:ascii="Times New Roman" w:hAnsi="Times New Roman" w:cs="Times New Roman"/>
           <w:color w:val="000000" w:themeColor="text1"/>
+          <w:sz w:val="28"/>
+          <w:szCs w:val="28"/>
         </w:rPr>
         <w:t xml:space="preserve">Shestakova, </w:t>
       </w:r>
@@ -6152,6 +6181,8 @@
         <w:rPr>
           <w:rFonts w:ascii="Times New Roman" w:hAnsi="Times New Roman" w:cs="Times New Roman"/>
           <w:color w:val="000000" w:themeColor="text1"/>
+          <w:sz w:val="28"/>
+          <w:szCs w:val="28"/>
         </w:rPr>
         <w:t>Yiquan</w:t>
       </w:r>
@@ -6160,6 +6191,8 @@
         <w:rPr>
           <w:rFonts w:ascii="Times New Roman" w:hAnsi="Times New Roman" w:cs="Times New Roman"/>
           <w:color w:val="000000" w:themeColor="text1"/>
+          <w:sz w:val="28"/>
+          <w:szCs w:val="28"/>
         </w:rPr>
         <w:t xml:space="preserve"> Wang</w:t>
       </w:r>
@@ -6167,6 +6200,8 @@
         <w:rPr>
           <w:rFonts w:ascii="Times New Roman" w:hAnsi="Times New Roman" w:cs="Times New Roman"/>
           <w:color w:val="000000" w:themeColor="text1"/>
+          <w:sz w:val="28"/>
+          <w:szCs w:val="28"/>
           <w:lang w:val="en-CN"/>
         </w:rPr>
         <w:t xml:space="preserve">. </w:t>
@@ -6174,6 +6209,8 @@
       <w:r>
         <w:rPr>
           <w:rFonts w:ascii="Times New Roman" w:hAnsi="Times New Roman" w:cs="Times New Roman"/>
+          <w:sz w:val="28"/>
+          <w:szCs w:val="28"/>
         </w:rPr>
         <w:t xml:space="preserve">Decision for self and other modulates risk attitude and electrophysiological processing: evidence from a behavioral and electrophysiological experiment. </w:t>
       </w:r>
@@ -6182,32 +6219,34 @@
           <w:rFonts w:ascii="Times New Roman" w:hAnsi="Times New Roman" w:cs="Times New Roman"/>
           <w:i/>
           <w:iCs/>
+          <w:sz w:val="28"/>
+          <w:szCs w:val="28"/>
         </w:rPr>
         <w:t>Cerebral Cortex</w:t>
       </w:r>
       <w:r>
         <w:rPr>
           <w:rFonts w:ascii="Times New Roman" w:hAnsi="Times New Roman" w:cs="Times New Roman"/>
+          <w:sz w:val="28"/>
+          <w:szCs w:val="28"/>
         </w:rPr>
         <w:t xml:space="preserve">, </w:t>
       </w:r>
       <w:r>
         <w:rPr>
           <w:rFonts w:ascii="Times New Roman" w:hAnsi="Times New Roman" w:cs="Times New Roman"/>
+          <w:sz w:val="28"/>
+          <w:szCs w:val="28"/>
         </w:rPr>
         <w:t>36 (2), bhag001</w:t>
       </w:r>
       <w:r>
         <w:rPr>
           <w:rFonts w:ascii="Times New Roman" w:hAnsi="Times New Roman" w:cs="Times New Roman"/>
-        </w:rPr>
-        <w:t>.</w:t>
-      </w:r>
-      <w:r>
-        <w:rPr>
-          <w:rFonts w:ascii="Times New Roman" w:hAnsi="Times New Roman" w:cs="Times New Roman"/>
-        </w:rPr>
-        <w:t xml:space="preserve"> </w:t>
+          <w:sz w:val="28"/>
+          <w:szCs w:val="28"/>
+        </w:rPr>
+        <w:t xml:space="preserve">. </w:t>
       </w:r>
     </w:p>
     <w:p>
@@ -6221,11 +6260,15 @@
         <w:jc w:val="both"/>
         <w:rPr>
           <w:rFonts w:ascii="Times New Roman" w:hAnsi="Times New Roman" w:cs="Times New Roman"/>
+          <w:sz w:val="28"/>
+          <w:szCs w:val="28"/>
         </w:rPr>
       </w:pPr>
       <w:r>
         <w:rPr>
           <w:rFonts w:ascii="Times New Roman" w:hAnsi="Times New Roman" w:cs="Times New Roman"/>
+          <w:sz w:val="28"/>
+          <w:szCs w:val="28"/>
         </w:rPr>
         <w:t xml:space="preserve">Doudou Lin, </w:t>
       </w:r>
@@ -6234,18 +6277,124 @@
           <w:rFonts w:ascii="Times New Roman" w:hAnsi="Times New Roman" w:cs="Times New Roman"/>
           <w:b/>
           <w:bCs/>
+          <w:sz w:val="28"/>
+          <w:szCs w:val="28"/>
         </w:rPr>
         <w:t>Qiang Shen</w:t>
       </w:r>
       <w:r>
         <w:rPr>
           <w:rFonts w:ascii="Times New Roman" w:hAnsi="Times New Roman" w:cs="Times New Roman"/>
-        </w:rPr>
-        <w:t>*</w:t>
-      </w:r>
+          <w:sz w:val="28"/>
+          <w:szCs w:val="28"/>
+        </w:rPr>
+        <w:t xml:space="preserve">*, </w:t>
+      </w:r>
+      <w:proofErr w:type="spellStart"/>
       <w:r>
         <w:rPr>
           <w:rFonts w:ascii="Times New Roman" w:hAnsi="Times New Roman" w:cs="Times New Roman"/>
+          <w:sz w:val="28"/>
+          <w:szCs w:val="28"/>
+        </w:rPr>
+        <w:t>Yina</w:t>
+      </w:r>
+      <w:proofErr w:type="spellEnd"/>
+      <w:r>
+        <w:rPr>
+          <w:rFonts w:ascii="Times New Roman" w:hAnsi="Times New Roman" w:cs="Times New Roman"/>
+          <w:sz w:val="28"/>
+          <w:szCs w:val="28"/>
+        </w:rPr>
+        <w:t xml:space="preserve"> An, </w:t>
+      </w:r>
+      <w:proofErr w:type="spellStart"/>
+      <w:r>
+        <w:rPr>
+          <w:rFonts w:ascii="Times New Roman" w:hAnsi="Times New Roman" w:cs="Times New Roman"/>
+          <w:sz w:val="28"/>
+          <w:szCs w:val="28"/>
+        </w:rPr>
+        <w:t>Shiguang</w:t>
+      </w:r>
+      <w:proofErr w:type="spellEnd"/>
+      <w:r>
+        <w:rPr>
+          <w:rFonts w:ascii="Times New Roman" w:hAnsi="Times New Roman" w:cs="Times New Roman"/>
+          <w:sz w:val="28"/>
+          <w:szCs w:val="28"/>
+        </w:rPr>
+        <w:t xml:space="preserve"> Fu, </w:t>
+      </w:r>
+      <w:proofErr w:type="spellStart"/>
+      <w:r>
+        <w:rPr>
+          <w:rFonts w:ascii="Times New Roman" w:hAnsi="Times New Roman" w:cs="Times New Roman"/>
+          <w:sz w:val="28"/>
+          <w:szCs w:val="28"/>
+        </w:rPr>
+        <w:t>Qingyan</w:t>
+      </w:r>
+      <w:proofErr w:type="spellEnd"/>
+      <w:r>
+        <w:rPr>
+          <w:rFonts w:ascii="Times New Roman" w:hAnsi="Times New Roman" w:cs="Times New Roman"/>
+          <w:sz w:val="28"/>
+          <w:szCs w:val="28"/>
+        </w:rPr>
+        <w:t xml:space="preserve"> Xiao, Sisi Wu, </w:t>
+      </w:r>
+      <w:proofErr w:type="spellStart"/>
+      <w:r>
+        <w:rPr>
+          <w:rFonts w:ascii="Times New Roman" w:hAnsi="Times New Roman" w:cs="Times New Roman"/>
+          <w:sz w:val="28"/>
+          <w:szCs w:val="28"/>
+        </w:rPr>
+        <w:t>Xiaoman</w:t>
+      </w:r>
+      <w:proofErr w:type="spellEnd"/>
+      <w:r>
+        <w:rPr>
+          <w:rFonts w:ascii="Times New Roman" w:hAnsi="Times New Roman" w:cs="Times New Roman"/>
+          <w:sz w:val="28"/>
+          <w:szCs w:val="28"/>
+        </w:rPr>
+        <w:t xml:space="preserve"> Song, </w:t>
+      </w:r>
+      <w:proofErr w:type="spellStart"/>
+      <w:r>
+        <w:rPr>
+          <w:rFonts w:ascii="Times New Roman" w:hAnsi="Times New Roman" w:cs="Times New Roman"/>
+          <w:sz w:val="28"/>
+          <w:szCs w:val="28"/>
+        </w:rPr>
+        <w:t>Xiaoyu</w:t>
+      </w:r>
+      <w:proofErr w:type="spellEnd"/>
+      <w:r>
+        <w:rPr>
+          <w:rFonts w:ascii="Times New Roman" w:hAnsi="Times New Roman" w:cs="Times New Roman"/>
+          <w:sz w:val="28"/>
+          <w:szCs w:val="28"/>
+        </w:rPr>
+        <w:t xml:space="preserve"> Jiang, Vasily </w:t>
+      </w:r>
+      <w:proofErr w:type="spellStart"/>
+      <w:r>
+        <w:rPr>
+          <w:rFonts w:ascii="Times New Roman" w:hAnsi="Times New Roman" w:cs="Times New Roman"/>
+          <w:sz w:val="28"/>
+          <w:szCs w:val="28"/>
+        </w:rPr>
+        <w:t>Klucharev</w:t>
+      </w:r>
+      <w:proofErr w:type="spellEnd"/>
+      <w:r>
+        <w:rPr>
+          <w:rFonts w:ascii="Times New Roman" w:hAnsi="Times New Roman" w:cs="Times New Roman"/>
+          <w:sz w:val="28"/>
+          <w:szCs w:val="28"/>
         </w:rPr>
         <w:t xml:space="preserve">, </w:t>
       </w:r>
@@ -6253,137 +6402,45 @@
       <w:r>
         <w:rPr>
           <w:rFonts w:ascii="Times New Roman" w:hAnsi="Times New Roman" w:cs="Times New Roman"/>
-        </w:rPr>
-        <w:t>Yina</w:t>
+          <w:sz w:val="28"/>
+          <w:szCs w:val="28"/>
+        </w:rPr>
+        <w:t>Danfeng</w:t>
       </w:r>
       <w:proofErr w:type="spellEnd"/>
       <w:r>
         <w:rPr>
           <w:rFonts w:ascii="Times New Roman" w:hAnsi="Times New Roman" w:cs="Times New Roman"/>
-        </w:rPr>
-        <w:t xml:space="preserve"> An, </w:t>
+          <w:sz w:val="28"/>
+          <w:szCs w:val="28"/>
+        </w:rPr>
+        <w:t xml:space="preserve"> Cai, </w:t>
       </w:r>
       <w:proofErr w:type="spellStart"/>
       <w:r>
         <w:rPr>
           <w:rFonts w:ascii="Times New Roman" w:hAnsi="Times New Roman" w:cs="Times New Roman"/>
-        </w:rPr>
-        <w:t>Shiguang</w:t>
+          <w:sz w:val="28"/>
+          <w:szCs w:val="28"/>
+        </w:rPr>
+        <w:t>Yiquan</w:t>
       </w:r>
       <w:proofErr w:type="spellEnd"/>
       <w:r>
         <w:rPr>
           <w:rFonts w:ascii="Times New Roman" w:hAnsi="Times New Roman" w:cs="Times New Roman"/>
-        </w:rPr>
-        <w:t xml:space="preserve"> Fu, </w:t>
-      </w:r>
-      <w:proofErr w:type="spellStart"/>
-      <w:r>
-        <w:rPr>
-          <w:rFonts w:ascii="Times New Roman" w:hAnsi="Times New Roman" w:cs="Times New Roman"/>
-        </w:rPr>
-        <w:t>Qingyan</w:t>
-      </w:r>
-      <w:proofErr w:type="spellEnd"/>
-      <w:r>
-        <w:rPr>
-          <w:rFonts w:ascii="Times New Roman" w:hAnsi="Times New Roman" w:cs="Times New Roman"/>
-        </w:rPr>
-        <w:t xml:space="preserve"> Xiao, Sisi Wu, </w:t>
-      </w:r>
-      <w:proofErr w:type="spellStart"/>
-      <w:r>
-        <w:rPr>
-          <w:rFonts w:ascii="Times New Roman" w:hAnsi="Times New Roman" w:cs="Times New Roman"/>
-        </w:rPr>
-        <w:t>Xiaoman</w:t>
-      </w:r>
-      <w:proofErr w:type="spellEnd"/>
-      <w:r>
-        <w:rPr>
-          <w:rFonts w:ascii="Times New Roman" w:hAnsi="Times New Roman" w:cs="Times New Roman"/>
-        </w:rPr>
-        <w:t xml:space="preserve"> Song, </w:t>
-      </w:r>
-      <w:proofErr w:type="spellStart"/>
-      <w:r>
-        <w:rPr>
-          <w:rFonts w:ascii="Times New Roman" w:hAnsi="Times New Roman" w:cs="Times New Roman"/>
-        </w:rPr>
-        <w:t>Xiaoyu</w:t>
-      </w:r>
-      <w:proofErr w:type="spellEnd"/>
-      <w:r>
-        <w:rPr>
-          <w:rFonts w:ascii="Times New Roman" w:hAnsi="Times New Roman" w:cs="Times New Roman"/>
-        </w:rPr>
-        <w:t xml:space="preserve"> Jiang, Vasily </w:t>
-      </w:r>
-      <w:proofErr w:type="spellStart"/>
-      <w:r>
-        <w:rPr>
-          <w:rFonts w:ascii="Times New Roman" w:hAnsi="Times New Roman" w:cs="Times New Roman"/>
-        </w:rPr>
-        <w:t>Klucharev</w:t>
-      </w:r>
-      <w:proofErr w:type="spellEnd"/>
-      <w:r>
-        <w:rPr>
-          <w:rFonts w:ascii="Times New Roman" w:hAnsi="Times New Roman" w:cs="Times New Roman"/>
-        </w:rPr>
-        <w:t xml:space="preserve">, </w:t>
-      </w:r>
-      <w:proofErr w:type="spellStart"/>
-      <w:r>
-        <w:rPr>
-          <w:rFonts w:ascii="Times New Roman" w:hAnsi="Times New Roman" w:cs="Times New Roman"/>
-        </w:rPr>
-        <w:t>Danfeng</w:t>
-      </w:r>
-      <w:proofErr w:type="spellEnd"/>
-      <w:r>
-        <w:rPr>
-          <w:rFonts w:ascii="Times New Roman" w:hAnsi="Times New Roman" w:cs="Times New Roman"/>
-        </w:rPr>
-        <w:t xml:space="preserve"> Cai</w:t>
-      </w:r>
-      <w:r>
-        <w:rPr>
-          <w:rFonts w:ascii="Times New Roman" w:hAnsi="Times New Roman" w:cs="Times New Roman"/>
-        </w:rPr>
-        <w:t xml:space="preserve">, </w:t>
-      </w:r>
-      <w:proofErr w:type="spellStart"/>
-      <w:r>
-        <w:rPr>
-          <w:rFonts w:ascii="Times New Roman" w:hAnsi="Times New Roman" w:cs="Times New Roman"/>
-        </w:rPr>
-        <w:t>Yiquan</w:t>
-      </w:r>
-      <w:proofErr w:type="spellEnd"/>
-      <w:r>
-        <w:rPr>
-          <w:rFonts w:ascii="Times New Roman" w:hAnsi="Times New Roman" w:cs="Times New Roman"/>
-        </w:rPr>
-        <w:t xml:space="preserve"> Wang. </w:t>
-      </w:r>
-      <w:r>
-        <w:rPr>
-          <w:rFonts w:ascii="Times New Roman" w:hAnsi="Times New Roman" w:cs="Times New Roman"/>
-        </w:rPr>
-        <w:t>Assessing the roles of subjective value and valence in outcome evaluation for consumer products: evidence from behavioral and electrophysiological experiments</w:t>
-      </w:r>
-      <w:r>
-        <w:rPr>
-          <w:rFonts w:ascii="Times New Roman" w:hAnsi="Times New Roman" w:cs="Times New Roman"/>
-        </w:rPr>
-        <w:t xml:space="preserve">. </w:t>
+          <w:sz w:val="28"/>
+          <w:szCs w:val="28"/>
+        </w:rPr>
+        <w:t xml:space="preserve"> Wang. Assessing the roles of subjective value and valence in outcome evaluation for consumer products: evidence from behavioral and electrophysiological experiments. </w:t>
       </w:r>
       <w:r>
         <w:rPr>
           <w:rFonts w:ascii="Times New Roman" w:hAnsi="Times New Roman" w:cs="Times New Roman"/>
           <w:i/>
           <w:iCs/>
+          <w:sz w:val="28"/>
+          <w:szCs w:val="28"/>
         </w:rPr>
         <w:t xml:space="preserve">Acta </w:t>
       </w:r>
@@ -6393,41 +6450,43 @@
           <w:rFonts w:ascii="Times New Roman" w:hAnsi="Times New Roman" w:cs="Times New Roman"/>
           <w:i/>
           <w:iCs/>
-        </w:rPr>
-        <w:t>Psychologi</w:t>
-      </w:r>
+          <w:sz w:val="28"/>
+          <w:szCs w:val="28"/>
+        </w:rPr>
+        <w:t>Psychologica</w:t>
+      </w:r>
+      <w:proofErr w:type="spellEnd"/>
       <w:r>
         <w:rPr>
           <w:rFonts w:ascii="Times New Roman" w:hAnsi="Times New Roman" w:cs="Times New Roman"/>
           <w:i/>
           <w:iCs/>
-        </w:rPr>
-        <w:t>ca</w:t>
-      </w:r>
-      <w:proofErr w:type="spellEnd"/>
+          <w:sz w:val="28"/>
+          <w:szCs w:val="28"/>
+        </w:rPr>
+        <w:t>,</w:t>
+      </w:r>
       <w:r>
         <w:rPr>
           <w:rFonts w:ascii="Times New Roman" w:hAnsi="Times New Roman" w:cs="Times New Roman"/>
-          <w:i/>
-          <w:iCs/>
-        </w:rPr>
-        <w:t>,</w:t>
+          <w:sz w:val="28"/>
+          <w:szCs w:val="28"/>
+        </w:rPr>
+        <w:t xml:space="preserve"> </w:t>
       </w:r>
       <w:r>
         <w:rPr>
           <w:rFonts w:ascii="Times New Roman" w:hAnsi="Times New Roman" w:cs="Times New Roman"/>
-        </w:rPr>
-        <w:t xml:space="preserve"> </w:t>
+          <w:sz w:val="28"/>
+          <w:szCs w:val="28"/>
+        </w:rPr>
+        <w:t>262, 106011</w:t>
       </w:r>
       <w:r>
         <w:rPr>
           <w:rFonts w:ascii="Times New Roman" w:hAnsi="Times New Roman" w:cs="Times New Roman"/>
-        </w:rPr>
-        <w:t>262, 106011</w:t>
-      </w:r>
-      <w:r>
-        <w:rPr>
-          <w:rFonts w:ascii="Times New Roman" w:hAnsi="Times New Roman" w:cs="Times New Roman"/>
+          <w:sz w:val="28"/>
+          <w:szCs w:val="28"/>
         </w:rPr>
         <w:t xml:space="preserve">. </w:t>
       </w:r>
@@ -6442,11 +6501,15 @@
         <w:jc w:val="both"/>
         <w:rPr>
           <w:rFonts w:ascii="Times New Roman" w:hAnsi="Times New Roman" w:cs="Times New Roman"/>
+          <w:sz w:val="28"/>
+          <w:szCs w:val="28"/>
         </w:rPr>
       </w:pPr>
       <w:r>
         <w:rPr>
           <w:rFonts w:ascii="Times New Roman" w:hAnsi="Times New Roman" w:cs="Times New Roman"/>
+          <w:sz w:val="28"/>
+          <w:szCs w:val="28"/>
         </w:rPr>
         <w:t xml:space="preserve">Balazs </w:t>
       </w:r>
@@ -6454,6 +6517,8 @@
       <w:r>
         <w:rPr>
           <w:rFonts w:ascii="Times New Roman" w:hAnsi="Times New Roman" w:cs="Times New Roman"/>
+          <w:sz w:val="28"/>
+          <w:szCs w:val="28"/>
         </w:rPr>
         <w:t>Aczel</w:t>
       </w:r>
@@ -6461,6 +6526,8 @@
       <w:r>
         <w:rPr>
           <w:rFonts w:ascii="Times New Roman" w:hAnsi="Times New Roman" w:cs="Times New Roman"/>
+          <w:sz w:val="28"/>
+          <w:szCs w:val="28"/>
         </w:rPr>
         <w:t xml:space="preserve">, Barnabas </w:t>
       </w:r>
@@ -6468,6 +6535,8 @@
       <w:r>
         <w:rPr>
           <w:rFonts w:ascii="Times New Roman" w:hAnsi="Times New Roman" w:cs="Times New Roman"/>
+          <w:sz w:val="28"/>
+          <w:szCs w:val="28"/>
         </w:rPr>
         <w:t>Szaszi</w:t>
       </w:r>
@@ -6475,6 +6544,8 @@
       <w:r>
         <w:rPr>
           <w:rFonts w:ascii="Times New Roman" w:hAnsi="Times New Roman" w:cs="Times New Roman"/>
+          <w:sz w:val="28"/>
+          <w:szCs w:val="28"/>
         </w:rPr>
         <w:t xml:space="preserve">, Harry T. </w:t>
       </w:r>
@@ -6482,6 +6553,8 @@
       <w:r>
         <w:rPr>
           <w:rFonts w:ascii="Times New Roman" w:hAnsi="Times New Roman" w:cs="Times New Roman"/>
+          <w:sz w:val="28"/>
+          <w:szCs w:val="28"/>
         </w:rPr>
         <w:t>Clelland</w:t>
       </w:r>
@@ -6489,6 +6562,8 @@
       <w:r>
         <w:rPr>
           <w:rFonts w:ascii="Times New Roman" w:hAnsi="Times New Roman" w:cs="Times New Roman"/>
+          <w:sz w:val="28"/>
+          <w:szCs w:val="28"/>
         </w:rPr>
         <w:t xml:space="preserve">, Marton Kovacs, Felix </w:t>
       </w:r>
@@ -6496,6 +6571,8 @@
       <w:r>
         <w:rPr>
           <w:rFonts w:ascii="Times New Roman" w:hAnsi="Times New Roman" w:cs="Times New Roman"/>
+          <w:sz w:val="28"/>
+          <w:szCs w:val="28"/>
         </w:rPr>
         <w:t>Holzmeister</w:t>
       </w:r>
@@ -6503,79 +6580,67 @@
       <w:r>
         <w:rPr>
           <w:rFonts w:ascii="Times New Roman" w:hAnsi="Times New Roman" w:cs="Times New Roman"/>
-        </w:rPr>
-        <w:t>,</w:t>
-      </w:r>
-      <w:r>
-        <w:rPr>
-          <w:rFonts w:ascii="Times New Roman" w:hAnsi="Times New Roman" w:cs="Times New Roman"/>
-        </w:rPr>
-        <w:t xml:space="preserve"> …, </w:t>
+          <w:sz w:val="28"/>
+          <w:szCs w:val="28"/>
+        </w:rPr>
+        <w:t xml:space="preserve">, …, </w:t>
       </w:r>
       <w:r>
         <w:rPr>
           <w:rFonts w:ascii="Times New Roman" w:hAnsi="Times New Roman" w:cs="Times New Roman"/>
           <w:b/>
           <w:bCs/>
+          <w:sz w:val="28"/>
+          <w:szCs w:val="28"/>
         </w:rPr>
         <w:t>Qiang Shen</w:t>
       </w:r>
       <w:r>
         <w:rPr>
           <w:rFonts w:ascii="Times New Roman" w:hAnsi="Times New Roman" w:cs="Times New Roman"/>
+          <w:sz w:val="28"/>
+          <w:szCs w:val="28"/>
         </w:rPr>
         <w:t>, …,</w:t>
       </w:r>
       <w:r>
+        <w:rPr>
+          <w:sz w:val="28"/>
+          <w:szCs w:val="28"/>
+        </w:rPr>
         <w:t xml:space="preserve"> </w:t>
       </w:r>
       <w:r>
         <w:rPr>
           <w:rFonts w:ascii="Times New Roman" w:hAnsi="Times New Roman" w:cs="Times New Roman"/>
-        </w:rPr>
-        <w:t>Timothy M. Errington, Brian</w:t>
-      </w:r>
+          <w:sz w:val="28"/>
+          <w:szCs w:val="28"/>
+        </w:rPr>
+        <w:t xml:space="preserve">Timothy M. Errington, Brian Nosek.  Investigating the analytical robustness of the social and </w:t>
+      </w:r>
+      <w:proofErr w:type="spellStart"/>
       <w:r>
         <w:rPr>
           <w:rFonts w:ascii="Times New Roman" w:hAnsi="Times New Roman" w:cs="Times New Roman"/>
-        </w:rPr>
-        <w:t xml:space="preserve"> </w:t>
-      </w:r>
+          <w:sz w:val="28"/>
+          <w:szCs w:val="28"/>
+        </w:rPr>
+        <w:t>behavioural</w:t>
+      </w:r>
+      <w:proofErr w:type="spellEnd"/>
       <w:r>
         <w:rPr>
           <w:rFonts w:ascii="Times New Roman" w:hAnsi="Times New Roman" w:cs="Times New Roman"/>
-        </w:rPr>
-        <w:t>Nosek</w:t>
+          <w:sz w:val="28"/>
+          <w:szCs w:val="28"/>
+        </w:rPr>
+        <w:t xml:space="preserve"> sciences</w:t>
       </w:r>
       <w:r>
         <w:rPr>
           <w:rFonts w:ascii="Times New Roman" w:hAnsi="Times New Roman" w:cs="Times New Roman"/>
-        </w:rPr>
-        <w:t xml:space="preserve">.  </w:t>
-      </w:r>
-      <w:r>
-        <w:rPr>
-          <w:rFonts w:ascii="Times New Roman" w:hAnsi="Times New Roman" w:cs="Times New Roman"/>
-        </w:rPr>
-        <w:t xml:space="preserve">Investigating the analytical robustness of the social and </w:t>
-      </w:r>
-      <w:proofErr w:type="spellStart"/>
-      <w:r>
-        <w:rPr>
-          <w:rFonts w:ascii="Times New Roman" w:hAnsi="Times New Roman" w:cs="Times New Roman"/>
-        </w:rPr>
-        <w:t>behavioural</w:t>
-      </w:r>
-      <w:proofErr w:type="spellEnd"/>
-      <w:r>
-        <w:rPr>
-          <w:rFonts w:ascii="Times New Roman" w:hAnsi="Times New Roman" w:cs="Times New Roman"/>
-        </w:rPr>
-        <w:t xml:space="preserve"> sciences</w:t>
-      </w:r>
-      <w:r>
-        <w:rPr>
-          <w:rFonts w:ascii="Times New Roman" w:hAnsi="Times New Roman" w:cs="Times New Roman"/>
+          <w:sz w:val="28"/>
+          <w:szCs w:val="28"/>
           <w:lang w:eastAsia="zh-CN"/>
         </w:rPr>
         <w:t xml:space="preserve">. </w:t>
@@ -6585,6 +6650,8 @@
           <w:rFonts w:ascii="Times New Roman" w:hAnsi="Times New Roman" w:cs="Times New Roman"/>
           <w:i/>
           <w:iCs/>
+          <w:sz w:val="28"/>
+          <w:szCs w:val="28"/>
           <w:lang w:eastAsia="zh-CN"/>
         </w:rPr>
         <w:t>Nature</w:t>
@@ -6592,6 +6659,8 @@
       <w:r>
         <w:rPr>
           <w:rFonts w:ascii="Times New Roman" w:hAnsi="Times New Roman" w:cs="Times New Roman"/>
+          <w:sz w:val="28"/>
+          <w:szCs w:val="28"/>
           <w:lang w:eastAsia="zh-CN"/>
         </w:rPr>
         <w:t xml:space="preserve">. </w:t>
@@ -6599,6 +6668,8 @@
       <w:r>
         <w:rPr>
           <w:rFonts w:ascii="Times New Roman" w:hAnsi="Times New Roman" w:cs="Times New Roman"/>
+          <w:sz w:val="28"/>
+          <w:szCs w:val="28"/>
           <w:lang w:eastAsia="zh-CN"/>
         </w:rPr>
         <w:t>652 (8108), 135-142</w:t>
@@ -6606,6 +6677,8 @@
       <w:r>
         <w:rPr>
           <w:rFonts w:ascii="Times New Roman" w:hAnsi="Times New Roman" w:cs="Times New Roman"/>
+          <w:sz w:val="28"/>
+          <w:szCs w:val="28"/>
           <w:lang w:eastAsia="zh-CN"/>
         </w:rPr>
         <w:t xml:space="preserve">. </w:t>
@@ -6622,12 +6695,16 @@
         <w:rPr>
           <w:i/>
           <w:iCs/>
+          <w:sz w:val="28"/>
+          <w:szCs w:val="28"/>
         </w:rPr>
       </w:pPr>
       <w:proofErr w:type="spellStart"/>
       <w:r>
         <w:rPr>
           <w:rFonts w:ascii="Times New Roman" w:hAnsi="Times New Roman" w:cs="Times New Roman"/>
+          <w:sz w:val="28"/>
+          <w:szCs w:val="28"/>
         </w:rPr>
         <w:t>Shiguang</w:t>
       </w:r>
@@ -6635,6 +6712,8 @@
       <w:r>
         <w:rPr>
           <w:rFonts w:ascii="Times New Roman" w:hAnsi="Times New Roman" w:cs="Times New Roman"/>
+          <w:sz w:val="28"/>
+          <w:szCs w:val="28"/>
         </w:rPr>
         <w:t xml:space="preserve"> Fu, </w:t>
       </w:r>
@@ -6643,6 +6722,8 @@
           <w:rFonts w:ascii="Times New Roman" w:hAnsi="Times New Roman" w:cs="Times New Roman"/>
           <w:b/>
           <w:bCs/>
+          <w:sz w:val="28"/>
+          <w:szCs w:val="28"/>
         </w:rPr>
         <w:t xml:space="preserve">Qiang </w:t>
       </w:r>
@@ -6651,6 +6732,8 @@
           <w:rFonts w:ascii="Times New Roman" w:hAnsi="Times New Roman" w:cs="Times New Roman" w:hint="eastAsia"/>
           <w:b/>
           <w:bCs/>
+          <w:sz w:val="28"/>
+          <w:szCs w:val="28"/>
           <w:lang w:eastAsia="zh-CN"/>
         </w:rPr>
         <w:t>Shen</w:t>
@@ -6658,12 +6741,16 @@
       <w:r>
         <w:rPr>
           <w:rFonts w:ascii="Times New Roman" w:hAnsi="Times New Roman" w:cs="Times New Roman"/>
+          <w:sz w:val="28"/>
+          <w:szCs w:val="28"/>
         </w:rPr>
         <w:t>*, Xing</w:t>
       </w:r>
       <w:r>
         <w:rPr>
           <w:rFonts w:ascii="Times New Roman" w:hAnsi="Times New Roman" w:cs="Times New Roman" w:hint="eastAsia"/>
+          <w:sz w:val="28"/>
+          <w:szCs w:val="28"/>
           <w:lang w:eastAsia="zh-CN"/>
         </w:rPr>
         <w:t xml:space="preserve"> Zhang</w:t>
@@ -6671,6 +6758,8 @@
       <w:r>
         <w:rPr>
           <w:rFonts w:ascii="Times New Roman" w:hAnsi="Times New Roman" w:cs="Times New Roman" w:hint="eastAsia"/>
+          <w:sz w:val="28"/>
+          <w:szCs w:val="28"/>
           <w:lang w:eastAsia="zh-CN"/>
         </w:rPr>
         <w:t>,</w:t>
@@ -6678,12 +6767,16 @@
       <w:r>
         <w:rPr>
           <w:rFonts w:ascii="Times New Roman" w:hAnsi="Times New Roman" w:cs="Times New Roman"/>
+          <w:sz w:val="28"/>
+          <w:szCs w:val="28"/>
         </w:rPr>
         <w:t xml:space="preserve"> (2025). Learning to win for self-versus-others</w:t>
       </w:r>
       <w:r>
         <w:rPr>
           <w:rFonts w:ascii="Times New Roman" w:hAnsi="Times New Roman" w:cs="Times New Roman" w:hint="eastAsia"/>
+          <w:sz w:val="28"/>
+          <w:szCs w:val="28"/>
           <w:lang w:eastAsia="zh-CN"/>
         </w:rPr>
         <w:t xml:space="preserve">: </w:t>
@@ -6691,6 +6784,8 @@
       <w:r>
         <w:rPr>
           <w:rFonts w:ascii="Times New Roman" w:hAnsi="Times New Roman" w:cs="Times New Roman"/>
+          <w:sz w:val="28"/>
+          <w:szCs w:val="28"/>
         </w:rPr>
         <w:t xml:space="preserve">The role of social closeness and prosocial orientation. </w:t>
       </w:r>
@@ -6699,24 +6794,32 @@
           <w:rFonts w:ascii="Times New Roman" w:hAnsi="Times New Roman" w:cs="Times New Roman"/>
           <w:i/>
           <w:iCs/>
+          <w:sz w:val="28"/>
+          <w:szCs w:val="28"/>
         </w:rPr>
         <w:t>Personality and Individual Differences.</w:t>
       </w:r>
       <w:r>
         <w:rPr>
           <w:rFonts w:ascii="Times New Roman" w:hAnsi="Times New Roman" w:cs="Times New Roman"/>
+          <w:sz w:val="28"/>
+          <w:szCs w:val="28"/>
         </w:rPr>
         <w:t xml:space="preserve"> </w:t>
       </w:r>
       <w:r>
         <w:rPr>
           <w:rFonts w:ascii="Times New Roman" w:hAnsi="Times New Roman" w:cs="Times New Roman"/>
+          <w:sz w:val="28"/>
+          <w:szCs w:val="28"/>
         </w:rPr>
         <w:t>247, 113453</w:t>
       </w:r>
       <w:r>
         <w:rPr>
           <w:rFonts w:ascii="Times New Roman" w:hAnsi="Times New Roman" w:cs="Times New Roman"/>
+          <w:sz w:val="28"/>
+          <w:szCs w:val="28"/>
         </w:rPr>
         <w:t>.</w:t>
       </w:r>
@@ -6731,11 +6834,15 @@
         <w:jc w:val="both"/>
         <w:rPr>
           <w:rFonts w:eastAsia="SimSun"/>
-        </w:rPr>
-      </w:pPr>
-      <w:r>
-        <w:rPr>
-          <w:rFonts w:eastAsia="SimSun"/>
+          <w:sz w:val="28"/>
+          <w:szCs w:val="28"/>
+        </w:rPr>
+      </w:pPr>
+      <w:r>
+        <w:rPr>
+          <w:rFonts w:eastAsia="SimSun"/>
+          <w:sz w:val="28"/>
+          <w:szCs w:val="28"/>
         </w:rPr>
         <w:t>Jin Jia, Xiao Qin, Liu Yuxuan, Xu Ting, </w:t>
       </w:r>
@@ -6744,6 +6851,8 @@
           <w:rFonts w:eastAsia="SimSun"/>
           <w:b/>
           <w:bCs/>
+          <w:sz w:val="28"/>
+          <w:szCs w:val="28"/>
         </w:rPr>
         <w:t>Shen Qiang</w:t>
       </w:r>
@@ -6752,44 +6861,59 @@
           <w:rFonts w:eastAsia="SimSun" w:hint="eastAsia"/>
           <w:b/>
           <w:bCs/>
+          <w:sz w:val="28"/>
+          <w:szCs w:val="28"/>
         </w:rPr>
         <w:t>*</w:t>
       </w:r>
       <w:r>
         <w:rPr>
           <w:rFonts w:eastAsia="SimSun"/>
-        </w:rPr>
-        <w:t>. (2025). Test-retest reliability of decisions under risk with outcome evaluation: Evidence from behavioral and ERP measures in two monetary gambling tasks. </w:t>
+          <w:sz w:val="28"/>
+          <w:szCs w:val="28"/>
+        </w:rPr>
+        <w:t xml:space="preserve">. (2025). Test-retest reliability of decisions under risk with outcome evaluation: </w:t>
+      </w:r>
+      <w:r>
+        <w:rPr>
+          <w:rFonts w:eastAsia="SimSun"/>
+          <w:sz w:val="28"/>
+          <w:szCs w:val="28"/>
+        </w:rPr>
+        <w:lastRenderedPageBreak/>
+        <w:t>Evidence from behavioral and ERP measures in two monetary gambling tasks. </w:t>
       </w:r>
       <w:r>
         <w:rPr>
           <w:rFonts w:eastAsia="SimSun"/>
           <w:i/>
           <w:iCs/>
+          <w:sz w:val="28"/>
+          <w:szCs w:val="28"/>
         </w:rPr>
         <w:t>Cerebral Cortex</w:t>
       </w:r>
       <w:r>
         <w:rPr>
           <w:rFonts w:eastAsia="SimSun" w:hint="eastAsia"/>
+          <w:sz w:val="28"/>
+          <w:szCs w:val="28"/>
         </w:rPr>
         <w:t>,</w:t>
       </w:r>
       <w:r>
         <w:rPr>
           <w:rFonts w:eastAsia="SimSun"/>
-        </w:rPr>
-        <w:t xml:space="preserve"> </w:t>
-      </w:r>
-      <w:r>
-        <w:rPr>
-          <w:rFonts w:eastAsia="SimSun"/>
-        </w:rPr>
-        <w:t>35(3), bhaf058</w:t>
-      </w:r>
-      <w:r>
-        <w:rPr>
-          <w:rFonts w:eastAsia="SimSun"/>
+          <w:sz w:val="28"/>
+          <w:szCs w:val="28"/>
+        </w:rPr>
+        <w:t xml:space="preserve"> 35(3), bhaf058</w:t>
+      </w:r>
+      <w:r>
+        <w:rPr>
+          <w:rFonts w:eastAsia="SimSun"/>
+          <w:sz w:val="28"/>
+          <w:szCs w:val="28"/>
         </w:rPr>
         <w:t>.</w:t>
       </w:r>
@@ -6804,6 +6928,8 @@
         <w:jc w:val="both"/>
         <w:rPr>
           <w:rFonts w:eastAsia="SimSun"/>
+          <w:sz w:val="28"/>
+          <w:szCs w:val="28"/>
         </w:rPr>
       </w:pPr>
       <w:r>
@@ -6811,12 +6937,16 @@
           <w:rFonts w:eastAsia="SimSun"/>
           <w:b/>
           <w:bCs/>
+          <w:sz w:val="28"/>
+          <w:szCs w:val="28"/>
         </w:rPr>
         <w:t>Shen Qiang</w:t>
       </w:r>
       <w:r>
         <w:rPr>
           <w:rFonts w:eastAsia="SimSun"/>
+          <w:sz w:val="28"/>
+          <w:szCs w:val="28"/>
         </w:rPr>
         <w:t xml:space="preserve">, Fu </w:t>
       </w:r>
@@ -6824,6 +6954,8 @@
       <w:r>
         <w:rPr>
           <w:rFonts w:eastAsia="SimSun"/>
+          <w:sz w:val="28"/>
+          <w:szCs w:val="28"/>
         </w:rPr>
         <w:t>Shiguang</w:t>
       </w:r>
@@ -6831,6 +6963,8 @@
       <w:r>
         <w:rPr>
           <w:rFonts w:eastAsia="SimSun"/>
+          <w:sz w:val="28"/>
+          <w:szCs w:val="28"/>
         </w:rPr>
         <w:t xml:space="preserve">, Jiang </w:t>
       </w:r>
@@ -6838,6 +6972,8 @@
       <w:r>
         <w:rPr>
           <w:rFonts w:eastAsia="SimSun"/>
+          <w:sz w:val="28"/>
+          <w:szCs w:val="28"/>
         </w:rPr>
         <w:t>Xiaoying</w:t>
       </w:r>
@@ -6845,6 +6981,8 @@
       <w:r>
         <w:rPr>
           <w:rFonts w:eastAsia="SimSun"/>
+          <w:sz w:val="28"/>
+          <w:szCs w:val="28"/>
         </w:rPr>
         <w:t xml:space="preserve">, Huang </w:t>
       </w:r>
@@ -6852,6 +6990,8 @@
       <w:r>
         <w:rPr>
           <w:rFonts w:eastAsia="SimSun"/>
+          <w:sz w:val="28"/>
+          <w:szCs w:val="28"/>
         </w:rPr>
         <w:t>Xiaoyu</w:t>
       </w:r>
@@ -6859,6 +6999,8 @@
       <w:r>
         <w:rPr>
           <w:rFonts w:eastAsia="SimSun"/>
+          <w:sz w:val="28"/>
+          <w:szCs w:val="28"/>
         </w:rPr>
         <w:t xml:space="preserve">, Lin Doudou, Xiao </w:t>
       </w:r>
@@ -6866,6 +7008,8 @@
       <w:r>
         <w:rPr>
           <w:rFonts w:eastAsia="SimSun"/>
+          <w:sz w:val="28"/>
+          <w:szCs w:val="28"/>
         </w:rPr>
         <w:t>Qingyan</w:t>
       </w:r>
@@ -6873,6 +7017,8 @@
       <w:r>
         <w:rPr>
           <w:rFonts w:eastAsia="SimSun"/>
+          <w:sz w:val="28"/>
+          <w:szCs w:val="28"/>
         </w:rPr>
         <w:t xml:space="preserve">, </w:t>
       </w:r>
@@ -6880,6 +7026,8 @@
       <w:r>
         <w:rPr>
           <w:rFonts w:eastAsia="SimSun"/>
+          <w:sz w:val="28"/>
+          <w:szCs w:val="28"/>
         </w:rPr>
         <w:t>…,Wang</w:t>
       </w:r>
@@ -6887,6 +7035,8 @@
       <w:r>
         <w:rPr>
           <w:rFonts w:eastAsia="SimSun"/>
+          <w:sz w:val="28"/>
+          <w:szCs w:val="28"/>
         </w:rPr>
         <w:t xml:space="preserve"> </w:t>
       </w:r>
@@ -6894,6 +7044,8 @@
       <w:r>
         <w:rPr>
           <w:rFonts w:eastAsia="SimSun"/>
+          <w:sz w:val="28"/>
+          <w:szCs w:val="28"/>
         </w:rPr>
         <w:t>Yiquan</w:t>
       </w:r>
@@ -6901,6 +7053,8 @@
       <w:r>
         <w:rPr>
           <w:rFonts w:eastAsia="SimSun"/>
+          <w:sz w:val="28"/>
+          <w:szCs w:val="28"/>
         </w:rPr>
         <w:t>, Feng Jun. (2023) Factual and counterfactual learning in major adolescent depressive disorder, evidence from an instrumental learning study. </w:t>
       </w:r>
@@ -6909,18 +7063,24 @@
           <w:rFonts w:eastAsia="SimSun"/>
           <w:i/>
           <w:iCs/>
+          <w:sz w:val="28"/>
+          <w:szCs w:val="28"/>
         </w:rPr>
         <w:t>Psychological Medicine</w:t>
       </w:r>
       <w:r>
         <w:rPr>
           <w:rFonts w:eastAsia="SimSun"/>
+          <w:sz w:val="28"/>
+          <w:szCs w:val="28"/>
         </w:rPr>
         <w:t xml:space="preserve">, </w:t>
       </w:r>
       <w:r>
         <w:rPr>
           <w:rFonts w:eastAsia="SimSun"/>
+          <w:sz w:val="28"/>
+          <w:szCs w:val="28"/>
         </w:rPr>
         <w:t>54(2), 256-266.</w:t>
       </w:r>
@@ -6935,11 +7095,15 @@
         <w:jc w:val="both"/>
         <w:rPr>
           <w:rFonts w:eastAsia="SimSun"/>
-        </w:rPr>
-      </w:pPr>
-      <w:r>
-        <w:rPr>
-          <w:rFonts w:eastAsia="SimSun"/>
+          <w:sz w:val="28"/>
+          <w:szCs w:val="28"/>
+        </w:rPr>
+      </w:pPr>
+      <w:r>
+        <w:rPr>
+          <w:rFonts w:eastAsia="SimSun"/>
+          <w:sz w:val="28"/>
+          <w:szCs w:val="28"/>
         </w:rPr>
         <w:t xml:space="preserve">Chen </w:t>
       </w:r>
@@ -6947,6 +7111,8 @@
       <w:r>
         <w:rPr>
           <w:rFonts w:eastAsia="SimSun"/>
+          <w:sz w:val="28"/>
+          <w:szCs w:val="28"/>
         </w:rPr>
         <w:t>Fadong</w:t>
       </w:r>
@@ -6954,6 +7120,8 @@
       <w:r>
         <w:rPr>
           <w:rFonts w:eastAsia="SimSun"/>
+          <w:sz w:val="28"/>
+          <w:szCs w:val="28"/>
         </w:rPr>
         <w:t>, Zhu Zhi, </w:t>
       </w:r>
@@ -6962,12 +7130,16 @@
           <w:rFonts w:eastAsia="SimSun"/>
           <w:b/>
           <w:bCs/>
+          <w:sz w:val="28"/>
+          <w:szCs w:val="28"/>
         </w:rPr>
         <w:t>Shen Qiang*</w:t>
       </w:r>
       <w:r>
         <w:rPr>
           <w:rFonts w:eastAsia="SimSun"/>
+          <w:sz w:val="28"/>
+          <w:szCs w:val="28"/>
         </w:rPr>
         <w:t xml:space="preserve">, Ian </w:t>
       </w:r>
@@ -6975,6 +7147,8 @@
       <w:r>
         <w:rPr>
           <w:rFonts w:eastAsia="SimSun"/>
+          <w:sz w:val="28"/>
+          <w:szCs w:val="28"/>
         </w:rPr>
         <w:t>Krajbich</w:t>
       </w:r>
@@ -6982,6 +7156,8 @@
       <w:r>
         <w:rPr>
           <w:rFonts w:eastAsia="SimSun"/>
+          <w:sz w:val="28"/>
+          <w:szCs w:val="28"/>
         </w:rPr>
         <w:t xml:space="preserve">*, Todd A. Hare (2023) </w:t>
       </w:r>
@@ -6989,6 +7165,8 @@
       <w:r>
         <w:rPr>
           <w:rFonts w:eastAsia="SimSun"/>
+          <w:sz w:val="28"/>
+          <w:szCs w:val="28"/>
         </w:rPr>
         <w:t>Intrachoice</w:t>
       </w:r>
@@ -6996,6 +7174,8 @@
       <w:r>
         <w:rPr>
           <w:rFonts w:eastAsia="SimSun"/>
+          <w:sz w:val="28"/>
+          <w:szCs w:val="28"/>
         </w:rPr>
         <w:t xml:space="preserve"> Dynamics Shape Social Decisions, </w:t>
       </w:r>
@@ -7004,24 +7184,32 @@
           <w:rFonts w:eastAsia="SimSun"/>
           <w:i/>
           <w:iCs/>
+          <w:sz w:val="28"/>
+          <w:szCs w:val="28"/>
         </w:rPr>
         <w:t>Management Science</w:t>
       </w:r>
       <w:r>
         <w:rPr>
           <w:rFonts w:eastAsia="SimSun"/>
+          <w:sz w:val="28"/>
+          <w:szCs w:val="28"/>
         </w:rPr>
         <w:t>,</w:t>
       </w:r>
       <w:r>
         <w:rPr>
           <w:rFonts w:eastAsia="SimSun"/>
+          <w:sz w:val="28"/>
+          <w:szCs w:val="28"/>
         </w:rPr>
         <w:t xml:space="preserve"> </w:t>
       </w:r>
       <w:r>
         <w:rPr>
           <w:rFonts w:eastAsia="SimSun"/>
+          <w:sz w:val="28"/>
+          <w:szCs w:val="28"/>
         </w:rPr>
         <w:t>70(2), 1137-1153.</w:t>
       </w:r>
@@ -7036,11 +7224,15 @@
         <w:jc w:val="both"/>
         <w:rPr>
           <w:rFonts w:eastAsia="SimSun"/>
-        </w:rPr>
-      </w:pPr>
-      <w:r>
-        <w:rPr>
-          <w:rFonts w:eastAsia="SimSun"/>
+          <w:sz w:val="28"/>
+          <w:szCs w:val="28"/>
+        </w:rPr>
+      </w:pPr>
+      <w:r>
+        <w:rPr>
+          <w:rFonts w:eastAsia="SimSun"/>
+          <w:sz w:val="28"/>
+          <w:szCs w:val="28"/>
         </w:rPr>
         <w:t>Chew Soo Hong, Miao Bin, </w:t>
       </w:r>
@@ -7049,12 +7241,16 @@
           <w:rFonts w:eastAsia="SimSun"/>
           <w:b/>
           <w:bCs/>
+          <w:sz w:val="28"/>
+          <w:szCs w:val="28"/>
         </w:rPr>
         <w:t>Shen Qiang</w:t>
       </w:r>
       <w:r>
         <w:rPr>
           <w:rFonts w:eastAsia="SimSun"/>
+          <w:sz w:val="28"/>
+          <w:szCs w:val="28"/>
         </w:rPr>
         <w:t xml:space="preserve">*, Zhong </w:t>
       </w:r>
@@ -7062,6 +7258,8 @@
       <w:r>
         <w:rPr>
           <w:rFonts w:eastAsia="SimSun"/>
+          <w:sz w:val="28"/>
+          <w:szCs w:val="28"/>
         </w:rPr>
         <w:t>Songfa</w:t>
       </w:r>
@@ -7069,27 +7267,26 @@
       <w:r>
         <w:rPr>
           <w:rFonts w:eastAsia="SimSun"/>
-        </w:rPr>
-        <w:t>. (2022) Multiple-</w:t>
-      </w:r>
-      <w:r>
-        <w:rPr>
-          <w:rFonts w:eastAsia="SimSun"/>
-        </w:rPr>
-        <w:lastRenderedPageBreak/>
-        <w:t>Switching Behavior in the Elicitation of Risk Preference. </w:t>
+          <w:sz w:val="28"/>
+          <w:szCs w:val="28"/>
+        </w:rPr>
+        <w:t>. (2022) Multiple-Switching Behavior in the Elicitation of Risk Preference. </w:t>
       </w:r>
       <w:r>
         <w:rPr>
           <w:rFonts w:eastAsia="SimSun"/>
           <w:i/>
           <w:iCs/>
+          <w:sz w:val="28"/>
+          <w:szCs w:val="28"/>
         </w:rPr>
         <w:t>Journal of Economic Theory</w:t>
       </w:r>
       <w:r>
         <w:rPr>
           <w:rFonts w:eastAsia="SimSun"/>
+          <w:sz w:val="28"/>
+          <w:szCs w:val="28"/>
         </w:rPr>
         <w:t>. 204 (105510),1-23.</w:t>
       </w:r>
@@ -7105,6 +7302,8 @@
         <w:rPr>
           <w:rFonts w:eastAsia="SimSun"/>
           <w:color w:val="000000" w:themeColor="text1"/>
+          <w:sz w:val="28"/>
+          <w:szCs w:val="28"/>
         </w:rPr>
       </w:pPr>
       <w:r>
@@ -7113,6 +7312,8 @@
           <w:b/>
           <w:bCs/>
           <w:color w:val="000000" w:themeColor="text1"/>
+          <w:sz w:val="28"/>
+          <w:szCs w:val="28"/>
         </w:rPr>
         <w:t>Shen Qiang</w:t>
       </w:r>
@@ -7120,6 +7321,8 @@
         <w:rPr>
           <w:rFonts w:eastAsia="SimSun"/>
           <w:color w:val="000000" w:themeColor="text1"/>
+          <w:sz w:val="28"/>
+          <w:szCs w:val="28"/>
         </w:rPr>
         <w:t xml:space="preserve">, Fu </w:t>
       </w:r>
@@ -7128,6 +7331,8 @@
         <w:rPr>
           <w:rFonts w:eastAsia="SimSun"/>
           <w:color w:val="000000" w:themeColor="text1"/>
+          <w:sz w:val="28"/>
+          <w:szCs w:val="28"/>
         </w:rPr>
         <w:t>Shiguang</w:t>
       </w:r>
@@ -7136,6 +7341,8 @@
         <w:rPr>
           <w:rFonts w:eastAsia="SimSun"/>
           <w:color w:val="000000" w:themeColor="text1"/>
+          <w:sz w:val="28"/>
+          <w:szCs w:val="28"/>
         </w:rPr>
         <w:t xml:space="preserve">, Huang </w:t>
       </w:r>
@@ -7144,6 +7351,8 @@
         <w:rPr>
           <w:rFonts w:eastAsia="SimSun"/>
           <w:color w:val="000000" w:themeColor="text1"/>
+          <w:sz w:val="28"/>
+          <w:szCs w:val="28"/>
         </w:rPr>
         <w:t>Yuxing</w:t>
       </w:r>
@@ -7152,6 +7361,8 @@
         <w:rPr>
           <w:rFonts w:eastAsia="SimSun"/>
           <w:color w:val="000000" w:themeColor="text1"/>
+          <w:sz w:val="28"/>
+          <w:szCs w:val="28"/>
         </w:rPr>
         <w:t xml:space="preserve">, Jin Jia, Wang </w:t>
       </w:r>
@@ -7160,6 +7371,8 @@
         <w:rPr>
           <w:rFonts w:eastAsia="SimSun"/>
           <w:color w:val="000000" w:themeColor="text1"/>
+          <w:sz w:val="28"/>
+          <w:szCs w:val="28"/>
         </w:rPr>
         <w:t>Yiquan</w:t>
       </w:r>
@@ -7168,6 +7381,8 @@
         <w:rPr>
           <w:rFonts w:eastAsia="SimSun"/>
           <w:color w:val="000000" w:themeColor="text1"/>
+          <w:sz w:val="28"/>
+          <w:szCs w:val="28"/>
         </w:rPr>
         <w:t xml:space="preserve">, Richard </w:t>
       </w:r>
@@ -7176,6 +7391,8 @@
         <w:rPr>
           <w:rFonts w:eastAsia="SimSun"/>
           <w:color w:val="000000" w:themeColor="text1"/>
+          <w:sz w:val="28"/>
+          <w:szCs w:val="28"/>
         </w:rPr>
         <w:t>Ebstein</w:t>
       </w:r>
@@ -7184,6 +7401,8 @@
         <w:rPr>
           <w:rFonts w:eastAsia="SimSun"/>
           <w:color w:val="000000" w:themeColor="text1"/>
+          <w:sz w:val="28"/>
+          <w:szCs w:val="28"/>
         </w:rPr>
         <w:t xml:space="preserve">, Hu </w:t>
       </w:r>
@@ -7192,6 +7411,8 @@
         <w:rPr>
           <w:rFonts w:eastAsia="SimSun"/>
           <w:color w:val="000000" w:themeColor="text1"/>
+          <w:sz w:val="28"/>
+          <w:szCs w:val="28"/>
         </w:rPr>
         <w:t>Linfeng</w:t>
       </w:r>
@@ -7200,6 +7421,8 @@
         <w:rPr>
           <w:rFonts w:eastAsia="SimSun"/>
           <w:color w:val="000000" w:themeColor="text1"/>
+          <w:sz w:val="28"/>
+          <w:szCs w:val="28"/>
         </w:rPr>
         <w:t xml:space="preserve">. (2022) Asymmetric valuation and belief updating over gain and loss in risky decision making: A behavioral and electrophysiological investigation. </w:t>
       </w:r>
@@ -7210,6 +7433,8 @@
           <w:i/>
           <w:iCs/>
           <w:color w:val="000000" w:themeColor="text1"/>
+          <w:sz w:val="28"/>
+          <w:szCs w:val="28"/>
         </w:rPr>
         <w:t>Behavioural</w:t>
       </w:r>
@@ -7220,6 +7445,8 @@
           <w:i/>
           <w:iCs/>
           <w:color w:val="000000" w:themeColor="text1"/>
+          <w:sz w:val="28"/>
+          <w:szCs w:val="28"/>
         </w:rPr>
         <w:t xml:space="preserve"> Brain Research</w:t>
       </w:r>
@@ -7227,6 +7454,8 @@
         <w:rPr>
           <w:rFonts w:eastAsia="SimSun"/>
           <w:color w:val="000000" w:themeColor="text1"/>
+          <w:sz w:val="28"/>
+          <w:szCs w:val="28"/>
         </w:rPr>
         <w:t>, 429, 113909.</w:t>
       </w:r>
@@ -7242,6 +7471,8 @@
         <w:rPr>
           <w:rFonts w:eastAsia="SimSun"/>
           <w:color w:val="000000" w:themeColor="text1"/>
+          <w:sz w:val="28"/>
+          <w:szCs w:val="28"/>
         </w:rPr>
       </w:pPr>
       <w:r>
@@ -7250,6 +7481,8 @@
           <w:b/>
           <w:bCs/>
           <w:color w:val="000000" w:themeColor="text1"/>
+          <w:sz w:val="28"/>
+          <w:szCs w:val="28"/>
         </w:rPr>
         <w:t>Shen Qiang</w:t>
       </w:r>
@@ -7257,6 +7490,8 @@
         <w:rPr>
           <w:rFonts w:eastAsia="SimSun"/>
           <w:color w:val="000000" w:themeColor="text1"/>
+          <w:sz w:val="28"/>
+          <w:szCs w:val="28"/>
         </w:rPr>
         <w:t xml:space="preserve">, Hua </w:t>
       </w:r>
@@ -7265,6 +7500,8 @@
         <w:rPr>
           <w:rFonts w:eastAsia="SimSun"/>
           <w:color w:val="000000" w:themeColor="text1"/>
+          <w:sz w:val="28"/>
+          <w:szCs w:val="28"/>
         </w:rPr>
         <w:t>Yukun</w:t>
       </w:r>
@@ -7273,6 +7510,8 @@
         <w:rPr>
           <w:rFonts w:eastAsia="SimSun"/>
           <w:color w:val="000000" w:themeColor="text1"/>
+          <w:sz w:val="28"/>
+          <w:szCs w:val="28"/>
         </w:rPr>
         <w:t xml:space="preserve">, Huang </w:t>
       </w:r>
@@ -7281,6 +7520,8 @@
         <w:rPr>
           <w:rFonts w:eastAsia="SimSun"/>
           <w:color w:val="000000" w:themeColor="text1"/>
+          <w:sz w:val="28"/>
+          <w:szCs w:val="28"/>
         </w:rPr>
         <w:t>Yuxing</w:t>
       </w:r>
@@ -7289,6 +7530,8 @@
         <w:rPr>
           <w:rFonts w:eastAsia="SimSun"/>
           <w:color w:val="000000" w:themeColor="text1"/>
+          <w:sz w:val="28"/>
+          <w:szCs w:val="28"/>
         </w:rPr>
         <w:t xml:space="preserve">, </w:t>
       </w:r>
@@ -7297,6 +7540,8 @@
         <w:rPr>
           <w:rFonts w:eastAsia="SimSun"/>
           <w:color w:val="000000" w:themeColor="text1"/>
+          <w:sz w:val="28"/>
+          <w:szCs w:val="28"/>
         </w:rPr>
         <w:t>Ebstein</w:t>
       </w:r>
@@ -7305,6 +7550,8 @@
         <w:rPr>
           <w:rFonts w:eastAsia="SimSun"/>
           <w:color w:val="000000" w:themeColor="text1"/>
+          <w:sz w:val="28"/>
+          <w:szCs w:val="28"/>
         </w:rPr>
         <w:t xml:space="preserve"> Richard, Yu </w:t>
       </w:r>
@@ -7313,6 +7560,8 @@
         <w:rPr>
           <w:rFonts w:eastAsia="SimSun"/>
           <w:color w:val="000000" w:themeColor="text1"/>
+          <w:sz w:val="28"/>
+          <w:szCs w:val="28"/>
         </w:rPr>
         <w:t>Xiaofen</w:t>
       </w:r>
@@ -7321,6 +7570,8 @@
         <w:rPr>
           <w:rFonts w:eastAsia="SimSun"/>
           <w:color w:val="000000" w:themeColor="text1"/>
+          <w:sz w:val="28"/>
+          <w:szCs w:val="28"/>
         </w:rPr>
         <w:t xml:space="preserve">, Wu </w:t>
       </w:r>
@@ -7329,6 +7580,8 @@
         <w:rPr>
           <w:rFonts w:eastAsia="SimSun"/>
           <w:color w:val="000000" w:themeColor="text1"/>
+          <w:sz w:val="28"/>
+          <w:szCs w:val="28"/>
         </w:rPr>
         <w:t>Zhihua</w:t>
       </w:r>
@@ -7337,6 +7590,8 @@
         <w:rPr>
           <w:rFonts w:eastAsia="SimSun"/>
           <w:color w:val="000000" w:themeColor="text1"/>
+          <w:sz w:val="28"/>
+          <w:szCs w:val="28"/>
         </w:rPr>
         <w:t>. (2021). Knowledge management and modern digital transformation of the property management industry in China. </w:t>
       </w:r>
@@ -7346,6 +7601,8 @@
           <w:i/>
           <w:iCs/>
           <w:color w:val="000000" w:themeColor="text1"/>
+          <w:sz w:val="28"/>
+          <w:szCs w:val="28"/>
         </w:rPr>
         <w:t>Journal of Knowledge Management</w:t>
       </w:r>
@@ -7355,6 +7612,8 @@
           <w:i/>
           <w:iCs/>
           <w:color w:val="000000" w:themeColor="text1"/>
+          <w:sz w:val="28"/>
+          <w:szCs w:val="28"/>
         </w:rPr>
         <w:t>,</w:t>
       </w:r>
@@ -7364,6 +7623,8 @@
           <w:i/>
           <w:iCs/>
           <w:color w:val="000000" w:themeColor="text1"/>
+          <w:sz w:val="28"/>
+          <w:szCs w:val="28"/>
         </w:rPr>
         <w:t xml:space="preserve"> </w:t>
       </w:r>
@@ -7371,6 +7632,8 @@
         <w:rPr>
           <w:rFonts w:eastAsia="SimSun"/>
           <w:color w:val="000000" w:themeColor="text1"/>
+          <w:sz w:val="28"/>
+          <w:szCs w:val="28"/>
         </w:rPr>
         <w:t>26(8), 2133-2144</w:t>
       </w:r>
@@ -7378,6 +7641,8 @@
         <w:rPr>
           <w:rFonts w:eastAsia="SimSun"/>
           <w:color w:val="000000" w:themeColor="text1"/>
+          <w:sz w:val="28"/>
+          <w:szCs w:val="28"/>
         </w:rPr>
         <w:t>.</w:t>
       </w:r>
@@ -7396,8 +7661,8 @@
           <w:b w:val="0"/>
           <w:bCs w:val="0"/>
           <w:kern w:val="0"/>
-          <w:sz w:val="24"/>
-          <w:szCs w:val="24"/>
+          <w:sz w:val="28"/>
+          <w:szCs w:val="28"/>
         </w:rPr>
       </w:pPr>
       <w:r>
@@ -7406,8 +7671,8 @@
           <w:b w:val="0"/>
           <w:bCs w:val="0"/>
           <w:kern w:val="0"/>
-          <w:sz w:val="24"/>
-          <w:szCs w:val="24"/>
+          <w:sz w:val="28"/>
+          <w:szCs w:val="28"/>
         </w:rPr>
         <w:t>金佳</w:t>
       </w:r>
@@ -7417,8 +7682,8 @@
           <w:b w:val="0"/>
           <w:bCs w:val="0"/>
           <w:kern w:val="0"/>
-          <w:sz w:val="24"/>
-          <w:szCs w:val="24"/>
+          <w:sz w:val="28"/>
+          <w:szCs w:val="28"/>
         </w:rPr>
         <w:t xml:space="preserve"> </w:t>
       </w:r>
@@ -7427,8 +7692,8 @@
           <w:rFonts w:eastAsia="SimSun"/>
           <w:bCs w:val="0"/>
           <w:kern w:val="0"/>
-          <w:sz w:val="24"/>
-          <w:szCs w:val="24"/>
+          <w:sz w:val="28"/>
+          <w:szCs w:val="28"/>
         </w:rPr>
         <w:t>沈强</w:t>
       </w:r>
@@ -7438,8 +7703,8 @@
           <w:b w:val="0"/>
           <w:bCs w:val="0"/>
           <w:kern w:val="0"/>
-          <w:sz w:val="24"/>
-          <w:szCs w:val="24"/>
+          <w:sz w:val="28"/>
+          <w:szCs w:val="28"/>
         </w:rPr>
         <w:t xml:space="preserve"> </w:t>
       </w:r>
@@ -7449,8 +7714,8 @@
           <w:b w:val="0"/>
           <w:bCs w:val="0"/>
           <w:kern w:val="0"/>
-          <w:sz w:val="24"/>
-          <w:szCs w:val="24"/>
+          <w:sz w:val="28"/>
+          <w:szCs w:val="28"/>
         </w:rPr>
         <w:t>神经营销学：打开消费决策的</w:t>
       </w:r>
@@ -7460,8 +7725,8 @@
           <w:b w:val="0"/>
           <w:bCs w:val="0"/>
           <w:kern w:val="0"/>
-          <w:sz w:val="24"/>
-          <w:szCs w:val="24"/>
+          <w:sz w:val="28"/>
+          <w:szCs w:val="28"/>
         </w:rPr>
         <w:t>“</w:t>
       </w:r>
@@ -7471,8 +7736,8 @@
           <w:b w:val="0"/>
           <w:bCs w:val="0"/>
           <w:kern w:val="0"/>
-          <w:sz w:val="24"/>
-          <w:szCs w:val="24"/>
+          <w:sz w:val="28"/>
+          <w:szCs w:val="28"/>
         </w:rPr>
         <w:t>黑箱</w:t>
       </w:r>
@@ -7482,8 +7747,8 @@
           <w:b w:val="0"/>
           <w:bCs w:val="0"/>
           <w:kern w:val="0"/>
-          <w:sz w:val="24"/>
-          <w:szCs w:val="24"/>
+          <w:sz w:val="28"/>
+          <w:szCs w:val="28"/>
         </w:rPr>
         <w:t xml:space="preserve">” </w:t>
       </w:r>
@@ -7493,8 +7758,8 @@
           <w:b w:val="0"/>
           <w:bCs w:val="0"/>
           <w:kern w:val="0"/>
-          <w:sz w:val="24"/>
-          <w:szCs w:val="24"/>
+          <w:sz w:val="28"/>
+          <w:szCs w:val="28"/>
         </w:rPr>
         <w:t>张江科技评论</w:t>
       </w:r>
@@ -7504,8 +7769,8 @@
           <w:b w:val="0"/>
           <w:bCs w:val="0"/>
           <w:kern w:val="0"/>
-          <w:sz w:val="24"/>
-          <w:szCs w:val="24"/>
+          <w:sz w:val="28"/>
+          <w:szCs w:val="28"/>
         </w:rPr>
         <w:t xml:space="preserve"> 2021 </w:t>
       </w:r>
@@ -7515,8 +7780,8 @@
           <w:b w:val="0"/>
           <w:bCs w:val="0"/>
           <w:kern w:val="0"/>
-          <w:sz w:val="24"/>
-          <w:szCs w:val="24"/>
+          <w:sz w:val="28"/>
+          <w:szCs w:val="28"/>
         </w:rPr>
         <w:t>第二期</w:t>
       </w:r>
@@ -7532,12 +7797,16 @@
         <w:rPr>
           <w:rFonts w:ascii="Times New Roman" w:eastAsia="SimSun" w:hAnsi="Times New Roman" w:cs="Times New Roman"/>
           <w:color w:val="000000" w:themeColor="text1"/>
-        </w:rPr>
-      </w:pPr>
-      <w:r>
-        <w:rPr>
-          <w:rFonts w:ascii="Times New Roman" w:eastAsia="SimSun" w:hAnsi="Times New Roman" w:cs="Times New Roman"/>
-          <w:color w:val="000000" w:themeColor="text1"/>
+          <w:sz w:val="28"/>
+          <w:szCs w:val="28"/>
+        </w:rPr>
+      </w:pPr>
+      <w:r>
+        <w:rPr>
+          <w:rFonts w:ascii="Times New Roman" w:eastAsia="SimSun" w:hAnsi="Times New Roman" w:cs="Times New Roman"/>
+          <w:color w:val="000000" w:themeColor="text1"/>
+          <w:sz w:val="28"/>
+          <w:szCs w:val="28"/>
         </w:rPr>
         <w:t xml:space="preserve">Liu </w:t>
       </w:r>
@@ -7546,6 +7815,8 @@
         <w:rPr>
           <w:rFonts w:ascii="Times New Roman" w:eastAsia="SimSun" w:hAnsi="Times New Roman" w:cs="Times New Roman"/>
           <w:color w:val="000000" w:themeColor="text1"/>
+          <w:sz w:val="28"/>
+          <w:szCs w:val="28"/>
         </w:rPr>
         <w:t>Jinting</w:t>
       </w:r>
@@ -7554,6 +7825,8 @@
         <w:rPr>
           <w:rFonts w:ascii="Times New Roman" w:eastAsia="SimSun" w:hAnsi="Times New Roman" w:cs="Times New Roman"/>
           <w:color w:val="000000" w:themeColor="text1"/>
+          <w:sz w:val="28"/>
+          <w:szCs w:val="28"/>
         </w:rPr>
         <w:t xml:space="preserve">, </w:t>
       </w:r>
@@ -7563,6 +7836,8 @@
           <w:b/>
           <w:bCs/>
           <w:color w:val="000000" w:themeColor="text1"/>
+          <w:sz w:val="28"/>
+          <w:szCs w:val="28"/>
         </w:rPr>
         <w:t>Shen</w:t>
       </w:r>
@@ -7570,6 +7845,8 @@
         <w:rPr>
           <w:rFonts w:ascii="Times New Roman" w:eastAsia="SimSun" w:hAnsi="Times New Roman" w:cs="Times New Roman"/>
           <w:color w:val="000000" w:themeColor="text1"/>
+          <w:sz w:val="28"/>
+          <w:szCs w:val="28"/>
         </w:rPr>
         <w:t xml:space="preserve"> </w:t>
       </w:r>
@@ -7579,6 +7856,8 @@
           <w:b/>
           <w:bCs/>
           <w:color w:val="000000" w:themeColor="text1"/>
+          <w:sz w:val="28"/>
+          <w:szCs w:val="28"/>
         </w:rPr>
         <w:t>Qiang</w:t>
       </w:r>
@@ -7586,6 +7865,8 @@
         <w:rPr>
           <w:rFonts w:ascii="Times New Roman" w:eastAsia="SimSun" w:hAnsi="Times New Roman" w:cs="Times New Roman"/>
           <w:color w:val="000000" w:themeColor="text1"/>
+          <w:sz w:val="28"/>
+          <w:szCs w:val="28"/>
         </w:rPr>
         <w:t xml:space="preserve">, Zhang </w:t>
       </w:r>
@@ -7594,6 +7875,8 @@
         <w:rPr>
           <w:rFonts w:ascii="Times New Roman" w:eastAsia="SimSun" w:hAnsi="Times New Roman" w:cs="Times New Roman"/>
           <w:color w:val="000000" w:themeColor="text1"/>
+          <w:sz w:val="28"/>
+          <w:szCs w:val="28"/>
         </w:rPr>
         <w:t>Jieting</w:t>
       </w:r>
@@ -7602,6 +7885,8 @@
         <w:rPr>
           <w:rFonts w:ascii="Times New Roman" w:eastAsia="SimSun" w:hAnsi="Times New Roman" w:cs="Times New Roman"/>
           <w:color w:val="000000" w:themeColor="text1"/>
+          <w:sz w:val="28"/>
+          <w:szCs w:val="28"/>
         </w:rPr>
         <w:t xml:space="preserve">, </w:t>
       </w:r>
@@ -7610,6 +7895,8 @@
         <w:rPr>
           <w:rFonts w:ascii="Times New Roman" w:eastAsia="SimSun" w:hAnsi="Times New Roman" w:cs="Times New Roman"/>
           <w:color w:val="000000" w:themeColor="text1"/>
+          <w:sz w:val="28"/>
+          <w:szCs w:val="28"/>
         </w:rPr>
         <w:t>Beyens</w:t>
       </w:r>
@@ -7618,6 +7905,8 @@
         <w:rPr>
           <w:rFonts w:ascii="Times New Roman" w:eastAsia="SimSun" w:hAnsi="Times New Roman" w:cs="Times New Roman"/>
           <w:color w:val="000000" w:themeColor="text1"/>
+          <w:sz w:val="28"/>
+          <w:szCs w:val="28"/>
         </w:rPr>
         <w:t xml:space="preserve"> </w:t>
       </w:r>
@@ -7626,6 +7915,8 @@
         <w:rPr>
           <w:rFonts w:ascii="Times New Roman" w:eastAsia="SimSun" w:hAnsi="Times New Roman" w:cs="Times New Roman"/>
           <w:color w:val="000000" w:themeColor="text1"/>
+          <w:sz w:val="28"/>
+          <w:szCs w:val="28"/>
         </w:rPr>
         <w:t>Urielle</w:t>
       </w:r>
@@ -7634,6 +7925,8 @@
         <w:rPr>
           <w:rFonts w:ascii="Times New Roman" w:eastAsia="SimSun" w:hAnsi="Times New Roman" w:cs="Times New Roman"/>
           <w:color w:val="000000" w:themeColor="text1"/>
+          <w:sz w:val="28"/>
+          <w:szCs w:val="28"/>
         </w:rPr>
         <w:t xml:space="preserve">, Cai Wei, </w:t>
       </w:r>
@@ -7642,6 +7935,8 @@
         <w:rPr>
           <w:rFonts w:ascii="Times New Roman" w:eastAsia="SimSun" w:hAnsi="Times New Roman" w:cs="Times New Roman"/>
           <w:color w:val="000000" w:themeColor="text1"/>
+          <w:sz w:val="28"/>
+          <w:szCs w:val="28"/>
         </w:rPr>
         <w:t>Decety</w:t>
       </w:r>
@@ -7650,6 +7945,8 @@
         <w:rPr>
           <w:rFonts w:ascii="Times New Roman" w:eastAsia="SimSun" w:hAnsi="Times New Roman" w:cs="Times New Roman"/>
           <w:color w:val="000000" w:themeColor="text1"/>
+          <w:sz w:val="28"/>
+          <w:szCs w:val="28"/>
         </w:rPr>
         <w:t xml:space="preserve"> Jean, Li Hong. (2021). The Difference Spotting Task: A new nonverbal measure of cheating behavior. </w:t>
       </w:r>
@@ -7659,6 +7956,8 @@
           <w:i/>
           <w:iCs/>
           <w:color w:val="000000" w:themeColor="text1"/>
+          <w:sz w:val="28"/>
+          <w:szCs w:val="28"/>
         </w:rPr>
         <w:t>Behavior Research Methods</w:t>
       </w:r>
@@ -7666,6 +7965,8 @@
         <w:rPr>
           <w:rFonts w:ascii="Times New Roman" w:eastAsia="SimSun" w:hAnsi="Times New Roman" w:cs="Times New Roman"/>
           <w:color w:val="000000" w:themeColor="text1"/>
+          <w:sz w:val="28"/>
+          <w:szCs w:val="28"/>
         </w:rPr>
         <w:t xml:space="preserve">, </w:t>
       </w:r>
@@ -7673,6 +7974,8 @@
         <w:rPr>
           <w:rFonts w:ascii="Times New Roman" w:eastAsia="SimSun" w:hAnsi="Times New Roman" w:cs="Times New Roman"/>
           <w:color w:val="000000" w:themeColor="text1"/>
+          <w:sz w:val="28"/>
+          <w:szCs w:val="28"/>
         </w:rPr>
         <w:t>53, 1935–1944</w:t>
       </w:r>
@@ -7680,6 +7983,8 @@
         <w:rPr>
           <w:rFonts w:ascii="Times New Roman" w:eastAsia="SimSun" w:hAnsi="Times New Roman" w:cs="Times New Roman"/>
           <w:color w:val="000000" w:themeColor="text1"/>
+          <w:sz w:val="28"/>
+          <w:szCs w:val="28"/>
         </w:rPr>
         <w:t>.</w:t>
       </w:r>
@@ -7695,6 +8000,8 @@
         <w:rPr>
           <w:rFonts w:ascii="Times New Roman" w:eastAsia="SimSun" w:hAnsi="Times New Roman" w:cs="Times New Roman"/>
           <w:color w:val="000000" w:themeColor="text1"/>
+          <w:sz w:val="28"/>
+          <w:szCs w:val="28"/>
         </w:rPr>
       </w:pPr>
       <w:proofErr w:type="spellStart"/>
@@ -7702,6 +8009,8 @@
         <w:rPr>
           <w:rFonts w:ascii="Times New Roman" w:eastAsia="SimSun" w:hAnsi="Times New Roman" w:cs="Times New Roman"/>
           <w:color w:val="000000" w:themeColor="text1"/>
+          <w:sz w:val="28"/>
+          <w:szCs w:val="28"/>
         </w:rPr>
         <w:t>Botvinik-Nezer</w:t>
       </w:r>
@@ -7710,6 +8019,8 @@
         <w:rPr>
           <w:rFonts w:ascii="Times New Roman" w:eastAsia="SimSun" w:hAnsi="Times New Roman" w:cs="Times New Roman"/>
           <w:color w:val="000000" w:themeColor="text1"/>
+          <w:sz w:val="28"/>
+          <w:szCs w:val="28"/>
         </w:rPr>
         <w:t xml:space="preserve"> Rotem, </w:t>
       </w:r>
@@ -7718,6 +8029,8 @@
         <w:rPr>
           <w:rFonts w:ascii="Times New Roman" w:eastAsia="SimSun" w:hAnsi="Times New Roman" w:cs="Times New Roman"/>
           <w:color w:val="000000" w:themeColor="text1"/>
+          <w:sz w:val="28"/>
+          <w:szCs w:val="28"/>
         </w:rPr>
         <w:t>Holzmeister</w:t>
       </w:r>
@@ -7726,6 +8039,8 @@
         <w:rPr>
           <w:rFonts w:ascii="Times New Roman" w:eastAsia="SimSun" w:hAnsi="Times New Roman" w:cs="Times New Roman"/>
           <w:color w:val="000000" w:themeColor="text1"/>
+          <w:sz w:val="28"/>
+          <w:szCs w:val="28"/>
         </w:rPr>
         <w:t xml:space="preserve"> Felix, Camerer Colin., </w:t>
       </w:r>
@@ -7734,6 +8049,8 @@
         <w:rPr>
           <w:rFonts w:ascii="Times New Roman" w:eastAsia="SimSun" w:hAnsi="Times New Roman" w:cs="Times New Roman"/>
           <w:color w:val="000000" w:themeColor="text1"/>
+          <w:sz w:val="28"/>
+          <w:szCs w:val="28"/>
         </w:rPr>
         <w:t>Dreber</w:t>
       </w:r>
@@ -7742,6 +8059,8 @@
         <w:rPr>
           <w:rFonts w:ascii="Times New Roman" w:eastAsia="SimSun" w:hAnsi="Times New Roman" w:cs="Times New Roman"/>
           <w:color w:val="000000" w:themeColor="text1"/>
+          <w:sz w:val="28"/>
+          <w:szCs w:val="28"/>
         </w:rPr>
         <w:t xml:space="preserve"> Anna, Huber Juergen, Johannesson Magnus, </w:t>
       </w:r>
@@ -7750,6 +8069,8 @@
         <w:rPr>
           <w:rFonts w:ascii="Times New Roman" w:eastAsia="SimSun" w:hAnsi="Times New Roman" w:cs="Times New Roman"/>
           <w:color w:val="000000" w:themeColor="text1"/>
+          <w:sz w:val="28"/>
+          <w:szCs w:val="28"/>
         </w:rPr>
         <w:t>Kirchler</w:t>
       </w:r>
@@ -7758,6 +8079,8 @@
         <w:rPr>
           <w:rFonts w:ascii="Times New Roman" w:eastAsia="SimSun" w:hAnsi="Times New Roman" w:cs="Times New Roman"/>
           <w:color w:val="000000" w:themeColor="text1"/>
+          <w:sz w:val="28"/>
+          <w:szCs w:val="28"/>
         </w:rPr>
         <w:t xml:space="preserve"> Michael, Fu </w:t>
       </w:r>
@@ -7766,6 +8089,8 @@
         <w:rPr>
           <w:rFonts w:ascii="Times New Roman" w:eastAsia="SimSun" w:hAnsi="Times New Roman" w:cs="Times New Roman"/>
           <w:color w:val="000000" w:themeColor="text1"/>
+          <w:sz w:val="28"/>
+          <w:szCs w:val="28"/>
         </w:rPr>
         <w:t>Shiguang</w:t>
       </w:r>
@@ -7774,6 +8099,8 @@
         <w:rPr>
           <w:rFonts w:ascii="Times New Roman" w:eastAsia="SimSun" w:hAnsi="Times New Roman" w:cs="Times New Roman"/>
           <w:color w:val="000000" w:themeColor="text1"/>
+          <w:sz w:val="28"/>
+          <w:szCs w:val="28"/>
         </w:rPr>
         <w:t xml:space="preserve">, </w:t>
       </w:r>
@@ -7783,6 +8110,8 @@
           <w:b/>
           <w:bCs/>
           <w:color w:val="000000" w:themeColor="text1"/>
+          <w:sz w:val="28"/>
+          <w:szCs w:val="28"/>
         </w:rPr>
         <w:t>Shen Qiang</w:t>
       </w:r>
@@ -7790,6 +8119,8 @@
         <w:rPr>
           <w:rFonts w:ascii="Times New Roman" w:eastAsia="SimSun" w:hAnsi="Times New Roman" w:cs="Times New Roman"/>
           <w:color w:val="000000" w:themeColor="text1"/>
+          <w:sz w:val="28"/>
+          <w:szCs w:val="28"/>
         </w:rPr>
         <w:t xml:space="preserve">, …, Tom Schonberg. Variability in the analysis of a single neuroimaging dataset by many teams (2020) </w:t>
       </w:r>
@@ -7799,6 +8130,8 @@
           <w:i/>
           <w:iCs/>
           <w:color w:val="000000" w:themeColor="text1"/>
+          <w:sz w:val="28"/>
+          <w:szCs w:val="28"/>
         </w:rPr>
         <w:t>Natur</w:t>
       </w:r>
@@ -7806,6 +8139,8 @@
         <w:rPr>
           <w:rFonts w:ascii="Times New Roman" w:eastAsia="SimSun" w:hAnsi="Times New Roman" w:cs="Times New Roman"/>
           <w:color w:val="000000" w:themeColor="text1"/>
+          <w:sz w:val="28"/>
+          <w:szCs w:val="28"/>
         </w:rPr>
         <w:t>e, 582(7810), 84-88.</w:t>
       </w:r>
@@ -7822,6 +8157,8 @@
         <w:outlineLvl w:val="0"/>
         <w:rPr>
           <w:rFonts w:ascii="Times New Roman" w:eastAsia="SimSun" w:hAnsi="Times New Roman" w:cs="Times New Roman"/>
+          <w:sz w:val="28"/>
+          <w:szCs w:val="28"/>
           <w:lang w:eastAsia="zh-CN"/>
         </w:rPr>
       </w:pPr>
@@ -7830,12 +8167,16 @@
           <w:rFonts w:ascii="Times New Roman" w:eastAsia="SimSun" w:hAnsi="Times New Roman" w:cs="Times New Roman"/>
           <w:b/>
           <w:bCs/>
+          <w:sz w:val="28"/>
+          <w:szCs w:val="28"/>
         </w:rPr>
         <w:t>Qiang Shen</w:t>
       </w:r>
       <w:r>
         <w:rPr>
           <w:rFonts w:ascii="Times New Roman" w:eastAsia="SimSun" w:hAnsi="Times New Roman" w:cs="Times New Roman"/>
+          <w:sz w:val="28"/>
+          <w:szCs w:val="28"/>
         </w:rPr>
         <w:t>, Lian Zhu</w:t>
       </w:r>
@@ -7844,6 +8185,8 @@
       <w:r>
         <w:rPr>
           <w:rFonts w:ascii="Times New Roman" w:eastAsia="SimSun" w:hAnsi="Times New Roman" w:cs="Times New Roman"/>
+          <w:sz w:val="28"/>
+          <w:szCs w:val="28"/>
         </w:rPr>
         <w:t>, Liang Meng</w:t>
       </w:r>
@@ -7852,6 +8195,8 @@
       <w:r>
         <w:rPr>
           <w:rFonts w:ascii="Times New Roman" w:eastAsia="SimSun" w:hAnsi="Times New Roman" w:cs="Times New Roman"/>
+          <w:sz w:val="28"/>
+          <w:szCs w:val="28"/>
         </w:rPr>
         <w:t xml:space="preserve">, </w:t>
       </w:r>
@@ -7861,6 +8206,8 @@
       <w:r>
         <w:rPr>
           <w:rFonts w:ascii="Times New Roman" w:eastAsia="SimSun" w:hAnsi="Times New Roman" w:cs="Times New Roman"/>
+          <w:sz w:val="28"/>
+          <w:szCs w:val="28"/>
         </w:rPr>
         <w:t>Wenwei</w:t>
       </w:r>
@@ -7868,6 +8215,8 @@
       <w:r>
         <w:rPr>
           <w:rFonts w:ascii="Times New Roman" w:eastAsia="SimSun" w:hAnsi="Times New Roman" w:cs="Times New Roman"/>
+          <w:sz w:val="28"/>
+          <w:szCs w:val="28"/>
         </w:rPr>
         <w:t xml:space="preserve"> </w:t>
       </w:r>
@@ -7876,6 +8225,8 @@
       <w:r>
         <w:rPr>
           <w:rFonts w:ascii="Times New Roman" w:eastAsia="SimSun" w:hAnsi="Times New Roman" w:cs="Times New Roman"/>
+          <w:sz w:val="28"/>
+          <w:szCs w:val="28"/>
         </w:rPr>
         <w:t>Qiu</w:t>
       </w:r>
@@ -7886,6 +8237,8 @@
       <w:r>
         <w:rPr>
           <w:rFonts w:ascii="Times New Roman" w:eastAsia="SimSun" w:hAnsi="Times New Roman" w:cs="Times New Roman"/>
+          <w:sz w:val="28"/>
+          <w:szCs w:val="28"/>
         </w:rPr>
         <w:t xml:space="preserve">, </w:t>
       </w:r>
@@ -7893,6 +8246,8 @@
       <w:r>
         <w:rPr>
           <w:rFonts w:ascii="Times New Roman" w:eastAsia="SimSun" w:hAnsi="Times New Roman" w:cs="Times New Roman"/>
+          <w:sz w:val="28"/>
+          <w:szCs w:val="28"/>
         </w:rPr>
         <w:t>Qingguo</w:t>
       </w:r>
@@ -7900,6 +8255,8 @@
       <w:r>
         <w:rPr>
           <w:rFonts w:ascii="Times New Roman" w:eastAsia="SimSun" w:hAnsi="Times New Roman" w:cs="Times New Roman"/>
+          <w:sz w:val="28"/>
+          <w:szCs w:val="28"/>
         </w:rPr>
         <w:t xml:space="preserve"> Ma, Richard </w:t>
       </w:r>
@@ -7907,6 +8264,8 @@
       <w:r>
         <w:rPr>
           <w:rFonts w:ascii="Times New Roman" w:eastAsia="SimSun" w:hAnsi="Times New Roman" w:cs="Times New Roman"/>
+          <w:sz w:val="28"/>
+          <w:szCs w:val="28"/>
         </w:rPr>
         <w:t>Ebstein</w:t>
       </w:r>
@@ -7914,6 +8273,8 @@
       <w:r>
         <w:rPr>
           <w:rFonts w:ascii="Times New Roman" w:eastAsia="SimSun" w:hAnsi="Times New Roman" w:cs="Times New Roman"/>
+          <w:sz w:val="28"/>
+          <w:szCs w:val="28"/>
         </w:rPr>
         <w:t xml:space="preserve">, Jia Jin. (2020) To reveal or not to reveal? Observation of social outcomes facilitates reward processing. </w:t>
       </w:r>
@@ -7922,12 +8283,16 @@
           <w:rFonts w:ascii="Times New Roman" w:eastAsia="SimSun" w:hAnsi="Times New Roman" w:cs="Times New Roman"/>
           <w:b/>
           <w:bCs/>
+          <w:sz w:val="28"/>
+          <w:szCs w:val="28"/>
         </w:rPr>
         <w:t>Frontiers in Neuroscience</w:t>
       </w:r>
       <w:r>
         <w:rPr>
           <w:rFonts w:ascii="Times New Roman" w:eastAsia="SimSun" w:hAnsi="Times New Roman" w:cs="Times New Roman"/>
+          <w:sz w:val="28"/>
+          <w:szCs w:val="28"/>
         </w:rPr>
         <w:t>, 14.</w:t>
       </w:r>
@@ -7944,12 +8309,16 @@
         <w:rPr>
           <w:rFonts w:ascii="Times New Roman" w:eastAsia="SimSun" w:hAnsi="Times New Roman" w:cs="Times New Roman"/>
           <w:color w:val="000000" w:themeColor="text1"/>
-        </w:rPr>
-      </w:pPr>
-      <w:r>
-        <w:rPr>
-          <w:rFonts w:ascii="Times New Roman" w:eastAsia="SimSun" w:hAnsi="Times New Roman" w:cs="Times New Roman"/>
-          <w:color w:val="000000" w:themeColor="text1"/>
+          <w:sz w:val="28"/>
+          <w:szCs w:val="28"/>
+        </w:rPr>
+      </w:pPr>
+      <w:r>
+        <w:rPr>
+          <w:rFonts w:ascii="Times New Roman" w:eastAsia="SimSun" w:hAnsi="Times New Roman" w:cs="Times New Roman"/>
+          <w:color w:val="000000" w:themeColor="text1"/>
+          <w:sz w:val="28"/>
+          <w:szCs w:val="28"/>
         </w:rPr>
         <w:t xml:space="preserve">Xu Qing, Shirley Gregor, </w:t>
       </w:r>
@@ -7959,6 +8328,8 @@
           <w:b/>
           <w:bCs/>
           <w:color w:val="000000" w:themeColor="text1"/>
+          <w:sz w:val="28"/>
+          <w:szCs w:val="28"/>
         </w:rPr>
         <w:t>Shen Qiang</w:t>
       </w:r>
@@ -7966,6 +8337,8 @@
         <w:rPr>
           <w:rFonts w:ascii="Times New Roman" w:eastAsia="SimSun" w:hAnsi="Times New Roman" w:cs="Times New Roman"/>
           <w:color w:val="000000" w:themeColor="text1"/>
+          <w:sz w:val="28"/>
+          <w:szCs w:val="28"/>
         </w:rPr>
         <w:t xml:space="preserve">, Ma </w:t>
       </w:r>
@@ -7974,6 +8347,8 @@
         <w:rPr>
           <w:rFonts w:ascii="Times New Roman" w:eastAsia="SimSun" w:hAnsi="Times New Roman" w:cs="Times New Roman"/>
           <w:color w:val="000000" w:themeColor="text1"/>
+          <w:sz w:val="28"/>
+          <w:szCs w:val="28"/>
         </w:rPr>
         <w:t>Qingguo</w:t>
       </w:r>
@@ -7982,6 +8357,8 @@
         <w:rPr>
           <w:rFonts w:ascii="Times New Roman" w:eastAsia="SimSun" w:hAnsi="Times New Roman" w:cs="Times New Roman"/>
           <w:color w:val="000000" w:themeColor="text1"/>
+          <w:sz w:val="28"/>
+          <w:szCs w:val="28"/>
         </w:rPr>
         <w:t xml:space="preserve">, Zhang </w:t>
       </w:r>
@@ -7990,6 +8367,8 @@
         <w:rPr>
           <w:rFonts w:ascii="Times New Roman" w:eastAsia="SimSun" w:hAnsi="Times New Roman" w:cs="Times New Roman"/>
           <w:color w:val="000000" w:themeColor="text1"/>
+          <w:sz w:val="28"/>
+          <w:szCs w:val="28"/>
         </w:rPr>
         <w:t>Wuke</w:t>
       </w:r>
@@ -7998,6 +8377,8 @@
         <w:rPr>
           <w:rFonts w:ascii="Times New Roman" w:eastAsia="SimSun" w:hAnsi="Times New Roman" w:cs="Times New Roman"/>
           <w:color w:val="000000" w:themeColor="text1"/>
+          <w:sz w:val="28"/>
+          <w:szCs w:val="28"/>
         </w:rPr>
         <w:t xml:space="preserve">, Amir Riaz (2020). The power of emotions in online decision making: A study of seller reputation using fMRI. </w:t>
       </w:r>
@@ -8007,6 +8388,8 @@
           <w:i/>
           <w:iCs/>
           <w:color w:val="000000" w:themeColor="text1"/>
+          <w:sz w:val="28"/>
+          <w:szCs w:val="28"/>
         </w:rPr>
         <w:t>Decision Support System</w:t>
       </w:r>
@@ -8014,6 +8397,8 @@
         <w:rPr>
           <w:rFonts w:ascii="Times New Roman" w:eastAsia="SimSun" w:hAnsi="Times New Roman" w:cs="Times New Roman"/>
           <w:color w:val="000000" w:themeColor="text1"/>
+          <w:sz w:val="28"/>
+          <w:szCs w:val="28"/>
         </w:rPr>
         <w:t>. 113247.</w:t>
       </w:r>
@@ -8030,13 +8415,18 @@
         <w:rPr>
           <w:rFonts w:ascii="Times New Roman" w:eastAsia="SimSun" w:hAnsi="Times New Roman" w:cs="Times New Roman"/>
           <w:color w:val="000000" w:themeColor="text1"/>
-        </w:rPr>
-      </w:pPr>
-      <w:r>
-        <w:rPr>
-          <w:rFonts w:ascii="Times New Roman" w:eastAsia="SimSun" w:hAnsi="Times New Roman" w:cs="Times New Roman"/>
-          <w:color w:val="000000" w:themeColor="text1"/>
-        </w:rPr>
+          <w:sz w:val="28"/>
+          <w:szCs w:val="28"/>
+        </w:rPr>
+      </w:pPr>
+      <w:r>
+        <w:rPr>
+          <w:rFonts w:ascii="Times New Roman" w:eastAsia="SimSun" w:hAnsi="Times New Roman" w:cs="Times New Roman"/>
+          <w:color w:val="000000" w:themeColor="text1"/>
+          <w:sz w:val="28"/>
+          <w:szCs w:val="28"/>
+        </w:rPr>
+        <w:lastRenderedPageBreak/>
         <w:t xml:space="preserve">Wang Lei, Li Lu, </w:t>
       </w:r>
       <w:r>
@@ -8045,6 +8435,8 @@
           <w:b/>
           <w:bCs/>
           <w:color w:val="000000" w:themeColor="text1"/>
+          <w:sz w:val="28"/>
+          <w:szCs w:val="28"/>
         </w:rPr>
         <w:t>Shen Qiang</w:t>
       </w:r>
@@ -8052,6 +8444,8 @@
         <w:rPr>
           <w:rFonts w:ascii="Times New Roman" w:eastAsia="SimSun" w:hAnsi="Times New Roman" w:cs="Times New Roman"/>
           <w:color w:val="000000" w:themeColor="text1"/>
+          <w:sz w:val="28"/>
+          <w:szCs w:val="28"/>
         </w:rPr>
         <w:t xml:space="preserve">*, Zheng </w:t>
       </w:r>
@@ -8060,6 +8454,8 @@
         <w:rPr>
           <w:rFonts w:ascii="Times New Roman" w:eastAsia="SimSun" w:hAnsi="Times New Roman" w:cs="Times New Roman"/>
           <w:color w:val="000000" w:themeColor="text1"/>
+          <w:sz w:val="28"/>
+          <w:szCs w:val="28"/>
         </w:rPr>
         <w:t>Jiehui</w:t>
       </w:r>
@@ -8068,6 +8464,8 @@
         <w:rPr>
           <w:rFonts w:ascii="Times New Roman" w:eastAsia="SimSun" w:hAnsi="Times New Roman" w:cs="Times New Roman"/>
           <w:color w:val="000000" w:themeColor="text1"/>
+          <w:sz w:val="28"/>
+          <w:szCs w:val="28"/>
         </w:rPr>
         <w:t xml:space="preserve">, Richard </w:t>
       </w:r>
@@ -8076,6 +8474,8 @@
         <w:rPr>
           <w:rFonts w:ascii="Times New Roman" w:eastAsia="SimSun" w:hAnsi="Times New Roman" w:cs="Times New Roman"/>
           <w:color w:val="000000" w:themeColor="text1"/>
+          <w:sz w:val="28"/>
+          <w:szCs w:val="28"/>
         </w:rPr>
         <w:t>Ebstein</w:t>
       </w:r>
@@ -8084,6 +8484,8 @@
         <w:rPr>
           <w:rFonts w:ascii="Times New Roman" w:eastAsia="SimSun" w:hAnsi="Times New Roman" w:cs="Times New Roman"/>
           <w:color w:val="000000" w:themeColor="text1"/>
+          <w:sz w:val="28"/>
+          <w:szCs w:val="28"/>
         </w:rPr>
         <w:t xml:space="preserve"> (2019). To run with the herd or not: Electrophysiological dynamics are associated with preference change in crowdfunding. </w:t>
       </w:r>
@@ -8093,6 +8495,8 @@
           <w:i/>
           <w:iCs/>
           <w:color w:val="000000" w:themeColor="text1"/>
+          <w:sz w:val="28"/>
+          <w:szCs w:val="28"/>
         </w:rPr>
         <w:t>Neuropsychologia</w:t>
       </w:r>
@@ -8100,6 +8504,8 @@
         <w:rPr>
           <w:rFonts w:ascii="Times New Roman" w:eastAsia="SimSun" w:hAnsi="Times New Roman" w:cs="Times New Roman"/>
           <w:color w:val="000000" w:themeColor="text1"/>
+          <w:sz w:val="28"/>
+          <w:szCs w:val="28"/>
         </w:rPr>
         <w:t xml:space="preserve">,134,107232. </w:t>
       </w:r>
@@ -8116,12 +8522,16 @@
         <w:rPr>
           <w:rFonts w:ascii="Times New Roman" w:eastAsia="SimSun" w:hAnsi="Times New Roman" w:cs="Times New Roman"/>
           <w:color w:val="000000" w:themeColor="text1"/>
-        </w:rPr>
-      </w:pPr>
-      <w:r>
-        <w:rPr>
-          <w:rFonts w:ascii="Times New Roman" w:eastAsia="SimSun" w:hAnsi="Times New Roman" w:cs="Times New Roman"/>
-          <w:color w:val="000000" w:themeColor="text1"/>
+          <w:sz w:val="28"/>
+          <w:szCs w:val="28"/>
+        </w:rPr>
+      </w:pPr>
+      <w:r>
+        <w:rPr>
+          <w:rFonts w:ascii="Times New Roman" w:eastAsia="SimSun" w:hAnsi="Times New Roman" w:cs="Times New Roman"/>
+          <w:color w:val="000000" w:themeColor="text1"/>
+          <w:sz w:val="28"/>
+          <w:szCs w:val="28"/>
         </w:rPr>
         <w:t xml:space="preserve">Ma </w:t>
       </w:r>
@@ -8130,6 +8540,8 @@
         <w:rPr>
           <w:rFonts w:ascii="Times New Roman" w:eastAsia="SimSun" w:hAnsi="Times New Roman" w:cs="Times New Roman"/>
           <w:color w:val="000000" w:themeColor="text1"/>
+          <w:sz w:val="28"/>
+          <w:szCs w:val="28"/>
         </w:rPr>
         <w:t>Qingguo</w:t>
       </w:r>
@@ -8138,6 +8550,8 @@
         <w:rPr>
           <w:rFonts w:ascii="Times New Roman" w:eastAsia="SimSun" w:hAnsi="Times New Roman" w:cs="Times New Roman"/>
           <w:color w:val="000000" w:themeColor="text1"/>
+          <w:sz w:val="28"/>
+          <w:szCs w:val="28"/>
         </w:rPr>
         <w:t xml:space="preserve">, Meng Liang, </w:t>
       </w:r>
@@ -8147,6 +8561,8 @@
           <w:b/>
           <w:bCs/>
           <w:color w:val="000000" w:themeColor="text1"/>
+          <w:sz w:val="28"/>
+          <w:szCs w:val="28"/>
         </w:rPr>
         <w:t>Shen Qiang</w:t>
       </w:r>
@@ -8154,6 +8570,8 @@
         <w:rPr>
           <w:rFonts w:ascii="Times New Roman" w:eastAsia="SimSun" w:hAnsi="Times New Roman" w:cs="Times New Roman"/>
           <w:color w:val="000000" w:themeColor="text1"/>
+          <w:sz w:val="28"/>
+          <w:szCs w:val="28"/>
         </w:rPr>
         <w:t xml:space="preserve">* (2017). Deliberate or unintended: Intentions modulate empathic responses to others’ economic payoffs in social interactions. </w:t>
       </w:r>
@@ -8163,6 +8581,8 @@
           <w:i/>
           <w:iCs/>
           <w:color w:val="000000" w:themeColor="text1"/>
+          <w:sz w:val="28"/>
+          <w:szCs w:val="28"/>
         </w:rPr>
         <w:t>Social Neuroscience</w:t>
       </w:r>
@@ -8170,6 +8590,8 @@
         <w:rPr>
           <w:rFonts w:ascii="Times New Roman" w:eastAsia="SimSun" w:hAnsi="Times New Roman" w:cs="Times New Roman"/>
           <w:color w:val="000000" w:themeColor="text1"/>
+          <w:sz w:val="28"/>
+          <w:szCs w:val="28"/>
         </w:rPr>
         <w:t xml:space="preserve">, 12(6), 637-648. </w:t>
       </w:r>
@@ -8185,6 +8607,8 @@
         <w:jc w:val="both"/>
         <w:rPr>
           <w:rFonts w:ascii="Times New Roman" w:eastAsia="SimSun" w:hAnsi="Times New Roman" w:cs="Times New Roman"/>
+          <w:sz w:val="28"/>
+          <w:szCs w:val="28"/>
         </w:rPr>
       </w:pPr>
       <w:r>
@@ -8192,12 +8616,16 @@
           <w:rFonts w:ascii="Times New Roman" w:eastAsia="SimSun" w:hAnsi="Times New Roman" w:cs="Times New Roman"/>
           <w:b/>
           <w:bCs/>
+          <w:sz w:val="28"/>
+          <w:szCs w:val="28"/>
         </w:rPr>
         <w:t>Shen Qiang</w:t>
       </w:r>
       <w:r>
         <w:rPr>
           <w:rFonts w:ascii="Times New Roman" w:eastAsia="SimSun" w:hAnsi="Times New Roman" w:cs="Times New Roman"/>
+          <w:sz w:val="28"/>
+          <w:szCs w:val="28"/>
         </w:rPr>
         <w:t xml:space="preserve">, Teo </w:t>
       </w:r>
@@ -8205,6 +8633,8 @@
       <w:r>
         <w:rPr>
           <w:rFonts w:ascii="Times New Roman" w:eastAsia="SimSun" w:hAnsi="Times New Roman" w:cs="Times New Roman"/>
+          <w:sz w:val="28"/>
+          <w:szCs w:val="28"/>
         </w:rPr>
         <w:t>Meijun</w:t>
       </w:r>
@@ -8212,6 +8642,8 @@
       <w:r>
         <w:rPr>
           <w:rFonts w:ascii="Times New Roman" w:eastAsia="SimSun" w:hAnsi="Times New Roman" w:cs="Times New Roman"/>
+          <w:sz w:val="28"/>
+          <w:szCs w:val="28"/>
         </w:rPr>
         <w:t xml:space="preserve">, Eyal Winter, </w:t>
       </w:r>
@@ -8219,6 +8651,8 @@
       <w:r>
         <w:rPr>
           <w:rFonts w:ascii="Times New Roman" w:eastAsia="SimSun" w:hAnsi="Times New Roman" w:cs="Times New Roman"/>
+          <w:sz w:val="28"/>
+          <w:szCs w:val="28"/>
         </w:rPr>
         <w:t>Einav</w:t>
       </w:r>
@@ -8226,6 +8660,8 @@
       <w:r>
         <w:rPr>
           <w:rFonts w:ascii="Times New Roman" w:eastAsia="SimSun" w:hAnsi="Times New Roman" w:cs="Times New Roman"/>
+          <w:sz w:val="28"/>
+          <w:szCs w:val="28"/>
         </w:rPr>
         <w:t xml:space="preserve"> Hart, Soo Hong Chew and Richard P. </w:t>
       </w:r>
@@ -8233,6 +8669,8 @@
       <w:r>
         <w:rPr>
           <w:rFonts w:ascii="Times New Roman" w:eastAsia="SimSun" w:hAnsi="Times New Roman" w:cs="Times New Roman"/>
+          <w:sz w:val="28"/>
+          <w:szCs w:val="28"/>
         </w:rPr>
         <w:t>Ebstein</w:t>
       </w:r>
@@ -8240,6 +8678,8 @@
       <w:r>
         <w:rPr>
           <w:rFonts w:ascii="Times New Roman" w:eastAsia="SimSun" w:hAnsi="Times New Roman" w:cs="Times New Roman"/>
+          <w:sz w:val="28"/>
+          <w:szCs w:val="28"/>
         </w:rPr>
         <w:t xml:space="preserve">. (2016). </w:t>
       </w:r>
@@ -8248,6 +8688,8 @@
       <w:r>
         <w:rPr>
           <w:rFonts w:ascii="Times New Roman" w:eastAsia="SimSun" w:hAnsi="Times New Roman" w:cs="Times New Roman"/>
+          <w:sz w:val="28"/>
+          <w:szCs w:val="28"/>
         </w:rPr>
         <w:t xml:space="preserve">To cheat or not to cheat: Tryptophan hydroxylase 2 (TPH2) SNP variants contribute to lying in the die-under-cup paradigm. </w:t>
       </w:r>
@@ -8258,12 +8700,16 @@
           <w:rFonts w:ascii="Times New Roman" w:eastAsia="SimSun" w:hAnsi="Times New Roman" w:cs="Times New Roman"/>
           <w:b/>
           <w:bCs/>
+          <w:sz w:val="28"/>
+          <w:szCs w:val="28"/>
         </w:rPr>
         <w:t>Frontiers in Behavioral Neuroscience</w:t>
       </w:r>
       <w:r>
         <w:rPr>
           <w:rFonts w:ascii="Times New Roman" w:eastAsia="SimSun" w:hAnsi="Times New Roman" w:cs="Times New Roman"/>
+          <w:sz w:val="28"/>
+          <w:szCs w:val="28"/>
         </w:rPr>
         <w:t>. 10:82.</w:t>
       </w:r>
@@ -8279,11 +8725,15 @@
         <w:jc w:val="both"/>
         <w:rPr>
           <w:rFonts w:ascii="Times New Roman" w:eastAsia="SimSun" w:hAnsi="Times New Roman" w:cs="Times New Roman"/>
-        </w:rPr>
-      </w:pPr>
-      <w:r>
-        <w:rPr>
-          <w:rFonts w:ascii="Times New Roman" w:eastAsia="SimSun" w:hAnsi="Times New Roman" w:cs="Times New Roman"/>
+          <w:sz w:val="28"/>
+          <w:szCs w:val="28"/>
+        </w:rPr>
+      </w:pPr>
+      <w:r>
+        <w:rPr>
+          <w:rFonts w:ascii="Times New Roman" w:eastAsia="SimSun" w:hAnsi="Times New Roman" w:cs="Times New Roman"/>
+          <w:sz w:val="28"/>
+          <w:szCs w:val="28"/>
         </w:rPr>
         <w:t xml:space="preserve">Ma </w:t>
       </w:r>
@@ -8291,6 +8741,8 @@
       <w:r>
         <w:rPr>
           <w:rFonts w:ascii="Times New Roman" w:eastAsia="SimSun" w:hAnsi="Times New Roman" w:cs="Times New Roman"/>
+          <w:sz w:val="28"/>
+          <w:szCs w:val="28"/>
         </w:rPr>
         <w:t>Qingguo</w:t>
       </w:r>
@@ -8298,6 +8750,8 @@
       <w:r>
         <w:rPr>
           <w:rFonts w:ascii="Times New Roman" w:eastAsia="SimSun" w:hAnsi="Times New Roman" w:cs="Times New Roman"/>
+          <w:sz w:val="28"/>
+          <w:szCs w:val="28"/>
         </w:rPr>
         <w:t xml:space="preserve">, Li </w:t>
       </w:r>
@@ -8305,6 +8759,8 @@
       <w:r>
         <w:rPr>
           <w:rFonts w:ascii="Times New Roman" w:eastAsia="SimSun" w:hAnsi="Times New Roman" w:cs="Times New Roman"/>
+          <w:sz w:val="28"/>
+          <w:szCs w:val="28"/>
         </w:rPr>
         <w:t>Diandian</w:t>
       </w:r>
@@ -8312,6 +8768,8 @@
       <w:r>
         <w:rPr>
           <w:rFonts w:ascii="Times New Roman" w:eastAsia="SimSun" w:hAnsi="Times New Roman" w:cs="Times New Roman"/>
+          <w:sz w:val="28"/>
+          <w:szCs w:val="28"/>
         </w:rPr>
         <w:t xml:space="preserve">, </w:t>
       </w:r>
@@ -8320,12 +8778,16 @@
           <w:rFonts w:ascii="Times New Roman" w:eastAsia="SimSun" w:hAnsi="Times New Roman" w:cs="Times New Roman"/>
           <w:b/>
           <w:bCs/>
+          <w:sz w:val="28"/>
+          <w:szCs w:val="28"/>
         </w:rPr>
         <w:t>Shen Qiang</w:t>
       </w:r>
       <w:r>
         <w:rPr>
           <w:rFonts w:ascii="Times New Roman" w:eastAsia="SimSun" w:hAnsi="Times New Roman" w:cs="Times New Roman"/>
+          <w:sz w:val="28"/>
+          <w:szCs w:val="28"/>
         </w:rPr>
         <w:t xml:space="preserve">, Qiu </w:t>
       </w:r>
@@ -8334,6 +8796,8 @@
       <w:r>
         <w:rPr>
           <w:rFonts w:ascii="Times New Roman" w:eastAsia="SimSun" w:hAnsi="Times New Roman" w:cs="Times New Roman"/>
+          <w:sz w:val="28"/>
+          <w:szCs w:val="28"/>
         </w:rPr>
         <w:t>Wenwei</w:t>
       </w:r>
@@ -8341,6 +8805,8 @@
       <w:r>
         <w:rPr>
           <w:rFonts w:ascii="Times New Roman" w:eastAsia="SimSun" w:hAnsi="Times New Roman" w:cs="Times New Roman"/>
+          <w:sz w:val="28"/>
+          <w:szCs w:val="28"/>
         </w:rPr>
         <w:t>.(</w:t>
       </w:r>
@@ -8348,6 +8814,8 @@
       <w:r>
         <w:rPr>
           <w:rFonts w:ascii="Times New Roman" w:eastAsia="SimSun" w:hAnsi="Times New Roman" w:cs="Times New Roman"/>
+          <w:sz w:val="28"/>
+          <w:szCs w:val="28"/>
         </w:rPr>
         <w:t xml:space="preserve">2015).Anchors as semantic primes in economic value construction: an electrophysiological study of anchoring effect. </w:t>
       </w:r>
@@ -8356,12 +8824,16 @@
           <w:rFonts w:ascii="Times New Roman" w:eastAsia="SimSun" w:hAnsi="Times New Roman" w:cs="Times New Roman"/>
           <w:b/>
           <w:bCs/>
+          <w:sz w:val="28"/>
+          <w:szCs w:val="28"/>
         </w:rPr>
         <w:t>PLOS ONE</w:t>
       </w:r>
       <w:r>
         <w:rPr>
           <w:rFonts w:ascii="Times New Roman" w:eastAsia="SimSun" w:hAnsi="Times New Roman" w:cs="Times New Roman"/>
+          <w:sz w:val="28"/>
+          <w:szCs w:val="28"/>
         </w:rPr>
         <w:t>, 10(10): e0139954.</w:t>
       </w:r>
@@ -8377,11 +8849,15 @@
         <w:jc w:val="both"/>
         <w:rPr>
           <w:rFonts w:ascii="Times New Roman" w:eastAsia="SimSun" w:hAnsi="Times New Roman" w:cs="Times New Roman"/>
-        </w:rPr>
-      </w:pPr>
-      <w:r>
-        <w:rPr>
-          <w:rFonts w:ascii="Times New Roman" w:eastAsia="SimSun" w:hAnsi="Times New Roman" w:cs="Times New Roman"/>
+          <w:sz w:val="28"/>
+          <w:szCs w:val="28"/>
+        </w:rPr>
+      </w:pPr>
+      <w:r>
+        <w:rPr>
+          <w:rFonts w:ascii="Times New Roman" w:eastAsia="SimSun" w:hAnsi="Times New Roman" w:cs="Times New Roman"/>
+          <w:sz w:val="28"/>
+          <w:szCs w:val="28"/>
         </w:rPr>
         <w:t xml:space="preserve">Ma </w:t>
       </w:r>
@@ -8389,6 +8865,8 @@
       <w:r>
         <w:rPr>
           <w:rFonts w:ascii="Times New Roman" w:eastAsia="SimSun" w:hAnsi="Times New Roman" w:cs="Times New Roman"/>
+          <w:sz w:val="28"/>
+          <w:szCs w:val="28"/>
         </w:rPr>
         <w:t>Qingguo</w:t>
       </w:r>
@@ -8396,6 +8874,8 @@
       <w:r>
         <w:rPr>
           <w:rFonts w:ascii="Times New Roman" w:eastAsia="SimSun" w:hAnsi="Times New Roman" w:cs="Times New Roman"/>
+          <w:sz w:val="28"/>
+          <w:szCs w:val="28"/>
         </w:rPr>
         <w:t xml:space="preserve">., Meng Liang., &amp; </w:t>
       </w:r>
@@ -8404,18 +8884,24 @@
           <w:rFonts w:ascii="Times New Roman" w:eastAsia="SimSun" w:hAnsi="Times New Roman" w:cs="Times New Roman"/>
           <w:b/>
           <w:bCs/>
+          <w:sz w:val="28"/>
+          <w:szCs w:val="28"/>
         </w:rPr>
         <w:t>Shen Qiang</w:t>
       </w:r>
       <w:r>
         <w:rPr>
           <w:rFonts w:ascii="Times New Roman" w:eastAsia="SimSun" w:hAnsi="Times New Roman" w:cs="Times New Roman"/>
+          <w:sz w:val="28"/>
+          <w:szCs w:val="28"/>
         </w:rPr>
         <w:t>*.</w:t>
       </w:r>
       <w:r>
         <w:rPr>
           <w:rFonts w:ascii="Times New Roman" w:eastAsia="SimSun" w:hAnsi="Times New Roman" w:cs="Times New Roman" w:hint="eastAsia"/>
+          <w:sz w:val="28"/>
+          <w:szCs w:val="28"/>
           <w:lang w:eastAsia="zh-CN"/>
         </w:rPr>
         <w:t xml:space="preserve"> </w:t>
@@ -8423,6 +8909,8 @@
       <w:r>
         <w:rPr>
           <w:rFonts w:ascii="Times New Roman" w:eastAsia="SimSun" w:hAnsi="Times New Roman" w:cs="Times New Roman"/>
+          <w:sz w:val="28"/>
+          <w:szCs w:val="28"/>
         </w:rPr>
         <w:t>(2015</w:t>
       </w:r>
@@ -8430,6 +8918,8 @@
       <w:r>
         <w:rPr>
           <w:rFonts w:ascii="Times New Roman" w:eastAsia="SimSun" w:hAnsi="Times New Roman" w:cs="Times New Roman"/>
+          <w:sz w:val="28"/>
+          <w:szCs w:val="28"/>
         </w:rPr>
         <w:t>).You</w:t>
       </w:r>
@@ -8437,6 +8927,8 @@
       <w:r>
         <w:rPr>
           <w:rFonts w:ascii="Times New Roman" w:eastAsia="SimSun" w:hAnsi="Times New Roman" w:cs="Times New Roman"/>
+          <w:sz w:val="28"/>
+          <w:szCs w:val="28"/>
         </w:rPr>
         <w:t xml:space="preserve"> have my word: reciprocity expectation modulates feedback-related negativity in the trust game, </w:t>
       </w:r>
@@ -8445,12 +8937,16 @@
           <w:rFonts w:ascii="Times New Roman" w:eastAsia="SimSun" w:hAnsi="Times New Roman" w:cs="Times New Roman"/>
           <w:b/>
           <w:bCs/>
+          <w:sz w:val="28"/>
+          <w:szCs w:val="28"/>
         </w:rPr>
         <w:t>PLOS ONE</w:t>
       </w:r>
       <w:r>
         <w:rPr>
           <w:rFonts w:ascii="Times New Roman" w:eastAsia="SimSun" w:hAnsi="Times New Roman" w:cs="Times New Roman"/>
+          <w:sz w:val="28"/>
+          <w:szCs w:val="28"/>
         </w:rPr>
         <w:t>,10(2), e0119129. (*Correspondence author)</w:t>
       </w:r>
@@ -8467,12 +8963,16 @@
         <w:rPr>
           <w:rFonts w:ascii="Times New Roman" w:eastAsia="SimSun" w:hAnsi="Times New Roman" w:cs="Times New Roman"/>
           <w:color w:val="000000" w:themeColor="text1"/>
-        </w:rPr>
-      </w:pPr>
-      <w:r>
-        <w:rPr>
-          <w:rFonts w:ascii="Times New Roman" w:eastAsia="SimSun" w:hAnsi="Times New Roman" w:cs="Times New Roman"/>
-          <w:color w:val="000000" w:themeColor="text1"/>
+          <w:sz w:val="28"/>
+          <w:szCs w:val="28"/>
+        </w:rPr>
+      </w:pPr>
+      <w:r>
+        <w:rPr>
+          <w:rFonts w:ascii="Times New Roman" w:eastAsia="SimSun" w:hAnsi="Times New Roman" w:cs="Times New Roman"/>
+          <w:color w:val="000000" w:themeColor="text1"/>
+          <w:sz w:val="28"/>
+          <w:szCs w:val="28"/>
         </w:rPr>
         <w:t xml:space="preserve">Ma </w:t>
       </w:r>
@@ -8481,6 +8981,8 @@
         <w:rPr>
           <w:rFonts w:ascii="Times New Roman" w:eastAsia="SimSun" w:hAnsi="Times New Roman" w:cs="Times New Roman"/>
           <w:color w:val="000000" w:themeColor="text1"/>
+          <w:sz w:val="28"/>
+          <w:szCs w:val="28"/>
         </w:rPr>
         <w:t>Qingguo</w:t>
       </w:r>
@@ -8489,6 +8991,8 @@
         <w:rPr>
           <w:rFonts w:ascii="Times New Roman" w:eastAsia="SimSun" w:hAnsi="Times New Roman" w:cs="Times New Roman"/>
           <w:color w:val="000000" w:themeColor="text1"/>
+          <w:sz w:val="28"/>
+          <w:szCs w:val="28"/>
         </w:rPr>
         <w:t xml:space="preserve">., Meng Liang., Wang Lei., &amp; </w:t>
       </w:r>
@@ -8498,6 +9002,8 @@
           <w:b/>
           <w:bCs/>
           <w:color w:val="000000" w:themeColor="text1"/>
+          <w:sz w:val="28"/>
+          <w:szCs w:val="28"/>
         </w:rPr>
         <w:t>Shen Qiang</w:t>
       </w:r>
@@ -8505,6 +9011,8 @@
         <w:rPr>
           <w:rFonts w:ascii="Times New Roman" w:eastAsia="SimSun" w:hAnsi="Times New Roman" w:cs="Times New Roman"/>
           <w:color w:val="000000" w:themeColor="text1"/>
+          <w:sz w:val="28"/>
+          <w:szCs w:val="28"/>
         </w:rPr>
         <w:t xml:space="preserve">*. (2014). I endeavor to make it: Effort increases valuation of subsequent monetary reward. </w:t>
       </w:r>
@@ -8514,6 +9022,8 @@
           <w:i/>
           <w:iCs/>
           <w:color w:val="000000" w:themeColor="text1"/>
+          <w:sz w:val="28"/>
+          <w:szCs w:val="28"/>
         </w:rPr>
         <w:t>Behavioral Brain Research</w:t>
       </w:r>
@@ -8521,6 +9031,8 @@
         <w:rPr>
           <w:rFonts w:ascii="Times New Roman" w:eastAsia="SimSun" w:hAnsi="Times New Roman" w:cs="Times New Roman"/>
           <w:color w:val="000000" w:themeColor="text1"/>
+          <w:sz w:val="28"/>
+          <w:szCs w:val="28"/>
         </w:rPr>
         <w:t xml:space="preserve">, 261,1-7. </w:t>
       </w:r>
@@ -8537,6 +9049,8 @@
         <w:rPr>
           <w:rFonts w:ascii="Times New Roman" w:eastAsia="SimSun" w:hAnsi="Times New Roman" w:cs="Times New Roman"/>
           <w:color w:val="000000" w:themeColor="text1"/>
+          <w:sz w:val="28"/>
+          <w:szCs w:val="28"/>
         </w:rPr>
       </w:pPr>
       <w:proofErr w:type="spellStart"/>
@@ -8544,6 +9058,8 @@
         <w:rPr>
           <w:rFonts w:ascii="Times New Roman" w:eastAsia="SimSun" w:hAnsi="Times New Roman" w:cs="Times New Roman"/>
           <w:color w:val="000000" w:themeColor="text1"/>
+          <w:sz w:val="28"/>
+          <w:szCs w:val="28"/>
         </w:rPr>
         <w:t>Strombach</w:t>
       </w:r>
@@ -8552,6 +9068,8 @@
         <w:rPr>
           <w:rFonts w:ascii="Times New Roman" w:eastAsia="SimSun" w:hAnsi="Times New Roman" w:cs="Times New Roman"/>
           <w:color w:val="000000" w:themeColor="text1"/>
+          <w:sz w:val="28"/>
+          <w:szCs w:val="28"/>
         </w:rPr>
         <w:t xml:space="preserve"> Tina., Jin Jia., Weber Bernd., Kenning Peter., </w:t>
       </w:r>
@@ -8561,6 +9079,8 @@
           <w:b/>
           <w:bCs/>
           <w:color w:val="000000" w:themeColor="text1"/>
+          <w:sz w:val="28"/>
+          <w:szCs w:val="28"/>
         </w:rPr>
         <w:t>Shen Qiang</w:t>
       </w:r>
@@ -8568,6 +9088,8 @@
         <w:rPr>
           <w:rFonts w:ascii="Times New Roman" w:eastAsia="SimSun" w:hAnsi="Times New Roman" w:cs="Times New Roman"/>
           <w:color w:val="000000" w:themeColor="text1"/>
+          <w:sz w:val="28"/>
+          <w:szCs w:val="28"/>
         </w:rPr>
         <w:t xml:space="preserve">., Ma </w:t>
       </w:r>
@@ -8576,6 +9098,8 @@
         <w:rPr>
           <w:rFonts w:ascii="Times New Roman" w:eastAsia="SimSun" w:hAnsi="Times New Roman" w:cs="Times New Roman"/>
           <w:color w:val="000000" w:themeColor="text1"/>
+          <w:sz w:val="28"/>
+          <w:szCs w:val="28"/>
         </w:rPr>
         <w:t>Qingguo</w:t>
       </w:r>
@@ -8584,6 +9108,8 @@
         <w:rPr>
           <w:rFonts w:ascii="Times New Roman" w:eastAsia="SimSun" w:hAnsi="Times New Roman" w:cs="Times New Roman"/>
           <w:color w:val="000000" w:themeColor="text1"/>
+          <w:sz w:val="28"/>
+          <w:szCs w:val="28"/>
         </w:rPr>
         <w:t xml:space="preserve">., &amp; </w:t>
       </w:r>
@@ -8592,6 +9118,8 @@
         <w:rPr>
           <w:rFonts w:ascii="Times New Roman" w:eastAsia="SimSun" w:hAnsi="Times New Roman" w:cs="Times New Roman"/>
           <w:color w:val="000000" w:themeColor="text1"/>
+          <w:sz w:val="28"/>
+          <w:szCs w:val="28"/>
         </w:rPr>
         <w:t>Kalenscher</w:t>
       </w:r>
@@ -8600,6 +9128,8 @@
         <w:rPr>
           <w:rFonts w:ascii="Times New Roman" w:eastAsia="SimSun" w:hAnsi="Times New Roman" w:cs="Times New Roman"/>
           <w:color w:val="000000" w:themeColor="text1"/>
+          <w:sz w:val="28"/>
+          <w:szCs w:val="28"/>
         </w:rPr>
         <w:t xml:space="preserve"> T. (2014). Charity Begins at Home: Cultural Differences in Social Discounting and Generosity. </w:t>
       </w:r>
@@ -8609,6 +9139,8 @@
           <w:i/>
           <w:iCs/>
           <w:color w:val="000000" w:themeColor="text1"/>
+          <w:sz w:val="28"/>
+          <w:szCs w:val="28"/>
         </w:rPr>
         <w:t>Journal of Behavioral Decision Making</w:t>
       </w:r>
@@ -8616,6 +9148,8 @@
         <w:rPr>
           <w:rFonts w:ascii="Times New Roman" w:eastAsia="SimSun" w:hAnsi="Times New Roman" w:cs="Times New Roman"/>
           <w:color w:val="000000" w:themeColor="text1"/>
+          <w:sz w:val="28"/>
+          <w:szCs w:val="28"/>
         </w:rPr>
         <w:t>, 27(3):235–245.</w:t>
       </w:r>
@@ -8631,19 +9165,24 @@
         <w:jc w:val="both"/>
         <w:rPr>
           <w:rFonts w:ascii="Times New Roman" w:eastAsia="SimSun" w:hAnsi="Times New Roman" w:cs="Times New Roman"/>
-        </w:rPr>
-      </w:pPr>
-      <w:r>
-        <w:rPr>
-          <w:rFonts w:ascii="Times New Roman" w:eastAsia="SimSun" w:hAnsi="Times New Roman" w:cs="Times New Roman"/>
-        </w:rPr>
-        <w:lastRenderedPageBreak/>
+          <w:sz w:val="28"/>
+          <w:szCs w:val="28"/>
+        </w:rPr>
+      </w:pPr>
+      <w:r>
+        <w:rPr>
+          <w:rFonts w:ascii="Times New Roman" w:eastAsia="SimSun" w:hAnsi="Times New Roman" w:cs="Times New Roman"/>
+          <w:sz w:val="28"/>
+          <w:szCs w:val="28"/>
+        </w:rPr>
         <w:t xml:space="preserve">Ma </w:t>
       </w:r>
       <w:proofErr w:type="spellStart"/>
       <w:r>
         <w:rPr>
           <w:rFonts w:ascii="Times New Roman" w:eastAsia="SimSun" w:hAnsi="Times New Roman" w:cs="Times New Roman"/>
+          <w:sz w:val="28"/>
+          <w:szCs w:val="28"/>
         </w:rPr>
         <w:t>Qingguo</w:t>
       </w:r>
@@ -8651,6 +9190,8 @@
       <w:r>
         <w:rPr>
           <w:rFonts w:ascii="Times New Roman" w:eastAsia="SimSun" w:hAnsi="Times New Roman" w:cs="Times New Roman"/>
+          <w:sz w:val="28"/>
+          <w:szCs w:val="28"/>
         </w:rPr>
         <w:t xml:space="preserve">., Meng Liang., Zhang </w:t>
       </w:r>
@@ -8658,6 +9199,8 @@
       <w:r>
         <w:rPr>
           <w:rFonts w:ascii="Times New Roman" w:eastAsia="SimSun" w:hAnsi="Times New Roman" w:cs="Times New Roman"/>
+          <w:sz w:val="28"/>
+          <w:szCs w:val="28"/>
         </w:rPr>
         <w:t>Zhexiao</w:t>
       </w:r>
@@ -8665,6 +9208,8 @@
       <w:r>
         <w:rPr>
           <w:rFonts w:ascii="Times New Roman" w:eastAsia="SimSun" w:hAnsi="Times New Roman" w:cs="Times New Roman"/>
+          <w:sz w:val="28"/>
+          <w:szCs w:val="28"/>
         </w:rPr>
         <w:t>., Xu Qing., &amp;</w:t>
       </w:r>
@@ -8673,6 +9218,8 @@
           <w:rFonts w:ascii="Times New Roman" w:eastAsia="SimSun" w:hAnsi="Times New Roman" w:cs="Times New Roman"/>
           <w:b/>
           <w:bCs/>
+          <w:sz w:val="28"/>
+          <w:szCs w:val="28"/>
         </w:rPr>
         <w:t>Shen Qiang</w:t>
       </w:r>
@@ -8680,6 +9227,8 @@
       <w:r>
         <w:rPr>
           <w:rFonts w:ascii="Times New Roman" w:eastAsia="SimSun" w:hAnsi="Times New Roman" w:cs="Times New Roman"/>
+          <w:sz w:val="28"/>
+          <w:szCs w:val="28"/>
         </w:rPr>
         <w:t>*.(</w:t>
       </w:r>
@@ -8687,6 +9236,8 @@
       <w:r>
         <w:rPr>
           <w:rFonts w:ascii="Times New Roman" w:eastAsia="SimSun" w:hAnsi="Times New Roman" w:cs="Times New Roman"/>
+          <w:sz w:val="28"/>
+          <w:szCs w:val="28"/>
         </w:rPr>
         <w:t>2015). You did not mean it: good intentions alleviate perceived unfairness. International Journal of Psychophysiology,96,183–190. (*Correspondence author)</w:t>
       </w:r>
@@ -8702,11 +9253,15 @@
         <w:jc w:val="both"/>
         <w:rPr>
           <w:rFonts w:ascii="Times New Roman" w:eastAsia="SimSun" w:hAnsi="Times New Roman" w:cs="Times New Roman"/>
-        </w:rPr>
-      </w:pPr>
-      <w:r>
-        <w:rPr>
-          <w:rFonts w:ascii="Times New Roman" w:eastAsia="SimSun" w:hAnsi="Times New Roman" w:cs="Times New Roman"/>
+          <w:sz w:val="28"/>
+          <w:szCs w:val="28"/>
+        </w:rPr>
+      </w:pPr>
+      <w:r>
+        <w:rPr>
+          <w:rFonts w:ascii="Times New Roman" w:eastAsia="SimSun" w:hAnsi="Times New Roman" w:cs="Times New Roman"/>
+          <w:sz w:val="28"/>
+          <w:szCs w:val="28"/>
         </w:rPr>
         <w:t xml:space="preserve">Ma </w:t>
       </w:r>
@@ -8714,6 +9269,8 @@
       <w:r>
         <w:rPr>
           <w:rFonts w:ascii="Times New Roman" w:eastAsia="SimSun" w:hAnsi="Times New Roman" w:cs="Times New Roman"/>
+          <w:sz w:val="28"/>
+          <w:szCs w:val="28"/>
         </w:rPr>
         <w:t>Qingguo</w:t>
       </w:r>
@@ -8721,6 +9278,8 @@
       <w:r>
         <w:rPr>
           <w:rFonts w:ascii="Times New Roman" w:eastAsia="SimSun" w:hAnsi="Times New Roman" w:cs="Times New Roman"/>
+          <w:sz w:val="28"/>
+          <w:szCs w:val="28"/>
         </w:rPr>
         <w:t xml:space="preserve">., Jin Jia., Meng Liang., &amp; </w:t>
       </w:r>
@@ -8729,24 +9288,32 @@
           <w:rFonts w:ascii="Times New Roman" w:eastAsia="SimSun" w:hAnsi="Times New Roman" w:cs="Times New Roman"/>
           <w:b/>
           <w:bCs/>
+          <w:sz w:val="28"/>
+          <w:szCs w:val="28"/>
         </w:rPr>
         <w:t>Shen Qiang</w:t>
       </w:r>
       <w:r>
         <w:rPr>
           <w:rFonts w:ascii="Times New Roman" w:eastAsia="SimSun" w:hAnsi="Times New Roman" w:cs="Times New Roman"/>
+          <w:sz w:val="28"/>
+          <w:szCs w:val="28"/>
         </w:rPr>
         <w:t>*.</w:t>
       </w:r>
       <w:r>
         <w:rPr>
           <w:rFonts w:ascii="Times New Roman" w:eastAsia="SimSun" w:hAnsi="Times New Roman" w:cs="Times New Roman"/>
+          <w:sz w:val="28"/>
+          <w:szCs w:val="28"/>
         </w:rPr>
         <w:t xml:space="preserve"> </w:t>
       </w:r>
       <w:r>
         <w:rPr>
           <w:rFonts w:ascii="Times New Roman" w:eastAsia="SimSun" w:hAnsi="Times New Roman" w:cs="Times New Roman"/>
+          <w:sz w:val="28"/>
+          <w:szCs w:val="28"/>
         </w:rPr>
         <w:t xml:space="preserve">(2014). The dark side of monetary incentive: how does extrinsic reward crowd out intrinsic motivation. </w:t>
       </w:r>
@@ -8754,6 +9321,8 @@
       <w:r>
         <w:rPr>
           <w:rFonts w:ascii="Times New Roman" w:eastAsia="SimSun" w:hAnsi="Times New Roman" w:cs="Times New Roman"/>
+          <w:sz w:val="28"/>
+          <w:szCs w:val="28"/>
         </w:rPr>
         <w:t>Neuroreport</w:t>
       </w:r>
@@ -8761,6 +9330,8 @@
       <w:r>
         <w:rPr>
           <w:rFonts w:ascii="Times New Roman" w:eastAsia="SimSun" w:hAnsi="Times New Roman" w:cs="Times New Roman"/>
+          <w:sz w:val="28"/>
+          <w:szCs w:val="28"/>
         </w:rPr>
         <w:t>, 25(3), 194-198. (*Correspondence author)</w:t>
       </w:r>
@@ -8777,6 +9348,8 @@
         <w:rPr>
           <w:rFonts w:ascii="Times New Roman" w:eastAsia="SimSun" w:hAnsi="Times New Roman" w:cs="Times New Roman"/>
           <w:color w:val="000000" w:themeColor="text1"/>
+          <w:sz w:val="28"/>
+          <w:szCs w:val="28"/>
         </w:rPr>
       </w:pPr>
       <w:r>
@@ -8785,6 +9358,8 @@
           <w:b/>
           <w:bCs/>
           <w:color w:val="000000" w:themeColor="text1"/>
+          <w:sz w:val="28"/>
+          <w:szCs w:val="28"/>
         </w:rPr>
         <w:t>Shen Qiang</w:t>
       </w:r>
@@ -8792,6 +9367,8 @@
         <w:rPr>
           <w:rFonts w:ascii="Times New Roman" w:eastAsia="SimSun" w:hAnsi="Times New Roman" w:cs="Times New Roman"/>
           <w:color w:val="000000" w:themeColor="text1"/>
+          <w:sz w:val="28"/>
+          <w:szCs w:val="28"/>
         </w:rPr>
         <w:t xml:space="preserve">., Jin Jia., &amp; Ma </w:t>
       </w:r>
@@ -8800,6 +9377,8 @@
         <w:rPr>
           <w:rFonts w:ascii="Times New Roman" w:eastAsia="SimSun" w:hAnsi="Times New Roman" w:cs="Times New Roman"/>
           <w:color w:val="000000" w:themeColor="text1"/>
+          <w:sz w:val="28"/>
+          <w:szCs w:val="28"/>
         </w:rPr>
         <w:t>Qingguo</w:t>
       </w:r>
@@ -8808,6 +9387,8 @@
         <w:rPr>
           <w:rFonts w:ascii="Times New Roman" w:eastAsia="SimSun" w:hAnsi="Times New Roman" w:cs="Times New Roman"/>
           <w:color w:val="000000" w:themeColor="text1"/>
+          <w:sz w:val="28"/>
+          <w:szCs w:val="28"/>
         </w:rPr>
         <w:t xml:space="preserve">. (2013). The sweet side of inequality: How advantageous status modulates empathic response to others' gains and losses. </w:t>
       </w:r>
@@ -8817,6 +9398,8 @@
           <w:i/>
           <w:iCs/>
           <w:color w:val="000000" w:themeColor="text1"/>
+          <w:sz w:val="28"/>
+          <w:szCs w:val="28"/>
         </w:rPr>
         <w:t>Behavioral Brain Research</w:t>
       </w:r>
@@ -8824,6 +9407,8 @@
         <w:rPr>
           <w:rFonts w:ascii="Times New Roman" w:eastAsia="SimSun" w:hAnsi="Times New Roman" w:cs="Times New Roman"/>
           <w:color w:val="000000" w:themeColor="text1"/>
+          <w:sz w:val="28"/>
+          <w:szCs w:val="28"/>
         </w:rPr>
         <w:t>, 256, 609-617.</w:t>
       </w:r>
@@ -8839,11 +9424,15 @@
         <w:jc w:val="both"/>
         <w:rPr>
           <w:rFonts w:ascii="Times New Roman" w:eastAsia="SimSun" w:hAnsi="Times New Roman" w:cs="Times New Roman"/>
-        </w:rPr>
-      </w:pPr>
-      <w:r>
-        <w:rPr>
-          <w:rFonts w:ascii="Times New Roman" w:eastAsia="SimSun" w:hAnsi="Times New Roman" w:cs="Times New Roman"/>
+          <w:sz w:val="28"/>
+          <w:szCs w:val="28"/>
+        </w:rPr>
+      </w:pPr>
+      <w:r>
+        <w:rPr>
+          <w:rFonts w:ascii="Times New Roman" w:eastAsia="SimSun" w:hAnsi="Times New Roman" w:cs="Times New Roman"/>
+          <w:sz w:val="28"/>
+          <w:szCs w:val="28"/>
         </w:rPr>
         <w:t xml:space="preserve">Xu Qing*., </w:t>
       </w:r>
@@ -8852,12 +9441,16 @@
           <w:rFonts w:ascii="Times New Roman" w:eastAsia="SimSun" w:hAnsi="Times New Roman" w:cs="Times New Roman"/>
           <w:b/>
           <w:bCs/>
+          <w:sz w:val="28"/>
+          <w:szCs w:val="28"/>
         </w:rPr>
         <w:t>Shen Qiang</w:t>
       </w:r>
       <w:r>
         <w:rPr>
           <w:rFonts w:ascii="Times New Roman" w:eastAsia="SimSun" w:hAnsi="Times New Roman" w:cs="Times New Roman"/>
+          <w:sz w:val="28"/>
+          <w:szCs w:val="28"/>
         </w:rPr>
         <w:t xml:space="preserve">*., Chen </w:t>
       </w:r>
@@ -8865,6 +9458,8 @@
       <w:r>
         <w:rPr>
           <w:rFonts w:ascii="Times New Roman" w:eastAsia="SimSun" w:hAnsi="Times New Roman" w:cs="Times New Roman"/>
+          <w:sz w:val="28"/>
+          <w:szCs w:val="28"/>
         </w:rPr>
         <w:t>Pengshuai</w:t>
       </w:r>
@@ -8872,6 +9467,8 @@
       <w:r>
         <w:rPr>
           <w:rFonts w:ascii="Times New Roman" w:eastAsia="SimSun" w:hAnsi="Times New Roman" w:cs="Times New Roman"/>
+          <w:sz w:val="28"/>
+          <w:szCs w:val="28"/>
         </w:rPr>
         <w:t xml:space="preserve">., Ma </w:t>
       </w:r>
@@ -8879,6 +9476,8 @@
       <w:r>
         <w:rPr>
           <w:rFonts w:ascii="Times New Roman" w:eastAsia="SimSun" w:hAnsi="Times New Roman" w:cs="Times New Roman"/>
+          <w:sz w:val="28"/>
+          <w:szCs w:val="28"/>
         </w:rPr>
         <w:t>Qingguo</w:t>
       </w:r>
@@ -8886,6 +9485,8 @@
       <w:r>
         <w:rPr>
           <w:rFonts w:ascii="Times New Roman" w:eastAsia="SimSun" w:hAnsi="Times New Roman" w:cs="Times New Roman"/>
+          <w:sz w:val="28"/>
+          <w:szCs w:val="28"/>
         </w:rPr>
         <w:t xml:space="preserve">*., Sun Dian., &amp; Pan </w:t>
       </w:r>
@@ -8893,6 +9494,8 @@
       <w:r>
         <w:rPr>
           <w:rFonts w:ascii="Times New Roman" w:eastAsia="SimSun" w:hAnsi="Times New Roman" w:cs="Times New Roman"/>
+          <w:sz w:val="28"/>
+          <w:szCs w:val="28"/>
         </w:rPr>
         <w:t>Yanan.(</w:t>
       </w:r>
@@ -8900,12 +9503,25 @@
       <w:r>
         <w:rPr>
           <w:rFonts w:ascii="Times New Roman" w:eastAsia="SimSun" w:hAnsi="Times New Roman" w:cs="Times New Roman"/>
-        </w:rPr>
-        <w:t>2011). How an uncertain cue modulates subsequent monetary outcome evaluation: an ERP study. Neuroscience Letters, 505(2), 200-204.</w:t>
+          <w:sz w:val="28"/>
+          <w:szCs w:val="28"/>
+        </w:rPr>
+        <w:t xml:space="preserve">2011). How an uncertain cue modulates </w:t>
+      </w:r>
+      <w:r>
+        <w:rPr>
+          <w:rFonts w:ascii="Times New Roman" w:eastAsia="SimSun" w:hAnsi="Times New Roman" w:cs="Times New Roman"/>
+          <w:sz w:val="28"/>
+          <w:szCs w:val="28"/>
+        </w:rPr>
+        <w:lastRenderedPageBreak/>
+        <w:t>subsequent monetary outcome evaluation: an ERP study. Neuroscience Letters, 505(2), 200-204.</w:t>
       </w:r>
       <w:r>
         <w:rPr>
           <w:rFonts w:ascii="Times New Roman" w:eastAsia="SimSun" w:hAnsi="Times New Roman" w:cs="Times New Roman" w:hint="eastAsia"/>
+          <w:sz w:val="28"/>
+          <w:szCs w:val="28"/>
           <w:lang w:eastAsia="zh-CN"/>
         </w:rPr>
         <w:t xml:space="preserve"> </w:t>
@@ -8913,6 +9529,8 @@
       <w:r>
         <w:rPr>
           <w:rFonts w:ascii="Times New Roman" w:eastAsia="SimSun" w:hAnsi="Times New Roman" w:cs="Times New Roman"/>
+          <w:sz w:val="28"/>
+          <w:szCs w:val="28"/>
         </w:rPr>
         <w:t>(*equally contributed)</w:t>
       </w:r>
@@ -8929,12 +9547,16 @@
         <w:rPr>
           <w:rFonts w:ascii="Times New Roman" w:eastAsia="SimSun" w:hAnsi="Times New Roman" w:cs="Times New Roman"/>
           <w:color w:val="000000" w:themeColor="text1"/>
-        </w:rPr>
-      </w:pPr>
-      <w:r>
-        <w:rPr>
-          <w:rFonts w:ascii="Times New Roman" w:eastAsia="SimSun" w:hAnsi="Times New Roman" w:cs="Times New Roman"/>
-          <w:color w:val="000000" w:themeColor="text1"/>
+          <w:sz w:val="28"/>
+          <w:szCs w:val="28"/>
+        </w:rPr>
+      </w:pPr>
+      <w:r>
+        <w:rPr>
+          <w:rFonts w:ascii="Times New Roman" w:eastAsia="SimSun" w:hAnsi="Times New Roman" w:cs="Times New Roman"/>
+          <w:color w:val="000000" w:themeColor="text1"/>
+          <w:sz w:val="28"/>
+          <w:szCs w:val="28"/>
         </w:rPr>
         <w:t xml:space="preserve">Ma </w:t>
       </w:r>
@@ -8943,6 +9565,8 @@
         <w:rPr>
           <w:rFonts w:ascii="Times New Roman" w:eastAsia="SimSun" w:hAnsi="Times New Roman" w:cs="Times New Roman"/>
           <w:color w:val="000000" w:themeColor="text1"/>
+          <w:sz w:val="28"/>
+          <w:szCs w:val="28"/>
         </w:rPr>
         <w:t>Qingguo</w:t>
       </w:r>
@@ -8951,6 +9575,8 @@
         <w:rPr>
           <w:rFonts w:ascii="Times New Roman" w:eastAsia="SimSun" w:hAnsi="Times New Roman" w:cs="Times New Roman"/>
           <w:color w:val="000000" w:themeColor="text1"/>
+          <w:sz w:val="28"/>
+          <w:szCs w:val="28"/>
           <w:vertAlign w:val="superscript"/>
         </w:rPr>
         <w:t>#</w:t>
@@ -8959,6 +9585,8 @@
         <w:rPr>
           <w:rFonts w:ascii="Times New Roman" w:eastAsia="SimSun" w:hAnsi="Times New Roman" w:cs="Times New Roman"/>
           <w:color w:val="000000" w:themeColor="text1"/>
+          <w:sz w:val="28"/>
+          <w:szCs w:val="28"/>
         </w:rPr>
         <w:t xml:space="preserve">, </w:t>
       </w:r>
@@ -8968,6 +9596,8 @@
           <w:b/>
           <w:bCs/>
           <w:color w:val="000000" w:themeColor="text1"/>
+          <w:sz w:val="28"/>
+          <w:szCs w:val="28"/>
         </w:rPr>
         <w:t>Shen Qiang</w:t>
       </w:r>
@@ -8975,6 +9605,8 @@
         <w:rPr>
           <w:rFonts w:ascii="Times New Roman" w:eastAsia="SimSun" w:hAnsi="Times New Roman" w:cs="Times New Roman"/>
           <w:color w:val="000000" w:themeColor="text1"/>
+          <w:sz w:val="28"/>
+          <w:szCs w:val="28"/>
           <w:vertAlign w:val="superscript"/>
         </w:rPr>
         <w:t>#</w:t>
@@ -8983,6 +9615,8 @@
         <w:rPr>
           <w:rFonts w:ascii="Times New Roman" w:eastAsia="SimSun" w:hAnsi="Times New Roman" w:cs="Times New Roman"/>
           <w:color w:val="000000" w:themeColor="text1"/>
+          <w:sz w:val="28"/>
+          <w:szCs w:val="28"/>
         </w:rPr>
         <w:t xml:space="preserve">, Xu Qing, Li </w:t>
       </w:r>
@@ -8991,6 +9625,8 @@
         <w:rPr>
           <w:rFonts w:ascii="Times New Roman" w:eastAsia="SimSun" w:hAnsi="Times New Roman" w:cs="Times New Roman"/>
           <w:color w:val="000000" w:themeColor="text1"/>
+          <w:sz w:val="28"/>
+          <w:szCs w:val="28"/>
         </w:rPr>
         <w:t>Diandian</w:t>
       </w:r>
@@ -8999,6 +9635,8 @@
         <w:rPr>
           <w:rFonts w:ascii="Times New Roman" w:eastAsia="SimSun" w:hAnsi="Times New Roman" w:cs="Times New Roman"/>
           <w:color w:val="000000" w:themeColor="text1"/>
+          <w:sz w:val="28"/>
+          <w:szCs w:val="28"/>
         </w:rPr>
         <w:t xml:space="preserve">, Shu </w:t>
       </w:r>
@@ -9007,6 +9645,8 @@
         <w:rPr>
           <w:rFonts w:ascii="Times New Roman" w:eastAsia="SimSun" w:hAnsi="Times New Roman" w:cs="Times New Roman"/>
           <w:color w:val="000000" w:themeColor="text1"/>
+          <w:sz w:val="28"/>
+          <w:szCs w:val="28"/>
         </w:rPr>
         <w:t>Liangchao</w:t>
       </w:r>
@@ -9015,6 +9655,8 @@
         <w:rPr>
           <w:rFonts w:ascii="Times New Roman" w:eastAsia="SimSun" w:hAnsi="Times New Roman" w:cs="Times New Roman"/>
           <w:color w:val="000000" w:themeColor="text1"/>
+          <w:sz w:val="28"/>
+          <w:szCs w:val="28"/>
         </w:rPr>
         <w:t xml:space="preserve">, Bernd Weber. (2011). Empathic responses to others’ gains and losses: An electrophysiological Investigation. </w:t>
       </w:r>
@@ -9024,6 +9666,8 @@
           <w:i/>
           <w:iCs/>
           <w:color w:val="000000" w:themeColor="text1"/>
+          <w:sz w:val="28"/>
+          <w:szCs w:val="28"/>
         </w:rPr>
         <w:t>Neuroimage</w:t>
       </w:r>
@@ -9031,6 +9675,8 @@
         <w:rPr>
           <w:rFonts w:ascii="Times New Roman" w:eastAsia="SimSun" w:hAnsi="Times New Roman" w:cs="Times New Roman"/>
           <w:color w:val="000000" w:themeColor="text1"/>
+          <w:sz w:val="28"/>
+          <w:szCs w:val="28"/>
         </w:rPr>
         <w:t>. 54(3): 2472-2480. (*equally contributed)</w:t>
       </w:r>
@@ -9047,13 +9693,17 @@
         <w:rPr>
           <w:rFonts w:ascii="Times New Roman" w:eastAsia="SimSun" w:hAnsi="Times New Roman" w:cs="Times New Roman"/>
           <w:color w:val="000000" w:themeColor="text1"/>
-          <w:lang w:eastAsia="zh-CN"/>
-        </w:rPr>
-      </w:pPr>
-      <w:r>
-        <w:rPr>
-          <w:rFonts w:ascii="Times New Roman" w:eastAsia="SimSun" w:hAnsi="Times New Roman" w:cs="Times New Roman"/>
-          <w:color w:val="000000" w:themeColor="text1"/>
+          <w:sz w:val="28"/>
+          <w:szCs w:val="28"/>
+          <w:lang w:eastAsia="zh-CN"/>
+        </w:rPr>
+      </w:pPr>
+      <w:r>
+        <w:rPr>
+          <w:rFonts w:ascii="Times New Roman" w:eastAsia="SimSun" w:hAnsi="Times New Roman" w:cs="Times New Roman"/>
+          <w:color w:val="000000" w:themeColor="text1"/>
+          <w:sz w:val="28"/>
+          <w:szCs w:val="28"/>
           <w:lang w:eastAsia="zh-CN"/>
         </w:rPr>
         <w:t>马庆国，</w:t>
@@ -9064,6 +9714,8 @@
           <w:b/>
           <w:bCs/>
           <w:color w:val="000000" w:themeColor="text1"/>
+          <w:sz w:val="28"/>
+          <w:szCs w:val="28"/>
           <w:lang w:eastAsia="zh-CN"/>
         </w:rPr>
         <w:t>沈强</w:t>
@@ -9072,6 +9724,8 @@
         <w:rPr>
           <w:rFonts w:ascii="Times New Roman" w:eastAsia="SimSun" w:hAnsi="Times New Roman" w:cs="Times New Roman"/>
           <w:color w:val="000000" w:themeColor="text1"/>
+          <w:sz w:val="28"/>
+          <w:szCs w:val="28"/>
           <w:lang w:eastAsia="zh-CN"/>
         </w:rPr>
         <w:t>，李典典，卞军</w:t>
@@ -9080,6 +9734,8 @@
         <w:rPr>
           <w:rFonts w:ascii="Times New Roman" w:eastAsia="SimSun" w:hAnsi="Times New Roman" w:cs="Times New Roman"/>
           <w:color w:val="000000" w:themeColor="text1"/>
+          <w:sz w:val="28"/>
+          <w:szCs w:val="28"/>
           <w:lang w:eastAsia="zh-CN"/>
         </w:rPr>
         <w:t xml:space="preserve"> (2010), </w:t>
@@ -9088,6 +9744,8 @@
         <w:rPr>
           <w:rFonts w:ascii="Times New Roman" w:eastAsia="SimSun" w:hAnsi="Times New Roman" w:cs="Times New Roman"/>
           <w:color w:val="000000" w:themeColor="text1"/>
+          <w:sz w:val="28"/>
+          <w:szCs w:val="28"/>
           <w:lang w:eastAsia="zh-CN"/>
         </w:rPr>
         <w:t>经济决策的神经化学与遗传基础</w:t>
@@ -9096,6 +9754,8 @@
         <w:rPr>
           <w:rFonts w:ascii="Times New Roman" w:eastAsia="SimSun" w:hAnsi="Times New Roman" w:cs="Times New Roman"/>
           <w:color w:val="000000" w:themeColor="text1"/>
+          <w:sz w:val="28"/>
+          <w:szCs w:val="28"/>
           <w:lang w:eastAsia="zh-CN"/>
         </w:rPr>
         <w:t xml:space="preserve">. </w:t>
@@ -9106,6 +9766,8 @@
           <w:i/>
           <w:iCs/>
           <w:color w:val="000000" w:themeColor="text1"/>
+          <w:sz w:val="28"/>
+          <w:szCs w:val="28"/>
           <w:lang w:eastAsia="zh-CN"/>
         </w:rPr>
         <w:t>科学通报</w:t>
@@ -9114,6 +9776,8 @@
         <w:rPr>
           <w:rFonts w:ascii="Times New Roman" w:eastAsia="SimSun" w:hAnsi="Times New Roman" w:cs="Times New Roman"/>
           <w:color w:val="000000" w:themeColor="text1"/>
+          <w:sz w:val="28"/>
+          <w:szCs w:val="28"/>
           <w:lang w:eastAsia="zh-CN"/>
         </w:rPr>
         <w:t>.55(32):3089-3096</w:t>
@@ -9130,12 +9794,16 @@
         <w:jc w:val="both"/>
         <w:rPr>
           <w:rFonts w:ascii="Times New Roman" w:eastAsia="SimSun" w:hAnsi="Times New Roman" w:cs="Times New Roman"/>
-          <w:lang w:eastAsia="zh-CN"/>
-        </w:rPr>
-      </w:pPr>
-      <w:r>
-        <w:rPr>
-          <w:rFonts w:ascii="Times New Roman" w:eastAsia="SimSun" w:hAnsi="Times New Roman" w:cs="Times New Roman"/>
+          <w:sz w:val="28"/>
+          <w:szCs w:val="28"/>
+          <w:lang w:eastAsia="zh-CN"/>
+        </w:rPr>
+      </w:pPr>
+      <w:r>
+        <w:rPr>
+          <w:rFonts w:ascii="Times New Roman" w:eastAsia="SimSun" w:hAnsi="Times New Roman" w:cs="Times New Roman"/>
+          <w:sz w:val="28"/>
+          <w:szCs w:val="28"/>
           <w:lang w:eastAsia="zh-CN"/>
         </w:rPr>
         <w:t>马庆国，</w:t>
@@ -9145,6 +9813,8 @@
           <w:rFonts w:ascii="Times New Roman" w:eastAsia="SimSun" w:hAnsi="Times New Roman" w:cs="Times New Roman"/>
           <w:b/>
           <w:bCs/>
+          <w:sz w:val="28"/>
+          <w:szCs w:val="28"/>
           <w:lang w:eastAsia="zh-CN"/>
         </w:rPr>
         <w:t>沈强</w:t>
@@ -9152,6 +9822,8 @@
       <w:r>
         <w:rPr>
           <w:rFonts w:ascii="Times New Roman" w:eastAsia="SimSun" w:hAnsi="Times New Roman" w:cs="Times New Roman"/>
+          <w:sz w:val="28"/>
+          <w:szCs w:val="28"/>
           <w:lang w:eastAsia="zh-CN"/>
         </w:rPr>
         <w:t>，李典典，王凯</w:t>
@@ -9159,6 +9831,8 @@
       <w:r>
         <w:rPr>
           <w:rFonts w:ascii="Times New Roman" w:eastAsia="SimSun" w:hAnsi="Times New Roman" w:cs="Times New Roman"/>
+          <w:sz w:val="28"/>
+          <w:szCs w:val="28"/>
           <w:lang w:eastAsia="zh-CN"/>
         </w:rPr>
         <w:t xml:space="preserve"> (2009). </w:t>
@@ -9166,6 +9840,8 @@
       <w:r>
         <w:rPr>
           <w:rFonts w:ascii="Times New Roman" w:eastAsia="SimSun" w:hAnsi="Times New Roman" w:cs="Times New Roman"/>
+          <w:sz w:val="28"/>
+          <w:szCs w:val="28"/>
           <w:lang w:eastAsia="zh-CN"/>
         </w:rPr>
         <w:t>社会神经经济学：社会决策和博弈的神经学基础</w:t>
@@ -9173,6 +9849,8 @@
       <w:r>
         <w:rPr>
           <w:rFonts w:ascii="Times New Roman" w:eastAsia="SimSun" w:hAnsi="Times New Roman" w:cs="Times New Roman"/>
+          <w:sz w:val="28"/>
+          <w:szCs w:val="28"/>
           <w:lang w:eastAsia="zh-CN"/>
         </w:rPr>
         <w:t xml:space="preserve">. </w:t>
@@ -9180,6 +9858,8 @@
       <w:r>
         <w:rPr>
           <w:rFonts w:ascii="Times New Roman" w:eastAsia="SimSun" w:hAnsi="Times New Roman" w:cs="Times New Roman"/>
+          <w:sz w:val="28"/>
+          <w:szCs w:val="28"/>
           <w:lang w:eastAsia="zh-CN"/>
         </w:rPr>
         <w:t>浙江大学学报：人文社会科学版</w:t>
@@ -9187,6 +9867,8 @@
       <w:r>
         <w:rPr>
           <w:rFonts w:ascii="Times New Roman" w:eastAsia="SimSun" w:hAnsi="Times New Roman" w:cs="Times New Roman"/>
+          <w:sz w:val="28"/>
+          <w:szCs w:val="28"/>
           <w:lang w:eastAsia="zh-CN"/>
         </w:rPr>
         <w:t>., 39(2):53-63</w:t>
@@ -9249,6 +9931,8 @@
         <w:rPr>
           <w:rFonts w:ascii="Times New Roman" w:eastAsia="SimSun" w:hAnsi="Times New Roman" w:cs="Times New Roman"/>
           <w:color w:val="000000" w:themeColor="text1"/>
+          <w:sz w:val="28"/>
+          <w:szCs w:val="28"/>
           <w:lang w:eastAsia="zh-CN"/>
         </w:rPr>
       </w:pPr>
@@ -9256,6 +9940,8 @@
         <w:rPr>
           <w:rFonts w:ascii="Times New Roman" w:eastAsia="SimSun" w:hAnsi="Times New Roman" w:cs="Times New Roman" w:hint="eastAsia"/>
           <w:color w:val="000000" w:themeColor="text1"/>
+          <w:sz w:val="28"/>
+          <w:szCs w:val="28"/>
           <w:lang w:eastAsia="zh-CN"/>
         </w:rPr>
         <w:t>一种基于眼动轨迹追踪的广告智能评估方法与系统，</w:t>
@@ -9264,6 +9950,8 @@
         <w:rPr>
           <w:rFonts w:ascii="Times New Roman" w:eastAsia="SimSun" w:hAnsi="Times New Roman" w:cs="Times New Roman" w:hint="eastAsia"/>
           <w:color w:val="000000" w:themeColor="text1"/>
+          <w:sz w:val="28"/>
+          <w:szCs w:val="28"/>
           <w:lang w:eastAsia="zh-CN"/>
         </w:rPr>
         <w:t>2</w:t>
@@ -9272,6 +9960,8 @@
         <w:rPr>
           <w:rFonts w:ascii="Times New Roman" w:eastAsia="SimSun" w:hAnsi="Times New Roman" w:cs="Times New Roman"/>
           <w:color w:val="000000" w:themeColor="text1"/>
+          <w:sz w:val="28"/>
+          <w:szCs w:val="28"/>
           <w:lang w:eastAsia="zh-CN"/>
         </w:rPr>
         <w:t>021</w:t>
@@ -9280,6 +9970,8 @@
         <w:rPr>
           <w:rFonts w:ascii="Times New Roman" w:eastAsia="SimSun" w:hAnsi="Times New Roman" w:cs="Times New Roman" w:hint="eastAsia"/>
           <w:color w:val="000000" w:themeColor="text1"/>
+          <w:sz w:val="28"/>
+          <w:szCs w:val="28"/>
           <w:lang w:eastAsia="zh-CN"/>
         </w:rPr>
         <w:t>年</w:t>
@@ -9297,13 +9989,17 @@
         <w:rPr>
           <w:rFonts w:ascii="Times New Roman" w:eastAsia="SimSun" w:hAnsi="Times New Roman" w:cs="Times New Roman"/>
           <w:color w:val="000000" w:themeColor="text1"/>
-          <w:lang w:eastAsia="zh-CN"/>
-        </w:rPr>
-      </w:pPr>
-      <w:r>
-        <w:rPr>
-          <w:rFonts w:ascii="Times New Roman" w:eastAsia="SimSun" w:hAnsi="Times New Roman" w:cs="Times New Roman"/>
-          <w:color w:val="000000" w:themeColor="text1"/>
+          <w:sz w:val="28"/>
+          <w:szCs w:val="28"/>
+          <w:lang w:eastAsia="zh-CN"/>
+        </w:rPr>
+      </w:pPr>
+      <w:r>
+        <w:rPr>
+          <w:rFonts w:ascii="Times New Roman" w:eastAsia="SimSun" w:hAnsi="Times New Roman" w:cs="Times New Roman"/>
+          <w:color w:val="000000" w:themeColor="text1"/>
+          <w:sz w:val="28"/>
+          <w:szCs w:val="28"/>
           <w:lang w:eastAsia="zh-CN"/>
         </w:rPr>
         <w:t>面向全流程的行为实验数据采集平台，</w:t>
@@ -9312,6 +10008,8 @@
         <w:rPr>
           <w:rFonts w:ascii="Times New Roman" w:eastAsia="SimSun" w:hAnsi="Times New Roman" w:cs="Times New Roman"/>
           <w:color w:val="000000" w:themeColor="text1"/>
+          <w:sz w:val="28"/>
+          <w:szCs w:val="28"/>
           <w:lang w:eastAsia="zh-CN"/>
         </w:rPr>
         <w:t xml:space="preserve"> 2024</w:t>
@@ -9320,6 +10018,8 @@
         <w:rPr>
           <w:rFonts w:ascii="Times New Roman" w:eastAsia="SimSun" w:hAnsi="Times New Roman" w:cs="Times New Roman" w:hint="eastAsia"/>
           <w:color w:val="000000" w:themeColor="text1"/>
+          <w:sz w:val="28"/>
+          <w:szCs w:val="28"/>
           <w:lang w:eastAsia="zh-CN"/>
         </w:rPr>
         <w:t>年</w:t>
@@ -9342,79 +10042,64 @@
         <w:jc w:val="both"/>
         <w:rPr>
           <w:rFonts w:eastAsia="SimSun"/>
-          <w:sz w:val="28"/>
-          <w:szCs w:val="28"/>
-        </w:rPr>
-      </w:pPr>
-      <w:r>
-        <w:rPr>
-          <w:rFonts w:eastAsia="SimSun"/>
           <w:b/>
           <w:bCs/>
           <w:sz w:val="28"/>
           <w:szCs w:val="28"/>
         </w:rPr>
+      </w:pPr>
+      <w:r>
+        <w:rPr>
+          <w:rFonts w:eastAsia="SimSun"/>
+          <w:b/>
+          <w:bCs/>
+          <w:sz w:val="28"/>
+          <w:szCs w:val="28"/>
+        </w:rPr>
         <w:t>团队标准：</w:t>
-      </w:r>
-      <w:r>
-        <w:rPr>
-          <w:rFonts w:eastAsia="SimSun"/>
-          <w:sz w:val="28"/>
-          <w:szCs w:val="28"/>
-        </w:rPr>
-        <w:t>神经管理学电生理实验规范，</w:t>
-      </w:r>
-      <w:r>
-        <w:rPr>
-          <w:rFonts w:eastAsia="SimSun"/>
-          <w:sz w:val="28"/>
-          <w:szCs w:val="28"/>
-        </w:rPr>
-        <w:t xml:space="preserve"> 2021</w:t>
-      </w:r>
-      <w:r>
-        <w:rPr>
-          <w:rFonts w:eastAsia="SimSun"/>
-          <w:sz w:val="28"/>
-          <w:szCs w:val="28"/>
-        </w:rPr>
-        <w:t>年</w:t>
       </w:r>
     </w:p>
     <w:p>
       <w:pPr>
         <w:pStyle w:val="ListParagraph"/>
         <w:widowControl w:val="0"/>
-        <w:ind w:firstLine="720"/>
+        <w:numPr>
+          <w:ilvl w:val="0"/>
+          <w:numId w:val="22"/>
+        </w:numPr>
         <w:jc w:val="both"/>
         <w:rPr>
           <w:rFonts w:ascii="Times New Roman" w:eastAsia="SimSun" w:hAnsi="Times New Roman" w:cs="Times New Roman"/>
-          <w:sz w:val="28"/>
-          <w:szCs w:val="28"/>
-          <w:lang w:eastAsia="zh-CN"/>
-        </w:rPr>
-      </w:pPr>
-      <w:r>
-        <w:rPr>
-          <w:rFonts w:ascii="Times New Roman" w:eastAsia="SimSun" w:hAnsi="Times New Roman" w:cs="Times New Roman"/>
-          <w:sz w:val="28"/>
-          <w:szCs w:val="28"/>
-          <w:lang w:eastAsia="zh-CN"/>
-        </w:rPr>
-        <w:t>神经营销学脑电实验规范，</w:t>
-      </w:r>
-      <w:r>
-        <w:rPr>
-          <w:rFonts w:ascii="Times New Roman" w:eastAsia="SimSun" w:hAnsi="Times New Roman" w:cs="Times New Roman"/>
-          <w:sz w:val="28"/>
-          <w:szCs w:val="28"/>
-          <w:lang w:eastAsia="zh-CN"/>
-        </w:rPr>
-        <w:t>2021</w:t>
-      </w:r>
-      <w:r>
-        <w:rPr>
-          <w:rFonts w:ascii="Times New Roman" w:eastAsia="SimSun" w:hAnsi="Times New Roman" w:cs="Times New Roman"/>
+          <w:color w:val="000000" w:themeColor="text1"/>
+          <w:sz w:val="28"/>
+          <w:szCs w:val="28"/>
+          <w:lang w:eastAsia="zh-CN"/>
+        </w:rPr>
+      </w:pPr>
+      <w:r>
+        <w:rPr>
+          <w:rFonts w:ascii="Times New Roman" w:eastAsia="SimSun" w:hAnsi="Times New Roman" w:cs="Times New Roman"/>
+          <w:color w:val="000000" w:themeColor="text1"/>
+          <w:sz w:val="28"/>
+          <w:szCs w:val="28"/>
+          <w:lang w:eastAsia="zh-CN"/>
+        </w:rPr>
+        <w:t>神经管理学电生理实验规范，</w:t>
+      </w:r>
+      <w:r>
+        <w:rPr>
+          <w:rFonts w:ascii="Times New Roman" w:eastAsia="SimSun" w:hAnsi="Times New Roman" w:cs="Times New Roman"/>
+          <w:color w:val="000000" w:themeColor="text1"/>
+          <w:sz w:val="28"/>
+          <w:szCs w:val="28"/>
+          <w:lang w:eastAsia="zh-CN"/>
+        </w:rPr>
+        <w:t xml:space="preserve"> 2021</w:t>
+      </w:r>
+      <w:r>
+        <w:rPr>
+          <w:rFonts w:ascii="Times New Roman" w:eastAsia="SimSun" w:hAnsi="Times New Roman" w:cs="Times New Roman"/>
+          <w:color w:val="000000" w:themeColor="text1"/>
           <w:sz w:val="28"/>
           <w:szCs w:val="28"/>
           <w:lang w:eastAsia="zh-CN"/>
@@ -9426,10 +10111,62 @@
       <w:pPr>
         <w:pStyle w:val="ListParagraph"/>
         <w:widowControl w:val="0"/>
-        <w:ind w:firstLine="720"/>
+        <w:numPr>
+          <w:ilvl w:val="0"/>
+          <w:numId w:val="22"/>
+        </w:numPr>
         <w:jc w:val="both"/>
         <w:rPr>
           <w:rFonts w:ascii="Times New Roman" w:eastAsia="SimSun" w:hAnsi="Times New Roman" w:cs="Times New Roman"/>
+          <w:color w:val="000000" w:themeColor="text1"/>
+          <w:sz w:val="28"/>
+          <w:szCs w:val="28"/>
+          <w:lang w:eastAsia="zh-CN"/>
+        </w:rPr>
+      </w:pPr>
+      <w:r>
+        <w:rPr>
+          <w:rFonts w:ascii="Times New Roman" w:eastAsia="SimSun" w:hAnsi="Times New Roman" w:cs="Times New Roman"/>
+          <w:color w:val="000000" w:themeColor="text1"/>
+          <w:sz w:val="28"/>
+          <w:szCs w:val="28"/>
+          <w:lang w:eastAsia="zh-CN"/>
+        </w:rPr>
+        <w:t>神经营销学脑电实验规范，</w:t>
+      </w:r>
+      <w:r>
+        <w:rPr>
+          <w:rFonts w:ascii="Times New Roman" w:eastAsia="SimSun" w:hAnsi="Times New Roman" w:cs="Times New Roman"/>
+          <w:color w:val="000000" w:themeColor="text1"/>
+          <w:sz w:val="28"/>
+          <w:szCs w:val="28"/>
+          <w:lang w:eastAsia="zh-CN"/>
+        </w:rPr>
+        <w:t>2021</w:t>
+      </w:r>
+      <w:r>
+        <w:rPr>
+          <w:rFonts w:ascii="Times New Roman" w:eastAsia="SimSun" w:hAnsi="Times New Roman" w:cs="Times New Roman"/>
+          <w:color w:val="000000" w:themeColor="text1"/>
+          <w:sz w:val="28"/>
+          <w:szCs w:val="28"/>
+          <w:lang w:eastAsia="zh-CN"/>
+        </w:rPr>
+        <w:t>年</w:t>
+      </w:r>
+    </w:p>
+    <w:p>
+      <w:pPr>
+        <w:pStyle w:val="ListParagraph"/>
+        <w:widowControl w:val="0"/>
+        <w:numPr>
+          <w:ilvl w:val="0"/>
+          <w:numId w:val="22"/>
+        </w:numPr>
+        <w:jc w:val="both"/>
+        <w:rPr>
+          <w:rFonts w:ascii="Times New Roman" w:eastAsia="SimSun" w:hAnsi="Times New Roman" w:cs="Times New Roman"/>
+          <w:color w:val="000000" w:themeColor="text1"/>
           <w:sz w:val="28"/>
           <w:szCs w:val="28"/>
           <w:lang w:eastAsia="zh-CN"/>
@@ -9438,6 +10175,7 @@
       <w:r>
         <w:rPr>
           <w:rFonts w:ascii="Times New Roman" w:eastAsia="SimSun" w:hAnsi="Times New Roman" w:cs="Times New Roman" w:hint="eastAsia"/>
+          <w:color w:val="000000" w:themeColor="text1"/>
           <w:sz w:val="28"/>
           <w:szCs w:val="28"/>
           <w:lang w:eastAsia="zh-CN"/>
@@ -9447,6 +10185,7 @@
       <w:r>
         <w:rPr>
           <w:rFonts w:ascii="Times New Roman" w:eastAsia="SimSun" w:hAnsi="Times New Roman" w:cs="Times New Roman"/>
+          <w:color w:val="000000" w:themeColor="text1"/>
           <w:sz w:val="28"/>
           <w:szCs w:val="28"/>
           <w:lang w:eastAsia="zh-CN"/>
@@ -9456,6 +10195,7 @@
       <w:r>
         <w:rPr>
           <w:rFonts w:ascii="Times New Roman" w:eastAsia="SimSun" w:hAnsi="Times New Roman" w:cs="Times New Roman" w:hint="eastAsia"/>
+          <w:color w:val="000000" w:themeColor="text1"/>
           <w:sz w:val="28"/>
           <w:szCs w:val="28"/>
           <w:lang w:eastAsia="zh-CN"/>
@@ -9834,12 +10574,30 @@
       </w:r>
       <w:proofErr w:type="spellStart"/>
       <w:r>
+        <w:rPr>
+          <w:sz w:val="28"/>
+          <w:szCs w:val="28"/>
+        </w:rPr>
         <w:fldChar w:fldCharType="begin"/>
       </w:r>
       <w:r>
+        <w:rPr>
+          <w:sz w:val="28"/>
+          <w:szCs w:val="28"/>
+        </w:rPr>
         <w:instrText>HYPERLINK "http://www.fas.nus.edu.sg/ecs/people/profile/ecscsh.html"</w:instrText>
       </w:r>
       <w:r>
+        <w:rPr>
+          <w:sz w:val="28"/>
+          <w:szCs w:val="28"/>
+        </w:rPr>
+      </w:r>
+      <w:r>
+        <w:rPr>
+          <w:sz w:val="28"/>
+          <w:szCs w:val="28"/>
+        </w:rPr>
         <w:fldChar w:fldCharType="separate"/>
       </w:r>
       <w:r>
@@ -9862,6 +10620,10 @@
         <w:t xml:space="preserve"> Hong Chew</w:t>
       </w:r>
       <w:r>
+        <w:rPr>
+          <w:sz w:val="28"/>
+          <w:szCs w:val="28"/>
+        </w:rPr>
         <w:fldChar w:fldCharType="end"/>
       </w:r>
       <w:r>
@@ -10135,7 +10897,16 @@
           <w:sz w:val="28"/>
           <w:szCs w:val="28"/>
         </w:rPr>
-        <w:t>cientific Reports, Journal of Neuroscience, Psychology and Economics, Neuroscience, The Open Psychology Journal, International Journal of Services Operations and Informatics, CNS Neuroscience &amp; Therapeutics, Frontier in Neuroscience, Frontiers in Human Neuroscience, Frontiers in Psychology, PLOS ONE,</w:t>
+        <w:t xml:space="preserve">cientific Reports, Journal of Neuroscience, Psychology and Economics, Neuroscience, The Open Psychology Journal, International Journal of </w:t>
+      </w:r>
+      <w:r>
+        <w:rPr>
+          <w:rFonts w:eastAsia="SimSun"/>
+          <w:sz w:val="28"/>
+          <w:szCs w:val="28"/>
+        </w:rPr>
+        <w:lastRenderedPageBreak/>
+        <w:t>Services Operations and Informatics, CNS Neuroscience &amp; Therapeutics, Frontier in Neuroscience, Frontiers in Human Neuroscience, Frontiers in Psychology, PLOS ONE,</w:t>
       </w:r>
       <w:r>
         <w:rPr>
@@ -10267,7 +11038,7 @@
       <w:pPr>
         <w:ind w:firstLine="720"/>
         <w:rPr>
-          <w:rFonts w:eastAsia="SimSun"/>
+          <w:rFonts w:eastAsia="SimSun" w:hint="eastAsia"/>
           <w:color w:val="000000" w:themeColor="text1"/>
           <w:sz w:val="28"/>
           <w:szCs w:val="28"/>
@@ -11637,6 +12408,92 @@
     </w:lvl>
   </w:abstractNum>
   <w:abstractNum w:abstractNumId="12" w15:restartNumberingAfterBreak="0">
+    <w:nsid w:val="42393716"/>
+    <w:multiLevelType w:val="hybridMultilevel"/>
+    <w:tmpl w:val="61FA09B6"/>
+    <w:lvl w:ilvl="0" w:tplc="FFFFFFFF">
+      <w:start w:val="1"/>
+      <w:numFmt w:val="decimal"/>
+      <w:lvlText w:val="%1."/>
+      <w:lvlJc w:val="left"/>
+      <w:pPr>
+        <w:ind w:left="720" w:hanging="360"/>
+      </w:pPr>
+    </w:lvl>
+    <w:lvl w:ilvl="1" w:tplc="FFFFFFFF" w:tentative="1">
+      <w:start w:val="1"/>
+      <w:numFmt w:val="lowerLetter"/>
+      <w:lvlText w:val="%2."/>
+      <w:lvlJc w:val="left"/>
+      <w:pPr>
+        <w:ind w:left="1440" w:hanging="360"/>
+      </w:pPr>
+    </w:lvl>
+    <w:lvl w:ilvl="2" w:tplc="FFFFFFFF" w:tentative="1">
+      <w:start w:val="1"/>
+      <w:numFmt w:val="lowerRoman"/>
+      <w:lvlText w:val="%3."/>
+      <w:lvlJc w:val="right"/>
+      <w:pPr>
+        <w:ind w:left="2160" w:hanging="180"/>
+      </w:pPr>
+    </w:lvl>
+    <w:lvl w:ilvl="3" w:tplc="FFFFFFFF" w:tentative="1">
+      <w:start w:val="1"/>
+      <w:numFmt w:val="decimal"/>
+      <w:lvlText w:val="%4."/>
+      <w:lvlJc w:val="left"/>
+      <w:pPr>
+        <w:ind w:left="2880" w:hanging="360"/>
+      </w:pPr>
+    </w:lvl>
+    <w:lvl w:ilvl="4" w:tplc="FFFFFFFF" w:tentative="1">
+      <w:start w:val="1"/>
+      <w:numFmt w:val="lowerLetter"/>
+      <w:lvlText w:val="%5."/>
+      <w:lvlJc w:val="left"/>
+      <w:pPr>
+        <w:ind w:left="3600" w:hanging="360"/>
+      </w:pPr>
+    </w:lvl>
+    <w:lvl w:ilvl="5" w:tplc="FFFFFFFF" w:tentative="1">
+      <w:start w:val="1"/>
+      <w:numFmt w:val="lowerRoman"/>
+      <w:lvlText w:val="%6."/>
+      <w:lvlJc w:val="right"/>
+      <w:pPr>
+        <w:ind w:left="4320" w:hanging="180"/>
+      </w:pPr>
+    </w:lvl>
+    <w:lvl w:ilvl="6" w:tplc="FFFFFFFF" w:tentative="1">
+      <w:start w:val="1"/>
+      <w:numFmt w:val="decimal"/>
+      <w:lvlText w:val="%7."/>
+      <w:lvlJc w:val="left"/>
+      <w:pPr>
+        <w:ind w:left="5040" w:hanging="360"/>
+      </w:pPr>
+    </w:lvl>
+    <w:lvl w:ilvl="7" w:tplc="FFFFFFFF" w:tentative="1">
+      <w:start w:val="1"/>
+      <w:numFmt w:val="lowerLetter"/>
+      <w:lvlText w:val="%8."/>
+      <w:lvlJc w:val="left"/>
+      <w:pPr>
+        <w:ind w:left="5760" w:hanging="360"/>
+      </w:pPr>
+    </w:lvl>
+    <w:lvl w:ilvl="8" w:tplc="FFFFFFFF" w:tentative="1">
+      <w:start w:val="1"/>
+      <w:numFmt w:val="lowerRoman"/>
+      <w:lvlText w:val="%9."/>
+      <w:lvlJc w:val="right"/>
+      <w:pPr>
+        <w:ind w:left="6480" w:hanging="180"/>
+      </w:pPr>
+    </w:lvl>
+  </w:abstractNum>
+  <w:abstractNum w:abstractNumId="13" w15:restartNumberingAfterBreak="0">
     <w:nsid w:val="4C187CFB"/>
     <w:multiLevelType w:val="hybridMultilevel"/>
     <w:tmpl w:val="12BE6D6E"/>
@@ -11725,7 +12582,7 @@
       </w:pPr>
     </w:lvl>
   </w:abstractNum>
-  <w:abstractNum w:abstractNumId="13" w15:restartNumberingAfterBreak="0">
+  <w:abstractNum w:abstractNumId="14" w15:restartNumberingAfterBreak="0">
     <w:nsid w:val="56397EEA"/>
     <w:multiLevelType w:val="hybridMultilevel"/>
     <w:tmpl w:val="8BB87C90"/>
@@ -11811,7 +12668,7 @@
       </w:pPr>
     </w:lvl>
   </w:abstractNum>
-  <w:abstractNum w:abstractNumId="14" w15:restartNumberingAfterBreak="0">
+  <w:abstractNum w:abstractNumId="15" w15:restartNumberingAfterBreak="0">
     <w:nsid w:val="5AAB2B28"/>
     <w:multiLevelType w:val="hybridMultilevel"/>
     <w:tmpl w:val="8CE485C0"/>
@@ -11900,7 +12757,7 @@
       </w:pPr>
     </w:lvl>
   </w:abstractNum>
-  <w:abstractNum w:abstractNumId="15" w15:restartNumberingAfterBreak="0">
+  <w:abstractNum w:abstractNumId="16" w15:restartNumberingAfterBreak="0">
     <w:nsid w:val="5EE83A42"/>
     <w:multiLevelType w:val="hybridMultilevel"/>
     <w:tmpl w:val="61FA09B6"/>
@@ -11986,7 +12843,7 @@
       </w:pPr>
     </w:lvl>
   </w:abstractNum>
-  <w:abstractNum w:abstractNumId="16" w15:restartNumberingAfterBreak="0">
+  <w:abstractNum w:abstractNumId="17" w15:restartNumberingAfterBreak="0">
     <w:nsid w:val="624E23DE"/>
     <w:multiLevelType w:val="hybridMultilevel"/>
     <w:tmpl w:val="822E8030"/>
@@ -12072,7 +12929,7 @@
       </w:pPr>
     </w:lvl>
   </w:abstractNum>
-  <w:abstractNum w:abstractNumId="17" w15:restartNumberingAfterBreak="0">
+  <w:abstractNum w:abstractNumId="18" w15:restartNumberingAfterBreak="0">
     <w:nsid w:val="645971BB"/>
     <w:multiLevelType w:val="hybridMultilevel"/>
     <w:tmpl w:val="A28E93F6"/>
@@ -12163,7 +13020,7 @@
       </w:pPr>
     </w:lvl>
   </w:abstractNum>
-  <w:abstractNum w:abstractNumId="18" w15:restartNumberingAfterBreak="0">
+  <w:abstractNum w:abstractNumId="19" w15:restartNumberingAfterBreak="0">
     <w:nsid w:val="6DA10C49"/>
     <w:multiLevelType w:val="hybridMultilevel"/>
     <w:tmpl w:val="61848556"/>
@@ -12276,7 +13133,93 @@
       </w:rPr>
     </w:lvl>
   </w:abstractNum>
-  <w:abstractNum w:abstractNumId="19" w15:restartNumberingAfterBreak="0">
+  <w:abstractNum w:abstractNumId="20" w15:restartNumberingAfterBreak="0">
+    <w:nsid w:val="766C5BEF"/>
+    <w:multiLevelType w:val="hybridMultilevel"/>
+    <w:tmpl w:val="306050A6"/>
+    <w:lvl w:ilvl="0" w:tplc="0409000F">
+      <w:start w:val="1"/>
+      <w:numFmt w:val="decimal"/>
+      <w:lvlText w:val="%1."/>
+      <w:lvlJc w:val="left"/>
+      <w:pPr>
+        <w:ind w:left="1440" w:hanging="360"/>
+      </w:pPr>
+    </w:lvl>
+    <w:lvl w:ilvl="1" w:tplc="04090019" w:tentative="1">
+      <w:start w:val="1"/>
+      <w:numFmt w:val="lowerLetter"/>
+      <w:lvlText w:val="%2."/>
+      <w:lvlJc w:val="left"/>
+      <w:pPr>
+        <w:ind w:left="2160" w:hanging="360"/>
+      </w:pPr>
+    </w:lvl>
+    <w:lvl w:ilvl="2" w:tplc="0409001B" w:tentative="1">
+      <w:start w:val="1"/>
+      <w:numFmt w:val="lowerRoman"/>
+      <w:lvlText w:val="%3."/>
+      <w:lvlJc w:val="right"/>
+      <w:pPr>
+        <w:ind w:left="2880" w:hanging="180"/>
+      </w:pPr>
+    </w:lvl>
+    <w:lvl w:ilvl="3" w:tplc="0409000F" w:tentative="1">
+      <w:start w:val="1"/>
+      <w:numFmt w:val="decimal"/>
+      <w:lvlText w:val="%4."/>
+      <w:lvlJc w:val="left"/>
+      <w:pPr>
+        <w:ind w:left="3600" w:hanging="360"/>
+      </w:pPr>
+    </w:lvl>
+    <w:lvl w:ilvl="4" w:tplc="04090019" w:tentative="1">
+      <w:start w:val="1"/>
+      <w:numFmt w:val="lowerLetter"/>
+      <w:lvlText w:val="%5."/>
+      <w:lvlJc w:val="left"/>
+      <w:pPr>
+        <w:ind w:left="4320" w:hanging="360"/>
+      </w:pPr>
+    </w:lvl>
+    <w:lvl w:ilvl="5" w:tplc="0409001B" w:tentative="1">
+      <w:start w:val="1"/>
+      <w:numFmt w:val="lowerRoman"/>
+      <w:lvlText w:val="%6."/>
+      <w:lvlJc w:val="right"/>
+      <w:pPr>
+        <w:ind w:left="5040" w:hanging="180"/>
+      </w:pPr>
+    </w:lvl>
+    <w:lvl w:ilvl="6" w:tplc="0409000F" w:tentative="1">
+      <w:start w:val="1"/>
+      <w:numFmt w:val="decimal"/>
+      <w:lvlText w:val="%7."/>
+      <w:lvlJc w:val="left"/>
+      <w:pPr>
+        <w:ind w:left="5760" w:hanging="360"/>
+      </w:pPr>
+    </w:lvl>
+    <w:lvl w:ilvl="7" w:tplc="04090019" w:tentative="1">
+      <w:start w:val="1"/>
+      <w:numFmt w:val="lowerLetter"/>
+      <w:lvlText w:val="%8."/>
+      <w:lvlJc w:val="left"/>
+      <w:pPr>
+        <w:ind w:left="6480" w:hanging="360"/>
+      </w:pPr>
+    </w:lvl>
+    <w:lvl w:ilvl="8" w:tplc="0409001B" w:tentative="1">
+      <w:start w:val="1"/>
+      <w:numFmt w:val="lowerRoman"/>
+      <w:lvlText w:val="%9."/>
+      <w:lvlJc w:val="right"/>
+      <w:pPr>
+        <w:ind w:left="7200" w:hanging="180"/>
+      </w:pPr>
+    </w:lvl>
+  </w:abstractNum>
+  <w:abstractNum w:abstractNumId="21" w15:restartNumberingAfterBreak="0">
     <w:nsid w:val="7AE907A7"/>
     <w:multiLevelType w:val="hybridMultilevel"/>
     <w:tmpl w:val="8BB87C90"/>
@@ -12366,7 +13309,7 @@
     <w:abstractNumId w:val="0"/>
   </w:num>
   <w:num w:numId="2" w16cid:durableId="1804271815">
-    <w:abstractNumId w:val="17"/>
+    <w:abstractNumId w:val="18"/>
   </w:num>
   <w:num w:numId="3" w16cid:durableId="2087800179">
     <w:abstractNumId w:val="6"/>
@@ -12381,16 +13324,16 @@
     <w:abstractNumId w:val="4"/>
   </w:num>
   <w:num w:numId="7" w16cid:durableId="1414618863">
-    <w:abstractNumId w:val="15"/>
+    <w:abstractNumId w:val="16"/>
   </w:num>
   <w:num w:numId="8" w16cid:durableId="852842776">
-    <w:abstractNumId w:val="12"/>
+    <w:abstractNumId w:val="13"/>
   </w:num>
   <w:num w:numId="9" w16cid:durableId="1754163558">
     <w:abstractNumId w:val="11"/>
   </w:num>
   <w:num w:numId="10" w16cid:durableId="1406415483">
-    <w:abstractNumId w:val="16"/>
+    <w:abstractNumId w:val="17"/>
   </w:num>
   <w:num w:numId="11" w16cid:durableId="1859275901">
     <w:abstractNumId w:val="10"/>
@@ -12405,22 +13348,28 @@
     <w:abstractNumId w:val="2"/>
   </w:num>
   <w:num w:numId="15" w16cid:durableId="1282570640">
-    <w:abstractNumId w:val="18"/>
+    <w:abstractNumId w:val="19"/>
   </w:num>
   <w:num w:numId="16" w16cid:durableId="1486045479">
     <w:abstractNumId w:val="9"/>
   </w:num>
   <w:num w:numId="17" w16cid:durableId="1724257751">
-    <w:abstractNumId w:val="14"/>
+    <w:abstractNumId w:val="15"/>
   </w:num>
   <w:num w:numId="18" w16cid:durableId="348677113">
     <w:abstractNumId w:val="8"/>
   </w:num>
   <w:num w:numId="19" w16cid:durableId="1263412467">
-    <w:abstractNumId w:val="19"/>
+    <w:abstractNumId w:val="21"/>
   </w:num>
   <w:num w:numId="20" w16cid:durableId="592129318">
-    <w:abstractNumId w:val="13"/>
+    <w:abstractNumId w:val="14"/>
+  </w:num>
+  <w:num w:numId="21" w16cid:durableId="1608197785">
+    <w:abstractNumId w:val="20"/>
+  </w:num>
+  <w:num w:numId="22" w16cid:durableId="2067797119">
+    <w:abstractNumId w:val="12"/>
   </w:num>
 </w:numbering>
 </file>
